--- a/assets/resume/John Santosuosso Resume.docx
+++ b/assets/resume/John Santosuosso Resume.docx
@@ -19,8 +19,8 @@
           <w:rFonts w:ascii="Times New Roman" w:hAnsi="Times New Roman" w:cs="Times New Roman"/>
           <w:b/>
           <w:bCs/>
-          <w:sz w:val="36"/>
-          <w:szCs w:val="36"/>
+          <w:sz w:val="32"/>
+          <w:szCs w:val="32"/>
         </w:rPr>
         <w:t>JOHN SANTOSUOSSO</w:t>
       </w:r>
@@ -420,7 +420,7 @@
           <w:sz w:val="22"/>
           <w:szCs w:val="22"/>
         </w:rPr>
-        <w:t>: Biomedical Engineering | GPA: 3.4/4.0</w:t>
+        <w:t>: Biomedical Engineering</w:t>
       </w:r>
     </w:p>
     <w:p>
@@ -615,25 +615,7 @@
           <w:sz w:val="22"/>
           <w:szCs w:val="22"/>
         </w:rPr>
-        <w:t xml:space="preserve">: SolidWorks, MATLAB, C++, Arduino, </w:t>
-      </w:r>
-      <w:proofErr w:type="spellStart"/>
-      <w:r>
-        <w:rPr>
-          <w:rFonts w:ascii="Times New Roman" w:hAnsi="Times New Roman" w:cs="Times New Roman"/>
-          <w:sz w:val="22"/>
-          <w:szCs w:val="22"/>
-        </w:rPr>
-        <w:t>Onshape</w:t>
-      </w:r>
-      <w:proofErr w:type="spellEnd"/>
-      <w:r>
-        <w:rPr>
-          <w:rFonts w:ascii="Times New Roman" w:hAnsi="Times New Roman" w:cs="Times New Roman"/>
-          <w:sz w:val="22"/>
-          <w:szCs w:val="22"/>
-        </w:rPr>
-        <w:t>, 3D Printing, GD&amp;T</w:t>
+        <w:t>: SolidWorks, MATLAB, C++, Arduino, Onshape, 3D Printing, GD&amp;T</w:t>
       </w:r>
       <w:r>
         <w:rPr>
@@ -642,6 +624,14 @@
           <w:szCs w:val="22"/>
         </w:rPr>
         <w:t xml:space="preserve">, </w:t>
+      </w:r>
+      <w:r>
+        <w:rPr>
+          <w:rFonts w:ascii="Times New Roman" w:hAnsi="Times New Roman" w:cs="Times New Roman"/>
+          <w:sz w:val="22"/>
+          <w:szCs w:val="22"/>
+        </w:rPr>
+        <w:t xml:space="preserve">Creo, </w:t>
       </w:r>
       <w:r>
         <w:rPr>
@@ -903,7 +893,27 @@
           <w:sz w:val="22"/>
           <w:szCs w:val="22"/>
         </w:rPr>
-        <w:t>Researcher, Robotics Engineer – VT Competitive Robotics Organization (</w:t>
+        <w:t>Researcher, Robotics Engineer – V</w:t>
+      </w:r>
+      <w:r>
+        <w:rPr>
+          <w:rFonts w:ascii="Times New Roman" w:hAnsi="Times New Roman" w:cs="Times New Roman"/>
+          <w:b/>
+          <w:bCs/>
+          <w:sz w:val="22"/>
+          <w:szCs w:val="22"/>
+        </w:rPr>
+        <w:t>irginia Tech</w:t>
+      </w:r>
+      <w:r>
+        <w:rPr>
+          <w:rFonts w:ascii="Times New Roman" w:hAnsi="Times New Roman" w:cs="Times New Roman"/>
+          <w:b/>
+          <w:bCs/>
+          <w:sz w:val="22"/>
+          <w:szCs w:val="22"/>
+        </w:rPr>
+        <w:t xml:space="preserve"> Competitive Robotics Organization (</w:t>
       </w:r>
       <w:r>
         <w:rPr>
@@ -931,8 +941,15 @@
           <w:sz w:val="22"/>
           <w:szCs w:val="22"/>
         </w:rPr>
-        <w:tab/>
-        <w:t xml:space="preserve">                     Sep 2025 – Present</w:t>
+        <w:t xml:space="preserve">     </w:t>
+      </w:r>
+      <w:r>
+        <w:rPr>
+          <w:rFonts w:ascii="Times New Roman" w:hAnsi="Times New Roman" w:cs="Times New Roman"/>
+          <w:sz w:val="22"/>
+          <w:szCs w:val="22"/>
+        </w:rPr>
+        <w:t>Sep 2025 – Present</w:t>
       </w:r>
     </w:p>
     <w:p>
@@ -1085,6 +1102,14 @@
         </w:rPr>
         <w:t>, 3D printing for part manufacturing</w:t>
       </w:r>
+      <w:r>
+        <w:rPr>
+          <w:rFonts w:ascii="Times New Roman" w:hAnsi="Times New Roman" w:cs="Times New Roman"/>
+          <w:sz w:val="22"/>
+          <w:szCs w:val="22"/>
+        </w:rPr>
+        <w:t>.</w:t>
+      </w:r>
     </w:p>
     <w:p>
       <w:pPr>
@@ -1106,7 +1131,23 @@
           <w:sz w:val="22"/>
           <w:szCs w:val="22"/>
         </w:rPr>
-        <w:t>Develop and test</w:t>
+        <w:t>Develop</w:t>
+      </w:r>
+      <w:r>
+        <w:rPr>
+          <w:rFonts w:ascii="Times New Roman" w:hAnsi="Times New Roman" w:cs="Times New Roman"/>
+          <w:sz w:val="22"/>
+          <w:szCs w:val="22"/>
+        </w:rPr>
+        <w:t>, waterproof,</w:t>
+      </w:r>
+      <w:r>
+        <w:rPr>
+          <w:rFonts w:ascii="Times New Roman" w:hAnsi="Times New Roman" w:cs="Times New Roman"/>
+          <w:sz w:val="22"/>
+          <w:szCs w:val="22"/>
+        </w:rPr>
+        <w:t xml:space="preserve"> and test</w:t>
       </w:r>
       <w:r>
         <w:rPr>
@@ -1138,7 +1179,7 @@
           <w:sz w:val="22"/>
           <w:szCs w:val="22"/>
         </w:rPr>
-        <w:t>for depths up to 16 ft (5m)</w:t>
+        <w:t>for depths up to 16 ft</w:t>
       </w:r>
       <w:r>
         <w:rPr>
@@ -1388,7 +1429,39 @@
           <w:sz w:val="22"/>
           <w:szCs w:val="22"/>
         </w:rPr>
-        <w:t>Program C++ scripts in Arduino IDE to integrate myoelectric, force sensors and control 3D-printed fingers.</w:t>
+        <w:t>Program C++ scripts in Arduino IDE to integrate myoelectric</w:t>
+      </w:r>
+      <w:r>
+        <w:rPr>
+          <w:rFonts w:ascii="Times New Roman" w:hAnsi="Times New Roman" w:cs="Times New Roman"/>
+          <w:sz w:val="22"/>
+          <w:szCs w:val="22"/>
+        </w:rPr>
+        <w:t xml:space="preserve"> sensors</w:t>
+      </w:r>
+      <w:r>
+        <w:rPr>
+          <w:rFonts w:ascii="Times New Roman" w:hAnsi="Times New Roman" w:cs="Times New Roman"/>
+          <w:sz w:val="22"/>
+          <w:szCs w:val="22"/>
+        </w:rPr>
+        <w:t>, force sensors and control 3D</w:t>
+      </w:r>
+      <w:r>
+        <w:rPr>
+          <w:rFonts w:ascii="Times New Roman" w:hAnsi="Times New Roman" w:cs="Times New Roman"/>
+          <w:sz w:val="22"/>
+          <w:szCs w:val="22"/>
+        </w:rPr>
+        <w:t xml:space="preserve"> </w:t>
+      </w:r>
+      <w:r>
+        <w:rPr>
+          <w:rFonts w:ascii="Times New Roman" w:hAnsi="Times New Roman" w:cs="Times New Roman"/>
+          <w:sz w:val="22"/>
+          <w:szCs w:val="22"/>
+        </w:rPr>
+        <w:t>printed fingers.</w:t>
       </w:r>
     </w:p>
     <w:p>
@@ -1487,29 +1560,7 @@
           <w:sz w:val="22"/>
           <w:szCs w:val="22"/>
         </w:rPr>
-        <w:t xml:space="preserve">Mechanical Engineer – </w:t>
-      </w:r>
-      <w:proofErr w:type="spellStart"/>
-      <w:r>
-        <w:rPr>
-          <w:rFonts w:ascii="Times New Roman" w:hAnsi="Times New Roman" w:cs="Times New Roman"/>
-          <w:b/>
-          <w:bCs/>
-          <w:sz w:val="22"/>
-          <w:szCs w:val="22"/>
-        </w:rPr>
-        <w:t>CanSat</w:t>
-      </w:r>
-      <w:proofErr w:type="spellEnd"/>
-      <w:r>
-        <w:rPr>
-          <w:rFonts w:ascii="Times New Roman" w:hAnsi="Times New Roman" w:cs="Times New Roman"/>
-          <w:b/>
-          <w:bCs/>
-          <w:sz w:val="22"/>
-          <w:szCs w:val="22"/>
-        </w:rPr>
-        <w:t xml:space="preserve"> @ Virginia Tech</w:t>
+        <w:t>Mechanical Engineer – CanSat @ Virginia Tech</w:t>
       </w:r>
       <w:r>
         <w:rPr>
@@ -1596,7 +1647,23 @@
           <w:sz w:val="22"/>
           <w:szCs w:val="22"/>
         </w:rPr>
-        <w:t xml:space="preserve">Probe launched as nose of rocket, separated at apex, fell between 10-30 m/s with aerobrake, then fell between 0-2 m/s parachute below 750 ft. Simulated sensitive equipment and sample return by protecting an egg throughout. </w:t>
+        <w:t xml:space="preserve">Probe launched as nose of rocket, separated at apex, fell between 10-30 m/s with aerobrake, then fell between 0-2 m/s </w:t>
+      </w:r>
+      <w:r>
+        <w:rPr>
+          <w:rFonts w:ascii="Times New Roman" w:hAnsi="Times New Roman" w:cs="Times New Roman"/>
+          <w:sz w:val="22"/>
+          <w:szCs w:val="22"/>
+        </w:rPr>
+        <w:t xml:space="preserve">with </w:t>
+      </w:r>
+      <w:r>
+        <w:rPr>
+          <w:rFonts w:ascii="Times New Roman" w:hAnsi="Times New Roman" w:cs="Times New Roman"/>
+          <w:sz w:val="22"/>
+          <w:szCs w:val="22"/>
+        </w:rPr>
+        <w:t xml:space="preserve">parachute below 750 ft. Simulated sensitive equipment and sample return by protecting an egg throughout. </w:t>
       </w:r>
     </w:p>
     <w:p>
@@ -1682,23 +1749,23 @@
           <w:sz w:val="22"/>
           <w:szCs w:val="22"/>
         </w:rPr>
-        <w:t>Probe survived thermal testing and impact from 3500</w:t>
-      </w:r>
-      <w:r>
-        <w:rPr>
-          <w:rFonts w:ascii="Times New Roman" w:hAnsi="Times New Roman" w:cs="Times New Roman"/>
-          <w:sz w:val="22"/>
-          <w:szCs w:val="22"/>
-        </w:rPr>
-        <w:t>+</w:t>
-      </w:r>
-      <w:r>
-        <w:rPr>
-          <w:rFonts w:ascii="Times New Roman" w:hAnsi="Times New Roman" w:cs="Times New Roman"/>
-          <w:sz w:val="22"/>
-          <w:szCs w:val="22"/>
-        </w:rPr>
-        <w:t xml:space="preserve"> ft while conforming to a 0.9 kg max</w:t>
+        <w:t xml:space="preserve">Probe survived thermal testing and impact from </w:t>
+      </w:r>
+      <w:r>
+        <w:rPr>
+          <w:rFonts w:ascii="Times New Roman" w:hAnsi="Times New Roman" w:cs="Times New Roman"/>
+          <w:sz w:val="22"/>
+          <w:szCs w:val="22"/>
+        </w:rPr>
+        <w:t>10,0</w:t>
+      </w:r>
+      <w:r>
+        <w:rPr>
+          <w:rFonts w:ascii="Times New Roman" w:hAnsi="Times New Roman" w:cs="Times New Roman"/>
+          <w:sz w:val="22"/>
+          <w:szCs w:val="22"/>
+        </w:rPr>
+        <w:t>00 ft while conforming to a 0.9 kg max</w:t>
       </w:r>
       <w:r>
         <w:rPr>
@@ -1737,7 +1804,7 @@
           <w:sz w:val="22"/>
           <w:szCs w:val="22"/>
         </w:rPr>
-        <w:t>Placed 38th of 100+ teams worldwide in NASA, Lockheed Martin–sponsored AAS CanSat competition.</w:t>
+        <w:t>Place 38th of 100+ teams worldwide in NASA, Lockheed Martin–sponsored AAS CanSat competition.</w:t>
       </w:r>
     </w:p>
     <w:p>
@@ -1944,20 +2011,10 @@
       <w:r>
         <w:rPr>
           <w:rFonts w:ascii="Times New Roman" w:hAnsi="Times New Roman" w:cs="Times New Roman"/>
-          <w:b/>
-          <w:bCs/>
-          <w:sz w:val="22"/>
-          <w:szCs w:val="22"/>
-        </w:rPr>
-        <w:t>Product</w:t>
-      </w:r>
-      <w:r>
-        <w:rPr>
-          <w:rFonts w:ascii="Times New Roman" w:hAnsi="Times New Roman" w:cs="Times New Roman"/>
-          <w:sz w:val="22"/>
-          <w:szCs w:val="22"/>
-        </w:rPr>
-        <w:t xml:space="preserve"> | </w:t>
+          <w:sz w:val="22"/>
+          <w:szCs w:val="22"/>
+        </w:rPr>
+        <w:t xml:space="preserve">| </w:t>
       </w:r>
       <w:r>
         <w:rPr>
@@ -2076,25 +2133,7 @@
           <w:sz w:val="22"/>
           <w:szCs w:val="22"/>
         </w:rPr>
-        <w:t xml:space="preserve">Work as part of 4-person team to design, 3D </w:t>
-      </w:r>
-      <w:proofErr w:type="gramStart"/>
-      <w:r>
-        <w:rPr>
-          <w:rFonts w:ascii="Times New Roman" w:hAnsi="Times New Roman" w:cs="Times New Roman"/>
-          <w:sz w:val="22"/>
-          <w:szCs w:val="22"/>
-        </w:rPr>
-        <w:t>print</w:t>
-      </w:r>
-      <w:proofErr w:type="gramEnd"/>
-      <w:r>
-        <w:rPr>
-          <w:rFonts w:ascii="Times New Roman" w:hAnsi="Times New Roman" w:cs="Times New Roman"/>
-          <w:sz w:val="22"/>
-          <w:szCs w:val="22"/>
-        </w:rPr>
-        <w:t xml:space="preserve"> molds, cast silicone body and bladder, </w:t>
+        <w:t xml:space="preserve">Work as part of 4-person team to design, 3D print molds, cast silicone body and bladder, </w:t>
       </w:r>
       <w:r>
         <w:rPr>
@@ -2178,110 +2217,6 @@
     </w:p>
     <w:p>
       <w:pPr>
-        <w:spacing w:after="0"/>
-        <w:rPr>
-          <w:rFonts w:ascii="Times New Roman" w:hAnsi="Times New Roman" w:cs="Times New Roman"/>
-          <w:sz w:val="22"/>
-          <w:szCs w:val="22"/>
-        </w:rPr>
-      </w:pPr>
-      <w:proofErr w:type="spellStart"/>
-      <w:r>
-        <w:rPr>
-          <w:rFonts w:ascii="Times New Roman" w:hAnsi="Times New Roman" w:cs="Times New Roman"/>
-          <w:b/>
-          <w:bCs/>
-          <w:sz w:val="22"/>
-          <w:szCs w:val="22"/>
-        </w:rPr>
-        <w:t>QuikStep</w:t>
-      </w:r>
-      <w:proofErr w:type="spellEnd"/>
-      <w:r>
-        <w:rPr>
-          <w:rFonts w:ascii="Times New Roman" w:hAnsi="Times New Roman" w:cs="Times New Roman"/>
-          <w:b/>
-          <w:bCs/>
-          <w:sz w:val="22"/>
-          <w:szCs w:val="22"/>
-        </w:rPr>
-        <w:t xml:space="preserve"> Mock Product</w:t>
-      </w:r>
-      <w:r>
-        <w:rPr>
-          <w:rFonts w:ascii="Times New Roman" w:hAnsi="Times New Roman" w:cs="Times New Roman"/>
-          <w:sz w:val="22"/>
-          <w:szCs w:val="22"/>
-        </w:rPr>
-        <w:t xml:space="preserve"> | </w:t>
-      </w:r>
-      <w:r>
-        <w:rPr>
-          <w:rFonts w:ascii="Times New Roman" w:hAnsi="Times New Roman" w:cs="Times New Roman"/>
-          <w:sz w:val="22"/>
-          <w:szCs w:val="22"/>
-        </w:rPr>
-        <w:t xml:space="preserve">Project Manager | </w:t>
-      </w:r>
-      <w:r>
-        <w:rPr>
-          <w:rFonts w:ascii="Times New Roman" w:hAnsi="Times New Roman" w:cs="Times New Roman"/>
-          <w:sz w:val="22"/>
-          <w:szCs w:val="22"/>
-        </w:rPr>
-        <w:t>Siemens NX, FMEA, C</w:t>
-      </w:r>
-      <w:r>
-        <w:rPr>
-          <w:rFonts w:ascii="Times New Roman" w:hAnsi="Times New Roman" w:cs="Times New Roman"/>
-          <w:sz w:val="22"/>
-          <w:szCs w:val="22"/>
-        </w:rPr>
-        <w:t>++, DFM</w:t>
-      </w:r>
-      <w:r>
-        <w:rPr>
-          <w:rFonts w:ascii="Times New Roman" w:hAnsi="Times New Roman" w:cs="Times New Roman"/>
-          <w:sz w:val="22"/>
-          <w:szCs w:val="22"/>
-        </w:rPr>
-        <w:tab/>
-      </w:r>
-      <w:r>
-        <w:rPr>
-          <w:rFonts w:ascii="Times New Roman" w:hAnsi="Times New Roman" w:cs="Times New Roman"/>
-          <w:sz w:val="22"/>
-          <w:szCs w:val="22"/>
-        </w:rPr>
-        <w:tab/>
-      </w:r>
-      <w:r>
-        <w:rPr>
-          <w:rFonts w:ascii="Times New Roman" w:hAnsi="Times New Roman" w:cs="Times New Roman"/>
-          <w:sz w:val="22"/>
-          <w:szCs w:val="22"/>
-        </w:rPr>
-        <w:tab/>
-      </w:r>
-      <w:r>
-        <w:rPr>
-          <w:rFonts w:ascii="Times New Roman" w:hAnsi="Times New Roman" w:cs="Times New Roman"/>
-          <w:sz w:val="22"/>
-          <w:szCs w:val="22"/>
-        </w:rPr>
-        <w:t xml:space="preserve">   </w:t>
-      </w:r>
-      <w:r>
-        <w:rPr>
-          <w:rFonts w:ascii="Times New Roman" w:hAnsi="Times New Roman" w:cs="Times New Roman"/>
-          <w:sz w:val="22"/>
-          <w:szCs w:val="22"/>
-        </w:rPr>
-        <w:t>Feb 2024 – May 2025</w:t>
-      </w:r>
-    </w:p>
-    <w:p>
-      <w:pPr>
         <w:pStyle w:val="ListParagraph"/>
         <w:numPr>
           <w:ilvl w:val="0"/>
@@ -2300,39 +2235,141 @@
           <w:sz w:val="22"/>
           <w:szCs w:val="22"/>
         </w:rPr>
-        <w:t>Le</w:t>
-      </w:r>
-      <w:r>
-        <w:rPr>
-          <w:rFonts w:ascii="Times New Roman" w:hAnsi="Times New Roman" w:cs="Times New Roman"/>
-          <w:sz w:val="22"/>
-          <w:szCs w:val="22"/>
-        </w:rPr>
-        <w:t>a</w:t>
-      </w:r>
-      <w:r>
-        <w:rPr>
-          <w:rFonts w:ascii="Times New Roman" w:hAnsi="Times New Roman" w:cs="Times New Roman"/>
-          <w:sz w:val="22"/>
-          <w:szCs w:val="22"/>
-        </w:rPr>
-        <w:t xml:space="preserve">d 4-person team through design, manufacturing, and presentation phases of a </w:t>
-      </w:r>
-      <w:r>
-        <w:rPr>
-          <w:rFonts w:ascii="Times New Roman" w:hAnsi="Times New Roman" w:cs="Times New Roman"/>
-          <w:sz w:val="22"/>
-          <w:szCs w:val="22"/>
-        </w:rPr>
-        <w:t xml:space="preserve">deployable </w:t>
-      </w:r>
-      <w:r>
-        <w:rPr>
-          <w:rFonts w:ascii="Times New Roman" w:hAnsi="Times New Roman" w:cs="Times New Roman"/>
-          <w:sz w:val="22"/>
-          <w:szCs w:val="22"/>
-        </w:rPr>
-        <w:t>bed ladder accessory.</w:t>
+        <w:t>Compete against 7 teams in race across 45” water tank to win 1</w:t>
+      </w:r>
+      <w:r>
+        <w:rPr>
+          <w:rFonts w:ascii="Times New Roman" w:hAnsi="Times New Roman" w:cs="Times New Roman"/>
+          <w:sz w:val="22"/>
+          <w:szCs w:val="22"/>
+          <w:vertAlign w:val="superscript"/>
+        </w:rPr>
+        <w:t>st</w:t>
+      </w:r>
+      <w:r>
+        <w:rPr>
+          <w:rFonts w:ascii="Times New Roman" w:hAnsi="Times New Roman" w:cs="Times New Roman"/>
+          <w:sz w:val="22"/>
+          <w:szCs w:val="22"/>
+        </w:rPr>
+        <w:t xml:space="preserve"> place and set new class record of 12 seconds.</w:t>
+      </w:r>
+    </w:p>
+    <w:p>
+      <w:pPr>
+        <w:spacing w:after="0"/>
+        <w:rPr>
+          <w:rFonts w:ascii="Times New Roman" w:hAnsi="Times New Roman" w:cs="Times New Roman"/>
+          <w:sz w:val="22"/>
+          <w:szCs w:val="22"/>
+        </w:rPr>
+      </w:pPr>
+      <w:r>
+        <w:rPr>
+          <w:rFonts w:ascii="Times New Roman" w:hAnsi="Times New Roman" w:cs="Times New Roman"/>
+          <w:b/>
+          <w:bCs/>
+          <w:sz w:val="22"/>
+          <w:szCs w:val="22"/>
+        </w:rPr>
+        <w:t>QuikStep Mock Product</w:t>
+      </w:r>
+      <w:r>
+        <w:rPr>
+          <w:rFonts w:ascii="Times New Roman" w:hAnsi="Times New Roman" w:cs="Times New Roman"/>
+          <w:sz w:val="22"/>
+          <w:szCs w:val="22"/>
+        </w:rPr>
+        <w:t xml:space="preserve"> | </w:t>
+      </w:r>
+      <w:r>
+        <w:rPr>
+          <w:rFonts w:ascii="Times New Roman" w:hAnsi="Times New Roman" w:cs="Times New Roman"/>
+          <w:sz w:val="22"/>
+          <w:szCs w:val="22"/>
+        </w:rPr>
+        <w:t xml:space="preserve">Project Manager | </w:t>
+      </w:r>
+      <w:r>
+        <w:rPr>
+          <w:rFonts w:ascii="Times New Roman" w:hAnsi="Times New Roman" w:cs="Times New Roman"/>
+          <w:sz w:val="22"/>
+          <w:szCs w:val="22"/>
+        </w:rPr>
+        <w:t xml:space="preserve">Siemens NX, FMEA, </w:t>
+      </w:r>
+      <w:r>
+        <w:rPr>
+          <w:rFonts w:ascii="Times New Roman" w:hAnsi="Times New Roman" w:cs="Times New Roman"/>
+          <w:sz w:val="22"/>
+          <w:szCs w:val="22"/>
+        </w:rPr>
+        <w:t>C</w:t>
+      </w:r>
+      <w:r>
+        <w:rPr>
+          <w:rFonts w:ascii="Times New Roman" w:hAnsi="Times New Roman" w:cs="Times New Roman"/>
+          <w:sz w:val="22"/>
+          <w:szCs w:val="22"/>
+        </w:rPr>
+        <w:t>++</w:t>
+      </w:r>
+      <w:r>
+        <w:rPr>
+          <w:rFonts w:ascii="Times New Roman" w:hAnsi="Times New Roman" w:cs="Times New Roman"/>
+          <w:sz w:val="22"/>
+          <w:szCs w:val="22"/>
+        </w:rPr>
+        <w:t xml:space="preserve"> </w:t>
+      </w:r>
+      <w:r>
+        <w:rPr>
+          <w:rFonts w:ascii="Times New Roman" w:hAnsi="Times New Roman" w:cs="Times New Roman"/>
+          <w:sz w:val="22"/>
+          <w:szCs w:val="22"/>
+        </w:rPr>
+        <w:tab/>
+      </w:r>
+      <w:r>
+        <w:rPr>
+          <w:rFonts w:ascii="Times New Roman" w:hAnsi="Times New Roman" w:cs="Times New Roman"/>
+          <w:sz w:val="22"/>
+          <w:szCs w:val="22"/>
+        </w:rPr>
+        <w:tab/>
+      </w:r>
+      <w:r>
+        <w:rPr>
+          <w:rFonts w:ascii="Times New Roman" w:hAnsi="Times New Roman" w:cs="Times New Roman"/>
+          <w:sz w:val="22"/>
+          <w:szCs w:val="22"/>
+        </w:rPr>
+        <w:tab/>
+      </w:r>
+      <w:r>
+        <w:rPr>
+          <w:rFonts w:ascii="Times New Roman" w:hAnsi="Times New Roman" w:cs="Times New Roman"/>
+          <w:sz w:val="22"/>
+          <w:szCs w:val="22"/>
+        </w:rPr>
+        <w:t xml:space="preserve">   </w:t>
+      </w:r>
+      <w:r>
+        <w:rPr>
+          <w:rFonts w:ascii="Times New Roman" w:hAnsi="Times New Roman" w:cs="Times New Roman"/>
+          <w:sz w:val="22"/>
+          <w:szCs w:val="22"/>
+        </w:rPr>
+        <w:tab/>
+        <w:t xml:space="preserve">   </w:t>
+      </w:r>
+      <w:r>
+        <w:rPr>
+          <w:rFonts w:ascii="Times New Roman" w:hAnsi="Times New Roman" w:cs="Times New Roman"/>
+          <w:sz w:val="22"/>
+          <w:szCs w:val="22"/>
+        </w:rPr>
+        <w:t>Feb 2024 – May 2025</w:t>
       </w:r>
     </w:p>
     <w:p>
@@ -2355,41 +2392,39 @@
           <w:sz w:val="22"/>
           <w:szCs w:val="22"/>
         </w:rPr>
-        <w:t>Appl</w:t>
-      </w:r>
-      <w:r>
-        <w:rPr>
-          <w:rFonts w:ascii="Times New Roman" w:hAnsi="Times New Roman" w:cs="Times New Roman"/>
-          <w:sz w:val="22"/>
-          <w:szCs w:val="22"/>
-        </w:rPr>
-        <w:t>y</w:t>
-      </w:r>
-      <w:r>
-        <w:rPr>
-          <w:rFonts w:ascii="Times New Roman" w:hAnsi="Times New Roman" w:cs="Times New Roman"/>
-          <w:sz w:val="22"/>
-          <w:szCs w:val="22"/>
-        </w:rPr>
-        <w:t xml:space="preserve"> Rapid Prototyping, Design </w:t>
-      </w:r>
-      <w:proofErr w:type="gramStart"/>
-      <w:r>
-        <w:rPr>
-          <w:rFonts w:ascii="Times New Roman" w:hAnsi="Times New Roman" w:cs="Times New Roman"/>
-          <w:sz w:val="22"/>
-          <w:szCs w:val="22"/>
-        </w:rPr>
-        <w:t>For</w:t>
-      </w:r>
-      <w:proofErr w:type="gramEnd"/>
-      <w:r>
-        <w:rPr>
-          <w:rFonts w:ascii="Times New Roman" w:hAnsi="Times New Roman" w:cs="Times New Roman"/>
-          <w:sz w:val="22"/>
-          <w:szCs w:val="22"/>
-        </w:rPr>
-        <w:t xml:space="preserve"> Manufacturing (DFM), and Failure Methods and Effects Analysis (FMEA).</w:t>
+        <w:t>Le</w:t>
+      </w:r>
+      <w:r>
+        <w:rPr>
+          <w:rFonts w:ascii="Times New Roman" w:hAnsi="Times New Roman" w:cs="Times New Roman"/>
+          <w:sz w:val="22"/>
+          <w:szCs w:val="22"/>
+        </w:rPr>
+        <w:t>a</w:t>
+      </w:r>
+      <w:r>
+        <w:rPr>
+          <w:rFonts w:ascii="Times New Roman" w:hAnsi="Times New Roman" w:cs="Times New Roman"/>
+          <w:sz w:val="22"/>
+          <w:szCs w:val="22"/>
+        </w:rPr>
+        <w:t xml:space="preserve">d 4-person team through design, manufacturing, and presentation phases of a </w:t>
+      </w:r>
+      <w:r>
+        <w:rPr>
+          <w:rFonts w:ascii="Times New Roman" w:hAnsi="Times New Roman" w:cs="Times New Roman"/>
+          <w:sz w:val="22"/>
+          <w:szCs w:val="22"/>
+        </w:rPr>
+        <w:t xml:space="preserve">deployable </w:t>
+      </w:r>
+      <w:r>
+        <w:rPr>
+          <w:rFonts w:ascii="Times New Roman" w:hAnsi="Times New Roman" w:cs="Times New Roman"/>
+          <w:sz w:val="22"/>
+          <w:szCs w:val="22"/>
+        </w:rPr>
+        <w:t>bed ladder accessory.</w:t>
       </w:r>
     </w:p>
     <w:p>
@@ -2412,25 +2447,70 @@
           <w:sz w:val="22"/>
           <w:szCs w:val="22"/>
         </w:rPr>
-        <w:t xml:space="preserve">Integrate </w:t>
-      </w:r>
-      <w:proofErr w:type="gramStart"/>
-      <w:r>
-        <w:rPr>
-          <w:rFonts w:ascii="Times New Roman" w:hAnsi="Times New Roman" w:cs="Times New Roman"/>
-          <w:sz w:val="22"/>
-          <w:szCs w:val="22"/>
-        </w:rPr>
-        <w:t>mechanical,</w:t>
-      </w:r>
-      <w:proofErr w:type="gramEnd"/>
-      <w:r>
-        <w:rPr>
-          <w:rFonts w:ascii="Times New Roman" w:hAnsi="Times New Roman" w:cs="Times New Roman"/>
-          <w:sz w:val="22"/>
-          <w:szCs w:val="22"/>
-        </w:rPr>
-        <w:t xml:space="preserve"> electrical systems by programming stepper motor control in C++, survived 250</w:t>
+        <w:t>Appl</w:t>
+      </w:r>
+      <w:r>
+        <w:rPr>
+          <w:rFonts w:ascii="Times New Roman" w:hAnsi="Times New Roman" w:cs="Times New Roman"/>
+          <w:sz w:val="22"/>
+          <w:szCs w:val="22"/>
+        </w:rPr>
+        <w:t>y</w:t>
+      </w:r>
+      <w:r>
+        <w:rPr>
+          <w:rFonts w:ascii="Times New Roman" w:hAnsi="Times New Roman" w:cs="Times New Roman"/>
+          <w:sz w:val="22"/>
+          <w:szCs w:val="22"/>
+        </w:rPr>
+        <w:t xml:space="preserve"> Rapid Prototyping</w:t>
+      </w:r>
+      <w:r>
+        <w:rPr>
+          <w:rFonts w:ascii="Times New Roman" w:hAnsi="Times New Roman" w:cs="Times New Roman"/>
+          <w:sz w:val="22"/>
+          <w:szCs w:val="22"/>
+        </w:rPr>
+        <w:t xml:space="preserve"> </w:t>
+      </w:r>
+      <w:r>
+        <w:rPr>
+          <w:rFonts w:ascii="Times New Roman" w:hAnsi="Times New Roman" w:cs="Times New Roman"/>
+          <w:sz w:val="22"/>
+          <w:szCs w:val="22"/>
+        </w:rPr>
+        <w:t>and Failure Methods and Effects Analysis (FMEA)</w:t>
+      </w:r>
+      <w:r>
+        <w:rPr>
+          <w:rFonts w:ascii="Times New Roman" w:hAnsi="Times New Roman" w:cs="Times New Roman"/>
+          <w:sz w:val="22"/>
+          <w:szCs w:val="22"/>
+        </w:rPr>
+        <w:t xml:space="preserve"> for quick product development.</w:t>
+      </w:r>
+    </w:p>
+    <w:p>
+      <w:pPr>
+        <w:pStyle w:val="ListParagraph"/>
+        <w:numPr>
+          <w:ilvl w:val="0"/>
+          <w:numId w:val="2"/>
+        </w:numPr>
+        <w:spacing w:after="0" w:line="276" w:lineRule="auto"/>
+        <w:rPr>
+          <w:rFonts w:ascii="Times New Roman" w:hAnsi="Times New Roman" w:cs="Times New Roman"/>
+          <w:sz w:val="22"/>
+          <w:szCs w:val="22"/>
+        </w:rPr>
+      </w:pPr>
+      <w:r>
+        <w:rPr>
+          <w:rFonts w:ascii="Times New Roman" w:hAnsi="Times New Roman" w:cs="Times New Roman"/>
+          <w:sz w:val="22"/>
+          <w:szCs w:val="22"/>
+        </w:rPr>
+        <w:t>Integrate mechanical, electrical systems by programming stepper motor control in C++, survived 250</w:t>
       </w:r>
       <w:r>
         <w:rPr>
@@ -2610,23 +2690,13 @@
           <w:szCs w:val="22"/>
         </w:rPr>
       </w:pPr>
-      <w:proofErr w:type="spellStart"/>
-      <w:r>
-        <w:rPr>
-          <w:rFonts w:ascii="Times New Roman" w:hAnsi="Times New Roman" w:cs="Times New Roman"/>
-          <w:sz w:val="22"/>
-          <w:szCs w:val="22"/>
-        </w:rPr>
-        <w:t>Galipatia</w:t>
-      </w:r>
-      <w:proofErr w:type="spellEnd"/>
-      <w:r>
-        <w:rPr>
-          <w:rFonts w:ascii="Times New Roman" w:hAnsi="Times New Roman" w:cs="Times New Roman"/>
-          <w:sz w:val="22"/>
-          <w:szCs w:val="22"/>
-        </w:rPr>
-        <w:t xml:space="preserve"> Engineering Living Learning Community </w:t>
+      <w:r>
+        <w:rPr>
+          <w:rFonts w:ascii="Times New Roman" w:hAnsi="Times New Roman" w:cs="Times New Roman"/>
+          <w:sz w:val="22"/>
+          <w:szCs w:val="22"/>
+        </w:rPr>
+        <w:t xml:space="preserve">Galipatia Engineering Living Learning Community </w:t>
       </w:r>
       <w:r>
         <w:rPr>
@@ -2912,7 +2982,7 @@
   <w:abstractNum w:abstractNumId="1" w15:restartNumberingAfterBreak="0">
     <w:nsid w:val="070F0423"/>
     <w:multiLevelType w:val="hybridMultilevel"/>
-    <w:tmpl w:val="AED01052"/>
+    <w:tmpl w:val="0F9082FA"/>
     <w:lvl w:ilvl="0" w:tplc="04090001">
       <w:start w:val="1"/>
       <w:numFmt w:val="bullet"/>

--- a/assets/resume/John Santosuosso Resume.docx
+++ b/assets/resume/John Santosuosso Resume.docx
@@ -422,6 +422,14 @@
         </w:rPr>
         <w:t>: Biomedical Engineering</w:t>
       </w:r>
+      <w:r>
+        <w:rPr>
+          <w:rFonts w:ascii="Times New Roman" w:hAnsi="Times New Roman" w:cs="Times New Roman"/>
+          <w:sz w:val="22"/>
+          <w:szCs w:val="22"/>
+        </w:rPr>
+        <w:t xml:space="preserve"> </w:t>
+      </w:r>
     </w:p>
     <w:p>
       <w:pPr>
@@ -615,7 +623,63 @@
           <w:sz w:val="22"/>
           <w:szCs w:val="22"/>
         </w:rPr>
-        <w:t>: SolidWorks, MATLAB, C++, Arduino, Onshape, 3D Printing, GD&amp;T</w:t>
+        <w:t xml:space="preserve">: SolidWorks, C++, </w:t>
+      </w:r>
+      <w:r>
+        <w:rPr>
+          <w:rFonts w:ascii="Times New Roman" w:hAnsi="Times New Roman" w:cs="Times New Roman"/>
+          <w:sz w:val="22"/>
+          <w:szCs w:val="22"/>
+        </w:rPr>
+        <w:t>MATLAB,</w:t>
+      </w:r>
+      <w:r>
+        <w:rPr>
+          <w:rFonts w:ascii="Times New Roman" w:hAnsi="Times New Roman" w:cs="Times New Roman"/>
+          <w:sz w:val="22"/>
+          <w:szCs w:val="22"/>
+        </w:rPr>
+        <w:t xml:space="preserve"> </w:t>
+      </w:r>
+      <w:r>
+        <w:rPr>
+          <w:rFonts w:ascii="Times New Roman" w:hAnsi="Times New Roman" w:cs="Times New Roman"/>
+          <w:sz w:val="22"/>
+          <w:szCs w:val="22"/>
+        </w:rPr>
+        <w:t xml:space="preserve">Arduino, </w:t>
+      </w:r>
+      <w:r>
+        <w:rPr>
+          <w:rFonts w:ascii="Times New Roman" w:hAnsi="Times New Roman" w:cs="Times New Roman"/>
+          <w:sz w:val="22"/>
+          <w:szCs w:val="22"/>
+        </w:rPr>
+        <w:t>Creo</w:t>
+      </w:r>
+      <w:r>
+        <w:rPr>
+          <w:rFonts w:ascii="Times New Roman" w:hAnsi="Times New Roman" w:cs="Times New Roman"/>
+          <w:sz w:val="22"/>
+          <w:szCs w:val="22"/>
+        </w:rPr>
+        <w:t>,</w:t>
+      </w:r>
+      <w:r>
+        <w:rPr>
+          <w:rFonts w:ascii="Times New Roman" w:hAnsi="Times New Roman" w:cs="Times New Roman"/>
+          <w:sz w:val="22"/>
+          <w:szCs w:val="22"/>
+        </w:rPr>
+        <w:t xml:space="preserve"> </w:t>
+      </w:r>
+      <w:r>
+        <w:rPr>
+          <w:rFonts w:ascii="Times New Roman" w:hAnsi="Times New Roman" w:cs="Times New Roman"/>
+          <w:sz w:val="22"/>
+          <w:szCs w:val="22"/>
+        </w:rPr>
+        <w:t>3D Printing, GD&amp;T</w:t>
       </w:r>
       <w:r>
         <w:rPr>
@@ -631,15 +695,41 @@
           <w:sz w:val="22"/>
           <w:szCs w:val="22"/>
         </w:rPr>
-        <w:t xml:space="preserve">Creo, </w:t>
-      </w:r>
-      <w:r>
-        <w:rPr>
-          <w:rFonts w:ascii="Times New Roman" w:hAnsi="Times New Roman" w:cs="Times New Roman"/>
-          <w:sz w:val="22"/>
-          <w:szCs w:val="22"/>
-        </w:rPr>
-        <w:t>Machining, Fusion360, Minitab</w:t>
+        <w:t>Machining, Fusion360,</w:t>
+      </w:r>
+      <w:r>
+        <w:rPr>
+          <w:rFonts w:ascii="Times New Roman" w:hAnsi="Times New Roman" w:cs="Times New Roman"/>
+          <w:sz w:val="22"/>
+          <w:szCs w:val="22"/>
+        </w:rPr>
+        <w:t xml:space="preserve"> </w:t>
+      </w:r>
+      <w:proofErr w:type="spellStart"/>
+      <w:r>
+        <w:rPr>
+          <w:rFonts w:ascii="Times New Roman" w:hAnsi="Times New Roman" w:cs="Times New Roman"/>
+          <w:sz w:val="22"/>
+          <w:szCs w:val="22"/>
+        </w:rPr>
+        <w:t>Onshape</w:t>
+      </w:r>
+      <w:proofErr w:type="spellEnd"/>
+      <w:r>
+        <w:rPr>
+          <w:rFonts w:ascii="Times New Roman" w:hAnsi="Times New Roman" w:cs="Times New Roman"/>
+          <w:sz w:val="22"/>
+          <w:szCs w:val="22"/>
+        </w:rPr>
+        <w:t xml:space="preserve">, </w:t>
+      </w:r>
+      <w:r>
+        <w:rPr>
+          <w:rFonts w:ascii="Times New Roman" w:hAnsi="Times New Roman" w:cs="Times New Roman"/>
+          <w:sz w:val="22"/>
+          <w:szCs w:val="22"/>
+        </w:rPr>
+        <w:t>Minitab</w:t>
       </w:r>
     </w:p>
     <w:p>
@@ -925,6 +1015,7 @@
         </w:rPr>
         <w:t xml:space="preserve">VT </w:t>
       </w:r>
+      <w:proofErr w:type="gramStart"/>
       <w:r>
         <w:rPr>
           <w:rFonts w:ascii="Times New Roman" w:hAnsi="Times New Roman" w:cs="Times New Roman"/>
@@ -941,7 +1032,16 @@
           <w:sz w:val="22"/>
           <w:szCs w:val="22"/>
         </w:rPr>
-        <w:t xml:space="preserve">     </w:t>
+        <w:t xml:space="preserve">   </w:t>
+      </w:r>
+      <w:proofErr w:type="gramEnd"/>
+      <w:r>
+        <w:rPr>
+          <w:rFonts w:ascii="Times New Roman" w:hAnsi="Times New Roman" w:cs="Times New Roman"/>
+          <w:sz w:val="22"/>
+          <w:szCs w:val="22"/>
+        </w:rPr>
+        <w:t xml:space="preserve">  </w:t>
       </w:r>
       <w:r>
         <w:rPr>
@@ -1560,7 +1660,29 @@
           <w:sz w:val="22"/>
           <w:szCs w:val="22"/>
         </w:rPr>
-        <w:t>Mechanical Engineer – CanSat @ Virginia Tech</w:t>
+        <w:t xml:space="preserve">Mechanical Engineer – </w:t>
+      </w:r>
+      <w:proofErr w:type="spellStart"/>
+      <w:r>
+        <w:rPr>
+          <w:rFonts w:ascii="Times New Roman" w:hAnsi="Times New Roman" w:cs="Times New Roman"/>
+          <w:b/>
+          <w:bCs/>
+          <w:sz w:val="22"/>
+          <w:szCs w:val="22"/>
+        </w:rPr>
+        <w:t>CanSat</w:t>
+      </w:r>
+      <w:proofErr w:type="spellEnd"/>
+      <w:r>
+        <w:rPr>
+          <w:rFonts w:ascii="Times New Roman" w:hAnsi="Times New Roman" w:cs="Times New Roman"/>
+          <w:b/>
+          <w:bCs/>
+          <w:sz w:val="22"/>
+          <w:szCs w:val="22"/>
+        </w:rPr>
+        <w:t xml:space="preserve"> @ Virginia Tech</w:t>
       </w:r>
       <w:r>
         <w:rPr>
@@ -1804,7 +1926,25 @@
           <w:sz w:val="22"/>
           <w:szCs w:val="22"/>
         </w:rPr>
-        <w:t>Place 38th of 100+ teams worldwide in NASA, Lockheed Martin–sponsored AAS CanSat competition.</w:t>
+        <w:t xml:space="preserve">Place 38th of 100+ teams worldwide in NASA, Lockheed Martin–sponsored AAS </w:t>
+      </w:r>
+      <w:proofErr w:type="spellStart"/>
+      <w:r>
+        <w:rPr>
+          <w:rFonts w:ascii="Times New Roman" w:hAnsi="Times New Roman" w:cs="Times New Roman"/>
+          <w:sz w:val="22"/>
+          <w:szCs w:val="22"/>
+        </w:rPr>
+        <w:t>CanSat</w:t>
+      </w:r>
+      <w:proofErr w:type="spellEnd"/>
+      <w:r>
+        <w:rPr>
+          <w:rFonts w:ascii="Times New Roman" w:hAnsi="Times New Roman" w:cs="Times New Roman"/>
+          <w:sz w:val="22"/>
+          <w:szCs w:val="22"/>
+        </w:rPr>
+        <w:t xml:space="preserve"> competition.</w:t>
       </w:r>
     </w:p>
     <w:p>
@@ -2055,7 +2195,23 @@
           <w:szCs w:val="22"/>
         </w:rPr>
         <w:tab/>
-        <w:t xml:space="preserve">       Aug 2025</w:t>
+        <w:t xml:space="preserve">       </w:t>
+      </w:r>
+      <w:r>
+        <w:rPr>
+          <w:rFonts w:ascii="Times New Roman" w:hAnsi="Times New Roman" w:cs="Times New Roman"/>
+          <w:sz w:val="22"/>
+          <w:szCs w:val="22"/>
+        </w:rPr>
+        <w:t xml:space="preserve">          </w:t>
+      </w:r>
+      <w:r>
+        <w:rPr>
+          <w:rFonts w:ascii="Times New Roman" w:hAnsi="Times New Roman" w:cs="Times New Roman"/>
+          <w:sz w:val="22"/>
+          <w:szCs w:val="22"/>
+        </w:rPr>
+        <w:t>Aug 2025</w:t>
       </w:r>
       <w:r>
         <w:rPr>
@@ -2071,7 +2227,7 @@
           <w:sz w:val="22"/>
           <w:szCs w:val="22"/>
         </w:rPr>
-        <w:t>Present</w:t>
+        <w:t>Dec 2025</w:t>
       </w:r>
     </w:p>
     <w:p>
@@ -2110,7 +2266,23 @@
           <w:sz w:val="22"/>
           <w:szCs w:val="22"/>
         </w:rPr>
-        <w:t xml:space="preserve"> for a race.</w:t>
+        <w:t xml:space="preserve"> for </w:t>
+      </w:r>
+      <w:r>
+        <w:rPr>
+          <w:rFonts w:ascii="Times New Roman" w:hAnsi="Times New Roman" w:cs="Times New Roman"/>
+          <w:sz w:val="22"/>
+          <w:szCs w:val="22"/>
+        </w:rPr>
+        <w:t>racing</w:t>
+      </w:r>
+      <w:r>
+        <w:rPr>
+          <w:rFonts w:ascii="Times New Roman" w:hAnsi="Times New Roman" w:cs="Times New Roman"/>
+          <w:sz w:val="22"/>
+          <w:szCs w:val="22"/>
+        </w:rPr>
+        <w:t>.</w:t>
       </w:r>
     </w:p>
     <w:p>
@@ -2133,15 +2305,73 @@
           <w:sz w:val="22"/>
           <w:szCs w:val="22"/>
         </w:rPr>
-        <w:t xml:space="preserve">Work as part of 4-person team to design, 3D print molds, cast silicone body and bladder, </w:t>
-      </w:r>
-      <w:r>
-        <w:rPr>
-          <w:rFonts w:ascii="Times New Roman" w:hAnsi="Times New Roman" w:cs="Times New Roman"/>
-          <w:sz w:val="22"/>
-          <w:szCs w:val="22"/>
-        </w:rPr>
-        <w:t xml:space="preserve">manufacture </w:t>
+        <w:t xml:space="preserve">Work </w:t>
+      </w:r>
+      <w:r>
+        <w:rPr>
+          <w:rFonts w:ascii="Times New Roman" w:hAnsi="Times New Roman" w:cs="Times New Roman"/>
+          <w:sz w:val="22"/>
+          <w:szCs w:val="22"/>
+        </w:rPr>
+        <w:t>in a</w:t>
+      </w:r>
+      <w:r>
+        <w:rPr>
+          <w:rFonts w:ascii="Times New Roman" w:hAnsi="Times New Roman" w:cs="Times New Roman"/>
+          <w:sz w:val="22"/>
+          <w:szCs w:val="22"/>
+        </w:rPr>
+        <w:t xml:space="preserve"> 4-person team to design, 3D </w:t>
+      </w:r>
+      <w:proofErr w:type="gramStart"/>
+      <w:r>
+        <w:rPr>
+          <w:rFonts w:ascii="Times New Roman" w:hAnsi="Times New Roman" w:cs="Times New Roman"/>
+          <w:sz w:val="22"/>
+          <w:szCs w:val="22"/>
+        </w:rPr>
+        <w:t>print</w:t>
+      </w:r>
+      <w:proofErr w:type="gramEnd"/>
+      <w:r>
+        <w:rPr>
+          <w:rFonts w:ascii="Times New Roman" w:hAnsi="Times New Roman" w:cs="Times New Roman"/>
+          <w:sz w:val="22"/>
+          <w:szCs w:val="22"/>
+        </w:rPr>
+        <w:t xml:space="preserve"> </w:t>
+      </w:r>
+      <w:r>
+        <w:rPr>
+          <w:rFonts w:ascii="Times New Roman" w:hAnsi="Times New Roman" w:cs="Times New Roman"/>
+          <w:sz w:val="22"/>
+          <w:szCs w:val="22"/>
+        </w:rPr>
+        <w:t xml:space="preserve">parts and molds, </w:t>
+      </w:r>
+      <w:r>
+        <w:rPr>
+          <w:rFonts w:ascii="Times New Roman" w:hAnsi="Times New Roman" w:cs="Times New Roman"/>
+          <w:sz w:val="22"/>
+          <w:szCs w:val="22"/>
+        </w:rPr>
+        <w:t xml:space="preserve">cast silicone body and bladder, </w:t>
+      </w:r>
+      <w:r>
+        <w:rPr>
+          <w:rFonts w:ascii="Times New Roman" w:hAnsi="Times New Roman" w:cs="Times New Roman"/>
+          <w:sz w:val="22"/>
+          <w:szCs w:val="22"/>
+        </w:rPr>
+        <w:t>produce</w:t>
+      </w:r>
+      <w:r>
+        <w:rPr>
+          <w:rFonts w:ascii="Times New Roman" w:hAnsi="Times New Roman" w:cs="Times New Roman"/>
+          <w:sz w:val="22"/>
+          <w:szCs w:val="22"/>
+        </w:rPr>
+        <w:t xml:space="preserve"> </w:t>
       </w:r>
       <w:r>
         <w:rPr>
@@ -2180,15 +2410,31 @@
           <w:sz w:val="22"/>
           <w:szCs w:val="22"/>
         </w:rPr>
-        <w:t xml:space="preserve"> to design silicone air bladder, control inflation </w:t>
-      </w:r>
-      <w:r>
-        <w:rPr>
-          <w:rFonts w:ascii="Times New Roman" w:hAnsi="Times New Roman" w:cs="Times New Roman"/>
-          <w:sz w:val="22"/>
-          <w:szCs w:val="22"/>
-        </w:rPr>
-        <w:t xml:space="preserve">with Arduino </w:t>
+        <w:t xml:space="preserve"> to design silicone air bladder, </w:t>
+      </w:r>
+      <w:r>
+        <w:rPr>
+          <w:rFonts w:ascii="Times New Roman" w:hAnsi="Times New Roman" w:cs="Times New Roman"/>
+          <w:sz w:val="22"/>
+          <w:szCs w:val="22"/>
+        </w:rPr>
+        <w:t xml:space="preserve">control rapid </w:t>
+      </w:r>
+      <w:r>
+        <w:rPr>
+          <w:rFonts w:ascii="Times New Roman" w:hAnsi="Times New Roman" w:cs="Times New Roman"/>
+          <w:sz w:val="22"/>
+          <w:szCs w:val="22"/>
+        </w:rPr>
+        <w:t>inflation</w:t>
+      </w:r>
+      <w:r>
+        <w:rPr>
+          <w:rFonts w:ascii="Times New Roman" w:hAnsi="Times New Roman" w:cs="Times New Roman"/>
+          <w:sz w:val="22"/>
+          <w:szCs w:val="22"/>
+        </w:rPr>
+        <w:t xml:space="preserve"> and deflation </w:t>
       </w:r>
       <w:r>
         <w:rPr>
@@ -2235,7 +2481,23 @@
           <w:sz w:val="22"/>
           <w:szCs w:val="22"/>
         </w:rPr>
-        <w:t>Compete against 7 teams in race across 45” water tank to win 1</w:t>
+        <w:t xml:space="preserve">Compete against </w:t>
+      </w:r>
+      <w:r>
+        <w:rPr>
+          <w:rFonts w:ascii="Times New Roman" w:hAnsi="Times New Roman" w:cs="Times New Roman"/>
+          <w:sz w:val="22"/>
+          <w:szCs w:val="22"/>
+        </w:rPr>
+        <w:t>6</w:t>
+      </w:r>
+      <w:r>
+        <w:rPr>
+          <w:rFonts w:ascii="Times New Roman" w:hAnsi="Times New Roman" w:cs="Times New Roman"/>
+          <w:sz w:val="22"/>
+          <w:szCs w:val="22"/>
+        </w:rPr>
+        <w:t xml:space="preserve"> teams in race across 45” water tank to win 1</w:t>
       </w:r>
       <w:r>
         <w:rPr>
@@ -2264,15 +2526,27 @@
           <w:szCs w:val="22"/>
         </w:rPr>
       </w:pPr>
-      <w:r>
-        <w:rPr>
-          <w:rFonts w:ascii="Times New Roman" w:hAnsi="Times New Roman" w:cs="Times New Roman"/>
-          <w:b/>
-          <w:bCs/>
-          <w:sz w:val="22"/>
-          <w:szCs w:val="22"/>
-        </w:rPr>
-        <w:t>QuikStep Mock Product</w:t>
+      <w:proofErr w:type="spellStart"/>
+      <w:r>
+        <w:rPr>
+          <w:rFonts w:ascii="Times New Roman" w:hAnsi="Times New Roman" w:cs="Times New Roman"/>
+          <w:b/>
+          <w:bCs/>
+          <w:sz w:val="22"/>
+          <w:szCs w:val="22"/>
+        </w:rPr>
+        <w:t>QuikStep</w:t>
+      </w:r>
+      <w:proofErr w:type="spellEnd"/>
+      <w:r>
+        <w:rPr>
+          <w:rFonts w:ascii="Times New Roman" w:hAnsi="Times New Roman" w:cs="Times New Roman"/>
+          <w:b/>
+          <w:bCs/>
+          <w:sz w:val="22"/>
+          <w:szCs w:val="22"/>
+        </w:rPr>
+        <w:t xml:space="preserve"> Mock Product</w:t>
       </w:r>
       <w:r>
         <w:rPr>
@@ -2510,7 +2784,25 @@
           <w:sz w:val="22"/>
           <w:szCs w:val="22"/>
         </w:rPr>
-        <w:t>Integrate mechanical, electrical systems by programming stepper motor control in C++, survived 250</w:t>
+        <w:t xml:space="preserve">Integrate </w:t>
+      </w:r>
+      <w:proofErr w:type="gramStart"/>
+      <w:r>
+        <w:rPr>
+          <w:rFonts w:ascii="Times New Roman" w:hAnsi="Times New Roman" w:cs="Times New Roman"/>
+          <w:sz w:val="22"/>
+          <w:szCs w:val="22"/>
+        </w:rPr>
+        <w:t>mechanical,</w:t>
+      </w:r>
+      <w:proofErr w:type="gramEnd"/>
+      <w:r>
+        <w:rPr>
+          <w:rFonts w:ascii="Times New Roman" w:hAnsi="Times New Roman" w:cs="Times New Roman"/>
+          <w:sz w:val="22"/>
+          <w:szCs w:val="22"/>
+        </w:rPr>
+        <w:t xml:space="preserve"> electrical systems by programming stepper motor control in C++, survived 250</w:t>
       </w:r>
       <w:r>
         <w:rPr>
@@ -2526,7 +2818,25 @@
           <w:sz w:val="22"/>
           <w:szCs w:val="22"/>
         </w:rPr>
-        <w:t xml:space="preserve"> lbs of force.</w:t>
+        <w:t xml:space="preserve"> </w:t>
+      </w:r>
+      <w:proofErr w:type="spellStart"/>
+      <w:r>
+        <w:rPr>
+          <w:rFonts w:ascii="Times New Roman" w:hAnsi="Times New Roman" w:cs="Times New Roman"/>
+          <w:sz w:val="22"/>
+          <w:szCs w:val="22"/>
+        </w:rPr>
+        <w:t>lbs</w:t>
+      </w:r>
+      <w:proofErr w:type="spellEnd"/>
+      <w:r>
+        <w:rPr>
+          <w:rFonts w:ascii="Times New Roman" w:hAnsi="Times New Roman" w:cs="Times New Roman"/>
+          <w:sz w:val="22"/>
+          <w:szCs w:val="22"/>
+        </w:rPr>
+        <w:t xml:space="preserve"> of force.</w:t>
       </w:r>
     </w:p>
     <w:p>
@@ -2690,13 +3000,23 @@
           <w:szCs w:val="22"/>
         </w:rPr>
       </w:pPr>
-      <w:r>
-        <w:rPr>
-          <w:rFonts w:ascii="Times New Roman" w:hAnsi="Times New Roman" w:cs="Times New Roman"/>
-          <w:sz w:val="22"/>
-          <w:szCs w:val="22"/>
-        </w:rPr>
-        <w:t xml:space="preserve">Galipatia Engineering Living Learning Community </w:t>
+      <w:proofErr w:type="spellStart"/>
+      <w:r>
+        <w:rPr>
+          <w:rFonts w:ascii="Times New Roman" w:hAnsi="Times New Roman" w:cs="Times New Roman"/>
+          <w:sz w:val="22"/>
+          <w:szCs w:val="22"/>
+        </w:rPr>
+        <w:t>Galipatia</w:t>
+      </w:r>
+      <w:proofErr w:type="spellEnd"/>
+      <w:r>
+        <w:rPr>
+          <w:rFonts w:ascii="Times New Roman" w:hAnsi="Times New Roman" w:cs="Times New Roman"/>
+          <w:sz w:val="22"/>
+          <w:szCs w:val="22"/>
+        </w:rPr>
+        <w:t xml:space="preserve"> Engineering Living Learning Community </w:t>
       </w:r>
       <w:r>
         <w:rPr>
@@ -2828,7 +3148,7 @@
           <w:sz w:val="22"/>
           <w:szCs w:val="22"/>
         </w:rPr>
-        <w:t>FIRST Robotics Competition Team 1757 - Safety Officer (2022)</w:t>
+        <w:t>SCUBA Club at Virginia Tech</w:t>
       </w:r>
     </w:p>
     <w:p>
@@ -2851,12 +3171,35 @@
           <w:sz w:val="22"/>
           <w:szCs w:val="22"/>
         </w:rPr>
+        <w:t>FIRST Robotics Competition Team 1757 - Safety Officer (2022)</w:t>
+      </w:r>
+    </w:p>
+    <w:p>
+      <w:pPr>
+        <w:pStyle w:val="ListParagraph"/>
+        <w:numPr>
+          <w:ilvl w:val="0"/>
+          <w:numId w:val="6"/>
+        </w:numPr>
+        <w:spacing w:after="0"/>
+        <w:rPr>
+          <w:rFonts w:ascii="Times New Roman" w:hAnsi="Times New Roman" w:cs="Times New Roman"/>
+          <w:sz w:val="22"/>
+          <w:szCs w:val="22"/>
+        </w:rPr>
+      </w:pPr>
+      <w:r>
+        <w:rPr>
+          <w:rFonts w:ascii="Times New Roman" w:hAnsi="Times New Roman" w:cs="Times New Roman"/>
+          <w:sz w:val="22"/>
+          <w:szCs w:val="22"/>
+        </w:rPr>
         <w:t>Certifications: Open Water Diver (SSI), CPR (American Red Cross), AED (American Red Cross)</w:t>
       </w:r>
     </w:p>
     <w:sectPr>
       <w:pgSz w:w="12240" w:h="15840"/>
-      <w:pgMar w:top="720" w:right="720" w:bottom="540" w:left="720" w:header="720" w:footer="720" w:gutter="0"/>
+      <w:pgMar w:top="360" w:right="720" w:bottom="540" w:left="720" w:header="720" w:footer="720" w:gutter="0"/>
       <w:cols w:space="720"/>
       <w:docGrid w:linePitch="360"/>
     </w:sectPr>

--- a/assets/resume/John Santosuosso Resume.docx
+++ b/assets/resume/John Santosuosso Resume.docx
@@ -43,35 +43,101 @@
         </w:rPr>
         <w:t xml:space="preserve">617-435-4016 | Westwood, MA | jsantosuosso@vt.edu | </w:t>
       </w:r>
-      <w:r>
-        <w:rPr>
-          <w:rFonts w:ascii="Times New Roman" w:hAnsi="Times New Roman" w:cs="Times New Roman"/>
-          <w:sz w:val="22"/>
-          <w:szCs w:val="22"/>
-        </w:rPr>
-        <w:t>www.</w:t>
-      </w:r>
-      <w:r>
-        <w:rPr>
-          <w:rFonts w:ascii="Times New Roman" w:hAnsi="Times New Roman" w:cs="Times New Roman"/>
-          <w:sz w:val="22"/>
-          <w:szCs w:val="22"/>
-        </w:rPr>
-        <w:t>linkedin.com/in/johnsantosuosso</w:t>
-      </w:r>
-      <w:r>
-        <w:rPr>
-          <w:rFonts w:ascii="Times New Roman" w:hAnsi="Times New Roman" w:cs="Times New Roman"/>
-          <w:sz w:val="22"/>
-          <w:szCs w:val="22"/>
-        </w:rPr>
-        <w:t xml:space="preserve"> | U.S. Citizen</w:t>
+      <w:hyperlink r:id="rId6" w:history="1">
+        <w:r>
+          <w:rPr>
+            <w:rStyle w:val="Hyperlink"/>
+            <w:rFonts w:ascii="Times New Roman" w:hAnsi="Times New Roman" w:cs="Times New Roman"/>
+            <w:sz w:val="22"/>
+            <w:szCs w:val="22"/>
+          </w:rPr>
+          <w:t>Link</w:t>
+        </w:r>
+        <w:r>
+          <w:rPr>
+            <w:rStyle w:val="Hyperlink"/>
+            <w:rFonts w:ascii="Times New Roman" w:hAnsi="Times New Roman" w:cs="Times New Roman"/>
+            <w:sz w:val="22"/>
+            <w:szCs w:val="22"/>
+          </w:rPr>
+          <w:t>e</w:t>
+        </w:r>
+        <w:r>
+          <w:rPr>
+            <w:rStyle w:val="Hyperlink"/>
+            <w:rFonts w:ascii="Times New Roman" w:hAnsi="Times New Roman" w:cs="Times New Roman"/>
+            <w:sz w:val="22"/>
+            <w:szCs w:val="22"/>
+          </w:rPr>
+          <w:t>d</w:t>
+        </w:r>
+        <w:r>
+          <w:rPr>
+            <w:rStyle w:val="Hyperlink"/>
+            <w:rFonts w:ascii="Times New Roman" w:hAnsi="Times New Roman" w:cs="Times New Roman"/>
+            <w:sz w:val="22"/>
+            <w:szCs w:val="22"/>
+          </w:rPr>
+          <w:t>In</w:t>
+        </w:r>
+      </w:hyperlink>
+      <w:r>
+        <w:rPr>
+          <w:rFonts w:ascii="Times New Roman" w:hAnsi="Times New Roman" w:cs="Times New Roman"/>
+          <w:sz w:val="22"/>
+          <w:szCs w:val="22"/>
+        </w:rPr>
+        <w:t xml:space="preserve"> | </w:t>
+      </w:r>
+      <w:hyperlink r:id="rId7" w:history="1">
+        <w:r>
+          <w:rPr>
+            <w:rStyle w:val="Hyperlink"/>
+            <w:rFonts w:ascii="Times New Roman" w:hAnsi="Times New Roman" w:cs="Times New Roman"/>
+            <w:sz w:val="22"/>
+            <w:szCs w:val="22"/>
+          </w:rPr>
+          <w:t>Por</w:t>
+        </w:r>
+        <w:r>
+          <w:rPr>
+            <w:rStyle w:val="Hyperlink"/>
+            <w:rFonts w:ascii="Times New Roman" w:hAnsi="Times New Roman" w:cs="Times New Roman"/>
+            <w:sz w:val="22"/>
+            <w:szCs w:val="22"/>
+          </w:rPr>
+          <w:t>t</w:t>
+        </w:r>
+        <w:r>
+          <w:rPr>
+            <w:rStyle w:val="Hyperlink"/>
+            <w:rFonts w:ascii="Times New Roman" w:hAnsi="Times New Roman" w:cs="Times New Roman"/>
+            <w:sz w:val="22"/>
+            <w:szCs w:val="22"/>
+          </w:rPr>
+          <w:t>folio</w:t>
+        </w:r>
+      </w:hyperlink>
+      <w:r>
+        <w:rPr>
+          <w:rFonts w:ascii="Times New Roman" w:hAnsi="Times New Roman" w:cs="Times New Roman"/>
+          <w:sz w:val="22"/>
+          <w:szCs w:val="22"/>
+        </w:rPr>
+        <w:t xml:space="preserve"> | </w:t>
+      </w:r>
+      <w:r>
+        <w:rPr>
+          <w:rFonts w:ascii="Times New Roman" w:hAnsi="Times New Roman" w:cs="Times New Roman"/>
+          <w:sz w:val="22"/>
+          <w:szCs w:val="22"/>
+        </w:rPr>
+        <w:t>U.S. Citizen</w:t>
       </w:r>
     </w:p>
     <w:p>
       <w:pPr>
         <w:spacing w:after="0"/>
-        <w:jc w:val="center"/>
         <w:rPr>
           <w:rFonts w:ascii="Times New Roman" w:hAnsi="Times New Roman" w:cs="Times New Roman"/>
           <w:sz w:val="10"/>
@@ -430,6 +496,14 @@
         </w:rPr>
         <w:t xml:space="preserve"> </w:t>
       </w:r>
+      <w:r>
+        <w:rPr>
+          <w:rFonts w:ascii="Times New Roman" w:hAnsi="Times New Roman" w:cs="Times New Roman"/>
+          <w:sz w:val="22"/>
+          <w:szCs w:val="22"/>
+        </w:rPr>
+        <w:t>| GPA: 3.3/4.0</w:t>
+      </w:r>
     </w:p>
     <w:p>
       <w:pPr>
@@ -749,15 +823,31 @@
           <w:sz w:val="22"/>
           <w:szCs w:val="22"/>
         </w:rPr>
-        <w:t>Languages</w:t>
-      </w:r>
-      <w:r>
-        <w:rPr>
-          <w:rFonts w:ascii="Times New Roman" w:hAnsi="Times New Roman" w:cs="Times New Roman"/>
-          <w:sz w:val="22"/>
-          <w:szCs w:val="22"/>
-        </w:rPr>
-        <w:t>: Mandarin Chinese (basic proficiency), Latin (Massachusetts State Seal of Biliteracy)</w:t>
+        <w:t>Language</w:t>
+      </w:r>
+      <w:r>
+        <w:rPr>
+          <w:rFonts w:ascii="Times New Roman" w:hAnsi="Times New Roman" w:cs="Times New Roman"/>
+          <w:sz w:val="22"/>
+          <w:szCs w:val="22"/>
+        </w:rPr>
+        <w:t xml:space="preserve">: </w:t>
+      </w:r>
+      <w:r>
+        <w:rPr>
+          <w:rFonts w:ascii="Times New Roman" w:hAnsi="Times New Roman" w:cs="Times New Roman"/>
+          <w:sz w:val="22"/>
+          <w:szCs w:val="22"/>
+        </w:rPr>
+        <w:t xml:space="preserve">English (fluent), </w:t>
+      </w:r>
+      <w:r>
+        <w:rPr>
+          <w:rFonts w:ascii="Times New Roman" w:hAnsi="Times New Roman" w:cs="Times New Roman"/>
+          <w:sz w:val="22"/>
+          <w:szCs w:val="22"/>
+        </w:rPr>
+        <w:t>Mandarin Chinese (basic proficiency), Latin (Massachusetts State Seal of Biliteracy)</w:t>
       </w:r>
     </w:p>
     <w:p>
@@ -835,7 +925,7 @@
           <w:szCs w:val="22"/>
           <w:u w:val="single"/>
         </w:rPr>
-        <w:t>Design Teams</w:t>
+        <w:t>Experience</w:t>
       </w:r>
       <w:r>
         <w:rPr>
@@ -1080,127 +1170,71 @@
           <w:sz w:val="22"/>
           <w:szCs w:val="22"/>
         </w:rPr>
-        <w:t xml:space="preserve">, </w:t>
-      </w:r>
-      <w:r>
-        <w:rPr>
-          <w:rFonts w:ascii="Times New Roman" w:hAnsi="Times New Roman" w:cs="Times New Roman"/>
-          <w:sz w:val="22"/>
-          <w:szCs w:val="22"/>
-        </w:rPr>
-        <w:t>manufactur</w:t>
-      </w:r>
-      <w:r>
-        <w:rPr>
-          <w:rFonts w:ascii="Times New Roman" w:hAnsi="Times New Roman" w:cs="Times New Roman"/>
-          <w:sz w:val="22"/>
-          <w:szCs w:val="22"/>
-        </w:rPr>
-        <w:t>e</w:t>
-      </w:r>
-      <w:r>
-        <w:rPr>
-          <w:rFonts w:ascii="Times New Roman" w:hAnsi="Times New Roman" w:cs="Times New Roman"/>
-          <w:sz w:val="22"/>
-          <w:szCs w:val="22"/>
-        </w:rPr>
-        <w:t>, test</w:t>
-      </w:r>
-      <w:r>
-        <w:rPr>
-          <w:rFonts w:ascii="Times New Roman" w:hAnsi="Times New Roman" w:cs="Times New Roman"/>
-          <w:sz w:val="22"/>
-          <w:szCs w:val="22"/>
-        </w:rPr>
-        <w:t xml:space="preserve"> </w:t>
-      </w:r>
-      <w:r>
-        <w:rPr>
-          <w:rFonts w:ascii="Times New Roman" w:hAnsi="Times New Roman" w:cs="Times New Roman"/>
-          <w:sz w:val="22"/>
-          <w:szCs w:val="22"/>
-        </w:rPr>
-        <w:t>3-</w:t>
-      </w:r>
-      <w:r>
-        <w:rPr>
-          <w:rFonts w:ascii="Times New Roman" w:hAnsi="Times New Roman" w:cs="Times New Roman"/>
-          <w:sz w:val="22"/>
-          <w:szCs w:val="22"/>
-        </w:rPr>
-        <w:t xml:space="preserve">mode </w:t>
-      </w:r>
-      <w:r>
-        <w:rPr>
-          <w:rFonts w:ascii="Times New Roman" w:hAnsi="Times New Roman" w:cs="Times New Roman"/>
-          <w:sz w:val="22"/>
-          <w:szCs w:val="22"/>
-        </w:rPr>
-        <w:t xml:space="preserve">autonomous </w:t>
-      </w:r>
-      <w:r>
-        <w:rPr>
-          <w:rFonts w:ascii="Times New Roman" w:hAnsi="Times New Roman" w:cs="Times New Roman"/>
-          <w:sz w:val="22"/>
-          <w:szCs w:val="22"/>
-        </w:rPr>
-        <w:t xml:space="preserve">robot capable of traversing land, air, and sea for reconnaissance and mapping using </w:t>
-      </w:r>
-      <w:r>
-        <w:rPr>
-          <w:rFonts w:ascii="Times New Roman" w:hAnsi="Times New Roman" w:cs="Times New Roman"/>
-          <w:sz w:val="22"/>
-          <w:szCs w:val="22"/>
-        </w:rPr>
-        <w:t>ROS</w:t>
-      </w:r>
-      <w:r>
-        <w:rPr>
-          <w:rFonts w:ascii="Times New Roman" w:hAnsi="Times New Roman" w:cs="Times New Roman"/>
-          <w:sz w:val="22"/>
-          <w:szCs w:val="22"/>
-        </w:rPr>
-        <w:t>,</w:t>
-      </w:r>
-      <w:r>
-        <w:rPr>
-          <w:rFonts w:ascii="Times New Roman" w:hAnsi="Times New Roman" w:cs="Times New Roman"/>
-          <w:sz w:val="22"/>
-          <w:szCs w:val="22"/>
-        </w:rPr>
-        <w:t xml:space="preserve"> </w:t>
-      </w:r>
-      <w:r>
-        <w:rPr>
-          <w:rFonts w:ascii="Times New Roman" w:hAnsi="Times New Roman" w:cs="Times New Roman"/>
-          <w:sz w:val="22"/>
-          <w:szCs w:val="22"/>
-        </w:rPr>
-        <w:t>Fusion360 for part design</w:t>
-      </w:r>
-      <w:r>
-        <w:rPr>
-          <w:rFonts w:ascii="Times New Roman" w:hAnsi="Times New Roman" w:cs="Times New Roman"/>
-          <w:sz w:val="22"/>
-          <w:szCs w:val="22"/>
-        </w:rPr>
-        <w:t xml:space="preserve"> and </w:t>
-      </w:r>
-      <w:r>
-        <w:rPr>
-          <w:rFonts w:ascii="Times New Roman" w:hAnsi="Times New Roman" w:cs="Times New Roman"/>
-          <w:sz w:val="22"/>
-          <w:szCs w:val="22"/>
-        </w:rPr>
-        <w:t>FEA simulation</w:t>
-      </w:r>
-      <w:r>
-        <w:rPr>
-          <w:rFonts w:ascii="Times New Roman" w:hAnsi="Times New Roman" w:cs="Times New Roman"/>
-          <w:sz w:val="22"/>
-          <w:szCs w:val="22"/>
-        </w:rPr>
-        <w:t>, 3D printing for part manufacturing</w:t>
+        <w:t xml:space="preserve"> and</w:t>
+      </w:r>
+      <w:r>
+        <w:rPr>
+          <w:rFonts w:ascii="Times New Roman" w:hAnsi="Times New Roman" w:cs="Times New Roman"/>
+          <w:sz w:val="22"/>
+          <w:szCs w:val="22"/>
+        </w:rPr>
+        <w:t xml:space="preserve"> manufacture </w:t>
+      </w:r>
+      <w:r>
+        <w:rPr>
+          <w:rFonts w:ascii="Times New Roman" w:hAnsi="Times New Roman" w:cs="Times New Roman"/>
+          <w:sz w:val="22"/>
+          <w:szCs w:val="22"/>
+        </w:rPr>
+        <w:t>bimodal</w:t>
+      </w:r>
+      <w:r>
+        <w:rPr>
+          <w:rFonts w:ascii="Times New Roman" w:hAnsi="Times New Roman" w:cs="Times New Roman"/>
+          <w:sz w:val="22"/>
+          <w:szCs w:val="22"/>
+        </w:rPr>
+        <w:t xml:space="preserve"> autonomous robot capable </w:t>
+      </w:r>
+      <w:r>
+        <w:rPr>
+          <w:rFonts w:ascii="Times New Roman" w:hAnsi="Times New Roman" w:cs="Times New Roman"/>
+          <w:sz w:val="22"/>
+          <w:szCs w:val="22"/>
+        </w:rPr>
+        <w:t>transitioning between land and air navigation utilizing</w:t>
+      </w:r>
+      <w:r>
+        <w:rPr>
+          <w:rFonts w:ascii="Times New Roman" w:hAnsi="Times New Roman" w:cs="Times New Roman"/>
+          <w:sz w:val="22"/>
+          <w:szCs w:val="22"/>
+        </w:rPr>
+        <w:t xml:space="preserve"> ROS</w:t>
+      </w:r>
+      <w:r>
+        <w:rPr>
+          <w:rFonts w:ascii="Times New Roman" w:hAnsi="Times New Roman" w:cs="Times New Roman"/>
+          <w:sz w:val="22"/>
+          <w:szCs w:val="22"/>
+        </w:rPr>
+        <w:t xml:space="preserve"> autonom</w:t>
+      </w:r>
+      <w:r>
+        <w:rPr>
+          <w:rFonts w:ascii="Times New Roman" w:hAnsi="Times New Roman" w:cs="Times New Roman"/>
+          <w:sz w:val="22"/>
+          <w:szCs w:val="22"/>
+        </w:rPr>
+        <w:t>y</w:t>
+      </w:r>
+      <w:r>
+        <w:rPr>
+          <w:rFonts w:ascii="Times New Roman" w:hAnsi="Times New Roman" w:cs="Times New Roman"/>
+          <w:sz w:val="22"/>
+          <w:szCs w:val="22"/>
+        </w:rPr>
+        <w:t>, Fusion360 for part design and FEA simulation, 3D printing for part manufacturing</w:t>
       </w:r>
       <w:r>
         <w:rPr>
@@ -1231,63 +1265,7 @@
           <w:sz w:val="22"/>
           <w:szCs w:val="22"/>
         </w:rPr>
-        <w:t>Develop</w:t>
-      </w:r>
-      <w:r>
-        <w:rPr>
-          <w:rFonts w:ascii="Times New Roman" w:hAnsi="Times New Roman" w:cs="Times New Roman"/>
-          <w:sz w:val="22"/>
-          <w:szCs w:val="22"/>
-        </w:rPr>
-        <w:t>, waterproof,</w:t>
-      </w:r>
-      <w:r>
-        <w:rPr>
-          <w:rFonts w:ascii="Times New Roman" w:hAnsi="Times New Roman" w:cs="Times New Roman"/>
-          <w:sz w:val="22"/>
-          <w:szCs w:val="22"/>
-        </w:rPr>
-        <w:t xml:space="preserve"> and test</w:t>
-      </w:r>
-      <w:r>
-        <w:rPr>
-          <w:rFonts w:ascii="Times New Roman" w:hAnsi="Times New Roman" w:cs="Times New Roman"/>
-          <w:sz w:val="22"/>
-          <w:szCs w:val="22"/>
-        </w:rPr>
-        <w:t xml:space="preserve"> ESP32-controlled </w:t>
-      </w:r>
-      <w:r>
-        <w:rPr>
-          <w:rFonts w:ascii="Times New Roman" w:hAnsi="Times New Roman" w:cs="Times New Roman"/>
-          <w:sz w:val="22"/>
-          <w:szCs w:val="22"/>
-        </w:rPr>
-        <w:t xml:space="preserve">syringe-pump </w:t>
-      </w:r>
-      <w:r>
-        <w:rPr>
-          <w:rFonts w:ascii="Times New Roman" w:hAnsi="Times New Roman" w:cs="Times New Roman"/>
-          <w:sz w:val="22"/>
-          <w:szCs w:val="22"/>
-        </w:rPr>
-        <w:t xml:space="preserve">vertical buoyancy system </w:t>
-      </w:r>
-      <w:r>
-        <w:rPr>
-          <w:rFonts w:ascii="Times New Roman" w:hAnsi="Times New Roman" w:cs="Times New Roman"/>
-          <w:sz w:val="22"/>
-          <w:szCs w:val="22"/>
-        </w:rPr>
-        <w:t>for depths up to 16 ft</w:t>
-      </w:r>
-      <w:r>
-        <w:rPr>
-          <w:rFonts w:ascii="Times New Roman" w:hAnsi="Times New Roman" w:cs="Times New Roman"/>
-          <w:sz w:val="22"/>
-          <w:szCs w:val="22"/>
-        </w:rPr>
-        <w:t>.</w:t>
+        <w:t>Select electronics and design robot chassis to incorporate them while simulating chassis performance with FEA.</w:t>
       </w:r>
     </w:p>
     <w:p>
@@ -1310,23 +1288,442 @@
           <w:sz w:val="22"/>
           <w:szCs w:val="22"/>
         </w:rPr>
-        <w:t>Prepar</w:t>
-      </w:r>
-      <w:r>
-        <w:rPr>
-          <w:rFonts w:ascii="Times New Roman" w:hAnsi="Times New Roman" w:cs="Times New Roman"/>
-          <w:sz w:val="22"/>
-          <w:szCs w:val="22"/>
-        </w:rPr>
-        <w:t>e</w:t>
-      </w:r>
-      <w:r>
-        <w:rPr>
-          <w:rFonts w:ascii="Times New Roman" w:hAnsi="Times New Roman" w:cs="Times New Roman"/>
-          <w:sz w:val="22"/>
-          <w:szCs w:val="22"/>
-        </w:rPr>
-        <w:t xml:space="preserve"> to present research at the MIT Undergraduate Research and Technology Conference (URTC) and National Conference on Undergraduate Research (NCUR).</w:t>
+        <w:t>Prepare to present research at the MIT Undergraduate Research and Technology Conference (URTC) and National Conference on Undergraduate Research (NCUR).</w:t>
+      </w:r>
+    </w:p>
+    <w:p>
+      <w:pPr>
+        <w:spacing w:after="0"/>
+        <w:rPr>
+          <w:rFonts w:ascii="Times New Roman" w:hAnsi="Times New Roman" w:cs="Times New Roman"/>
+          <w:sz w:val="22"/>
+          <w:szCs w:val="22"/>
+        </w:rPr>
+      </w:pPr>
+      <w:r>
+        <w:rPr>
+          <w:rFonts w:ascii="Times New Roman" w:hAnsi="Times New Roman" w:cs="Times New Roman"/>
+          <w:b/>
+          <w:bCs/>
+          <w:sz w:val="22"/>
+          <w:szCs w:val="22"/>
+        </w:rPr>
+        <w:t>Mechanical Engineer</w:t>
+      </w:r>
+      <w:r>
+        <w:rPr>
+          <w:rFonts w:ascii="Times New Roman" w:hAnsi="Times New Roman" w:cs="Times New Roman"/>
+          <w:b/>
+          <w:bCs/>
+          <w:sz w:val="22"/>
+          <w:szCs w:val="22"/>
+        </w:rPr>
+        <w:t xml:space="preserve"> – V</w:t>
+      </w:r>
+      <w:r>
+        <w:rPr>
+          <w:rFonts w:ascii="Times New Roman" w:hAnsi="Times New Roman" w:cs="Times New Roman"/>
+          <w:b/>
+          <w:bCs/>
+          <w:sz w:val="22"/>
+          <w:szCs w:val="22"/>
+        </w:rPr>
+        <w:t>irginia Tech</w:t>
+      </w:r>
+      <w:r>
+        <w:rPr>
+          <w:rFonts w:ascii="Times New Roman" w:hAnsi="Times New Roman" w:cs="Times New Roman"/>
+          <w:b/>
+          <w:bCs/>
+          <w:sz w:val="22"/>
+          <w:szCs w:val="22"/>
+        </w:rPr>
+        <w:t xml:space="preserve"> </w:t>
+      </w:r>
+      <w:r>
+        <w:rPr>
+          <w:rFonts w:ascii="Times New Roman" w:hAnsi="Times New Roman" w:cs="Times New Roman"/>
+          <w:b/>
+          <w:bCs/>
+          <w:sz w:val="22"/>
+          <w:szCs w:val="22"/>
+        </w:rPr>
+        <w:t>DARPA Heavy Lift Challenge Team</w:t>
+      </w:r>
+      <w:r>
+        <w:rPr>
+          <w:rFonts w:ascii="Times New Roman" w:hAnsi="Times New Roman" w:cs="Times New Roman"/>
+          <w:sz w:val="22"/>
+          <w:szCs w:val="22"/>
+        </w:rPr>
+        <w:t xml:space="preserve">     </w:t>
+      </w:r>
+      <w:r>
+        <w:rPr>
+          <w:rFonts w:ascii="Times New Roman" w:hAnsi="Times New Roman" w:cs="Times New Roman"/>
+          <w:sz w:val="22"/>
+          <w:szCs w:val="22"/>
+        </w:rPr>
+        <w:tab/>
+      </w:r>
+      <w:r>
+        <w:rPr>
+          <w:rFonts w:ascii="Times New Roman" w:hAnsi="Times New Roman" w:cs="Times New Roman"/>
+          <w:sz w:val="22"/>
+          <w:szCs w:val="22"/>
+        </w:rPr>
+        <w:tab/>
+      </w:r>
+      <w:r>
+        <w:rPr>
+          <w:rFonts w:ascii="Times New Roman" w:hAnsi="Times New Roman" w:cs="Times New Roman"/>
+          <w:sz w:val="22"/>
+          <w:szCs w:val="22"/>
+        </w:rPr>
+        <w:tab/>
+        <w:t xml:space="preserve">         Jan</w:t>
+      </w:r>
+      <w:r>
+        <w:rPr>
+          <w:rFonts w:ascii="Times New Roman" w:hAnsi="Times New Roman" w:cs="Times New Roman"/>
+          <w:sz w:val="22"/>
+          <w:szCs w:val="22"/>
+        </w:rPr>
+        <w:t xml:space="preserve"> 202</w:t>
+      </w:r>
+      <w:r>
+        <w:rPr>
+          <w:rFonts w:ascii="Times New Roman" w:hAnsi="Times New Roman" w:cs="Times New Roman"/>
+          <w:sz w:val="22"/>
+          <w:szCs w:val="22"/>
+        </w:rPr>
+        <w:t>6</w:t>
+      </w:r>
+      <w:r>
+        <w:rPr>
+          <w:rFonts w:ascii="Times New Roman" w:hAnsi="Times New Roman" w:cs="Times New Roman"/>
+          <w:sz w:val="22"/>
+          <w:szCs w:val="22"/>
+        </w:rPr>
+        <w:t xml:space="preserve"> – Present</w:t>
+      </w:r>
+    </w:p>
+    <w:p>
+      <w:pPr>
+        <w:pStyle w:val="ListParagraph"/>
+        <w:numPr>
+          <w:ilvl w:val="0"/>
+          <w:numId w:val="1"/>
+        </w:numPr>
+        <w:spacing w:after="0" w:line="276" w:lineRule="auto"/>
+        <w:rPr>
+          <w:rFonts w:ascii="Times New Roman" w:hAnsi="Times New Roman" w:cs="Times New Roman"/>
+          <w:sz w:val="22"/>
+          <w:szCs w:val="22"/>
+        </w:rPr>
+      </w:pPr>
+      <w:r>
+        <w:rPr>
+          <w:rFonts w:ascii="Times New Roman" w:hAnsi="Times New Roman" w:cs="Times New Roman"/>
+          <w:sz w:val="22"/>
+          <w:szCs w:val="22"/>
+        </w:rPr>
+        <w:t>Design and build high-performance VTOL </w:t>
+      </w:r>
+      <w:r>
+        <w:rPr>
+          <w:rFonts w:ascii="Times New Roman" w:hAnsi="Times New Roman" w:cs="Times New Roman"/>
+          <w:sz w:val="22"/>
+          <w:szCs w:val="22"/>
+        </w:rPr>
+        <w:t>hexa</w:t>
+      </w:r>
+      <w:r>
+        <w:rPr>
+          <w:rFonts w:ascii="Times New Roman" w:hAnsi="Times New Roman" w:cs="Times New Roman"/>
+          <w:sz w:val="22"/>
+          <w:szCs w:val="22"/>
+        </w:rPr>
+        <w:t>copter</w:t>
+      </w:r>
+      <w:r>
+        <w:rPr>
+          <w:rFonts w:ascii="Times New Roman" w:hAnsi="Times New Roman" w:cs="Times New Roman"/>
+          <w:sz w:val="22"/>
+          <w:szCs w:val="22"/>
+        </w:rPr>
+        <w:t xml:space="preserve"> drone</w:t>
+      </w:r>
+      <w:r>
+        <w:rPr>
+          <w:rFonts w:ascii="Times New Roman" w:hAnsi="Times New Roman" w:cs="Times New Roman"/>
+          <w:sz w:val="22"/>
+          <w:szCs w:val="22"/>
+        </w:rPr>
+        <w:t> under 55 </w:t>
+      </w:r>
+      <w:proofErr w:type="spellStart"/>
+      <w:r>
+        <w:rPr>
+          <w:rFonts w:ascii="Times New Roman" w:hAnsi="Times New Roman" w:cs="Times New Roman"/>
+          <w:sz w:val="22"/>
+          <w:szCs w:val="22"/>
+        </w:rPr>
+        <w:t>lbs</w:t>
+      </w:r>
+      <w:proofErr w:type="spellEnd"/>
+      <w:r>
+        <w:rPr>
+          <w:rFonts w:ascii="Times New Roman" w:hAnsi="Times New Roman" w:cs="Times New Roman"/>
+          <w:sz w:val="22"/>
+          <w:szCs w:val="22"/>
+        </w:rPr>
+        <w:t> that can lift 110+ </w:t>
+      </w:r>
+      <w:proofErr w:type="spellStart"/>
+      <w:r>
+        <w:rPr>
+          <w:rFonts w:ascii="Times New Roman" w:hAnsi="Times New Roman" w:cs="Times New Roman"/>
+          <w:sz w:val="22"/>
+          <w:szCs w:val="22"/>
+        </w:rPr>
+        <w:t>lbs</w:t>
+      </w:r>
+      <w:proofErr w:type="spellEnd"/>
+      <w:r>
+        <w:rPr>
+          <w:rFonts w:ascii="Times New Roman" w:hAnsi="Times New Roman" w:cs="Times New Roman"/>
+          <w:sz w:val="22"/>
+          <w:szCs w:val="22"/>
+        </w:rPr>
+        <w:t xml:space="preserve"> of standard gym plates, fly 4 miles loaded </w:t>
+      </w:r>
+      <w:r>
+        <w:rPr>
+          <w:rFonts w:ascii="Times New Roman" w:hAnsi="Times New Roman" w:cs="Times New Roman"/>
+          <w:sz w:val="22"/>
+          <w:szCs w:val="22"/>
+        </w:rPr>
+        <w:t>and</w:t>
+      </w:r>
+      <w:r>
+        <w:rPr>
+          <w:rFonts w:ascii="Times New Roman" w:hAnsi="Times New Roman" w:cs="Times New Roman"/>
+          <w:sz w:val="22"/>
+          <w:szCs w:val="22"/>
+        </w:rPr>
+        <w:t xml:space="preserve"> 1 mile unloaded, hold 350 ft AGL, and complete the full course in under 30 minutes. </w:t>
+      </w:r>
+    </w:p>
+    <w:p>
+      <w:pPr>
+        <w:pStyle w:val="ListParagraph"/>
+        <w:numPr>
+          <w:ilvl w:val="0"/>
+          <w:numId w:val="1"/>
+        </w:numPr>
+        <w:spacing w:after="0" w:line="276" w:lineRule="auto"/>
+        <w:rPr>
+          <w:rFonts w:ascii="Times New Roman" w:hAnsi="Times New Roman" w:cs="Times New Roman"/>
+          <w:sz w:val="22"/>
+          <w:szCs w:val="22"/>
+        </w:rPr>
+      </w:pPr>
+      <w:r>
+        <w:rPr>
+          <w:rFonts w:ascii="Times New Roman" w:hAnsi="Times New Roman" w:cs="Times New Roman"/>
+          <w:sz w:val="22"/>
+          <w:szCs w:val="22"/>
+        </w:rPr>
+        <w:t>Model</w:t>
+      </w:r>
+      <w:r>
+        <w:rPr>
+          <w:rFonts w:ascii="Times New Roman" w:hAnsi="Times New Roman" w:cs="Times New Roman"/>
+          <w:sz w:val="22"/>
+          <w:szCs w:val="22"/>
+        </w:rPr>
+        <w:t xml:space="preserve"> structural components with SolidWorks, test part designs with Ansys </w:t>
+      </w:r>
+      <w:r>
+        <w:rPr>
+          <w:rFonts w:ascii="Times New Roman" w:hAnsi="Times New Roman" w:cs="Times New Roman"/>
+          <w:sz w:val="22"/>
+          <w:szCs w:val="22"/>
+        </w:rPr>
+        <w:t>FEA</w:t>
+      </w:r>
+      <w:r>
+        <w:rPr>
+          <w:rFonts w:ascii="Times New Roman" w:hAnsi="Times New Roman" w:cs="Times New Roman"/>
+          <w:sz w:val="22"/>
+          <w:szCs w:val="22"/>
+        </w:rPr>
+        <w:t xml:space="preserve"> and </w:t>
+      </w:r>
+      <w:r>
+        <w:rPr>
+          <w:rFonts w:ascii="Times New Roman" w:hAnsi="Times New Roman" w:cs="Times New Roman"/>
+          <w:sz w:val="22"/>
+          <w:szCs w:val="22"/>
+        </w:rPr>
+        <w:t>topology</w:t>
+      </w:r>
+      <w:r>
+        <w:rPr>
+          <w:rFonts w:ascii="Times New Roman" w:hAnsi="Times New Roman" w:cs="Times New Roman"/>
+          <w:sz w:val="22"/>
+          <w:szCs w:val="22"/>
+        </w:rPr>
+        <w:t xml:space="preserve"> optimization tools.</w:t>
+      </w:r>
+    </w:p>
+    <w:p>
+      <w:pPr>
+        <w:spacing w:after="0"/>
+        <w:rPr>
+          <w:rFonts w:ascii="Times New Roman" w:hAnsi="Times New Roman" w:cs="Times New Roman"/>
+          <w:sz w:val="22"/>
+          <w:szCs w:val="22"/>
+        </w:rPr>
+      </w:pPr>
+      <w:r>
+        <w:rPr>
+          <w:rFonts w:ascii="Times New Roman" w:hAnsi="Times New Roman" w:cs="Times New Roman"/>
+          <w:b/>
+          <w:bCs/>
+          <w:sz w:val="22"/>
+          <w:szCs w:val="22"/>
+        </w:rPr>
+        <w:t>Researcher</w:t>
+      </w:r>
+      <w:r>
+        <w:rPr>
+          <w:rFonts w:ascii="Times New Roman" w:hAnsi="Times New Roman" w:cs="Times New Roman"/>
+          <w:b/>
+          <w:bCs/>
+          <w:sz w:val="22"/>
+          <w:szCs w:val="22"/>
+        </w:rPr>
+        <w:t xml:space="preserve"> –</w:t>
+      </w:r>
+      <w:r>
+        <w:rPr>
+          <w:rFonts w:ascii="Times New Roman" w:hAnsi="Times New Roman" w:cs="Times New Roman"/>
+          <w:b/>
+          <w:bCs/>
+          <w:sz w:val="22"/>
+          <w:szCs w:val="22"/>
+        </w:rPr>
+        <w:t xml:space="preserve"> </w:t>
+      </w:r>
+      <w:r>
+        <w:rPr>
+          <w:rFonts w:ascii="Times New Roman" w:hAnsi="Times New Roman" w:cs="Times New Roman"/>
+          <w:b/>
+          <w:bCs/>
+          <w:sz w:val="22"/>
+          <w:szCs w:val="22"/>
+        </w:rPr>
+        <w:t>Collaborative Robotics Lab (Collab) at Virginia Tech</w:t>
+      </w:r>
+      <w:r>
+        <w:rPr>
+          <w:rFonts w:ascii="Times New Roman" w:hAnsi="Times New Roman" w:cs="Times New Roman"/>
+          <w:sz w:val="22"/>
+          <w:szCs w:val="22"/>
+        </w:rPr>
+        <w:t xml:space="preserve">     </w:t>
+      </w:r>
+      <w:r>
+        <w:rPr>
+          <w:rFonts w:ascii="Times New Roman" w:hAnsi="Times New Roman" w:cs="Times New Roman"/>
+          <w:sz w:val="22"/>
+          <w:szCs w:val="22"/>
+        </w:rPr>
+        <w:tab/>
+      </w:r>
+      <w:r>
+        <w:rPr>
+          <w:rFonts w:ascii="Times New Roman" w:hAnsi="Times New Roman" w:cs="Times New Roman"/>
+          <w:sz w:val="22"/>
+          <w:szCs w:val="22"/>
+        </w:rPr>
+        <w:tab/>
+      </w:r>
+      <w:r>
+        <w:rPr>
+          <w:rFonts w:ascii="Times New Roman" w:hAnsi="Times New Roman" w:cs="Times New Roman"/>
+          <w:sz w:val="22"/>
+          <w:szCs w:val="22"/>
+        </w:rPr>
+        <w:tab/>
+        <w:t xml:space="preserve">         Jan</w:t>
+      </w:r>
+      <w:r>
+        <w:rPr>
+          <w:rFonts w:ascii="Times New Roman" w:hAnsi="Times New Roman" w:cs="Times New Roman"/>
+          <w:sz w:val="22"/>
+          <w:szCs w:val="22"/>
+        </w:rPr>
+        <w:t xml:space="preserve"> 202</w:t>
+      </w:r>
+      <w:r>
+        <w:rPr>
+          <w:rFonts w:ascii="Times New Roman" w:hAnsi="Times New Roman" w:cs="Times New Roman"/>
+          <w:sz w:val="22"/>
+          <w:szCs w:val="22"/>
+        </w:rPr>
+        <w:t>6</w:t>
+      </w:r>
+      <w:r>
+        <w:rPr>
+          <w:rFonts w:ascii="Times New Roman" w:hAnsi="Times New Roman" w:cs="Times New Roman"/>
+          <w:sz w:val="22"/>
+          <w:szCs w:val="22"/>
+        </w:rPr>
+        <w:t xml:space="preserve"> – Present</w:t>
+      </w:r>
+    </w:p>
+    <w:p>
+      <w:pPr>
+        <w:pStyle w:val="ListParagraph"/>
+        <w:numPr>
+          <w:ilvl w:val="0"/>
+          <w:numId w:val="1"/>
+        </w:numPr>
+        <w:spacing w:after="0" w:line="276" w:lineRule="auto"/>
+        <w:rPr>
+          <w:rFonts w:ascii="Times New Roman" w:hAnsi="Times New Roman" w:cs="Times New Roman"/>
+          <w:sz w:val="22"/>
+          <w:szCs w:val="22"/>
+        </w:rPr>
+      </w:pPr>
+      <w:r>
+        <w:rPr>
+          <w:rFonts w:ascii="Times New Roman" w:hAnsi="Times New Roman" w:cs="Times New Roman"/>
+          <w:sz w:val="22"/>
+          <w:szCs w:val="22"/>
+        </w:rPr>
+        <w:t xml:space="preserve">Train, </w:t>
+      </w:r>
+      <w:proofErr w:type="gramStart"/>
+      <w:r>
+        <w:rPr>
+          <w:rFonts w:ascii="Times New Roman" w:hAnsi="Times New Roman" w:cs="Times New Roman"/>
+          <w:sz w:val="22"/>
+          <w:szCs w:val="22"/>
+        </w:rPr>
+        <w:t>utilize</w:t>
+      </w:r>
+      <w:proofErr w:type="gramEnd"/>
+      <w:r>
+        <w:rPr>
+          <w:rFonts w:ascii="Times New Roman" w:hAnsi="Times New Roman" w:cs="Times New Roman"/>
+          <w:sz w:val="22"/>
+          <w:szCs w:val="22"/>
+        </w:rPr>
+        <w:t xml:space="preserve"> AI LLM for human robot interaction, currently to perform object selection with CV from text prompts.</w:t>
       </w:r>
     </w:p>
     <w:p>
@@ -1498,15 +1895,39 @@
           <w:sz w:val="22"/>
           <w:szCs w:val="22"/>
         </w:rPr>
-        <w:t xml:space="preserve">Test </w:t>
-      </w:r>
-      <w:r>
-        <w:rPr>
-          <w:rFonts w:ascii="Times New Roman" w:hAnsi="Times New Roman" w:cs="Times New Roman"/>
-          <w:sz w:val="22"/>
-          <w:szCs w:val="22"/>
-        </w:rPr>
-        <w:t>SolidWorks-designed palm piece to optimize internal component placement for a life-like feel.</w:t>
+        <w:t>Program C++ scripts in Arduino IDE to integrate myoelectric</w:t>
+      </w:r>
+      <w:r>
+        <w:rPr>
+          <w:rFonts w:ascii="Times New Roman" w:hAnsi="Times New Roman" w:cs="Times New Roman"/>
+          <w:sz w:val="22"/>
+          <w:szCs w:val="22"/>
+        </w:rPr>
+        <w:t xml:space="preserve"> sensors</w:t>
+      </w:r>
+      <w:r>
+        <w:rPr>
+          <w:rFonts w:ascii="Times New Roman" w:hAnsi="Times New Roman" w:cs="Times New Roman"/>
+          <w:sz w:val="22"/>
+          <w:szCs w:val="22"/>
+        </w:rPr>
+        <w:t>, force sensors and control 3D</w:t>
+      </w:r>
+      <w:r>
+        <w:rPr>
+          <w:rFonts w:ascii="Times New Roman" w:hAnsi="Times New Roman" w:cs="Times New Roman"/>
+          <w:sz w:val="22"/>
+          <w:szCs w:val="22"/>
+        </w:rPr>
+        <w:t xml:space="preserve"> </w:t>
+      </w:r>
+      <w:r>
+        <w:rPr>
+          <w:rFonts w:ascii="Times New Roman" w:hAnsi="Times New Roman" w:cs="Times New Roman"/>
+          <w:sz w:val="22"/>
+          <w:szCs w:val="22"/>
+        </w:rPr>
+        <w:t>printed fingers.</w:t>
       </w:r>
     </w:p>
     <w:p>
@@ -1529,61 +1950,6 @@
           <w:sz w:val="22"/>
           <w:szCs w:val="22"/>
         </w:rPr>
-        <w:t>Program C++ scripts in Arduino IDE to integrate myoelectric</w:t>
-      </w:r>
-      <w:r>
-        <w:rPr>
-          <w:rFonts w:ascii="Times New Roman" w:hAnsi="Times New Roman" w:cs="Times New Roman"/>
-          <w:sz w:val="22"/>
-          <w:szCs w:val="22"/>
-        </w:rPr>
-        <w:t xml:space="preserve"> sensors</w:t>
-      </w:r>
-      <w:r>
-        <w:rPr>
-          <w:rFonts w:ascii="Times New Roman" w:hAnsi="Times New Roman" w:cs="Times New Roman"/>
-          <w:sz w:val="22"/>
-          <w:szCs w:val="22"/>
-        </w:rPr>
-        <w:t>, force sensors and control 3D</w:t>
-      </w:r>
-      <w:r>
-        <w:rPr>
-          <w:rFonts w:ascii="Times New Roman" w:hAnsi="Times New Roman" w:cs="Times New Roman"/>
-          <w:sz w:val="22"/>
-          <w:szCs w:val="22"/>
-        </w:rPr>
-        <w:t xml:space="preserve"> </w:t>
-      </w:r>
-      <w:r>
-        <w:rPr>
-          <w:rFonts w:ascii="Times New Roman" w:hAnsi="Times New Roman" w:cs="Times New Roman"/>
-          <w:sz w:val="22"/>
-          <w:szCs w:val="22"/>
-        </w:rPr>
-        <w:t>printed fingers.</w:t>
-      </w:r>
-    </w:p>
-    <w:p>
-      <w:pPr>
-        <w:pStyle w:val="ListParagraph"/>
-        <w:numPr>
-          <w:ilvl w:val="0"/>
-          <w:numId w:val="4"/>
-        </w:numPr>
-        <w:spacing w:after="0" w:line="276" w:lineRule="auto"/>
-        <w:rPr>
-          <w:rFonts w:ascii="Times New Roman" w:hAnsi="Times New Roman" w:cs="Times New Roman"/>
-          <w:sz w:val="22"/>
-          <w:szCs w:val="22"/>
-        </w:rPr>
-      </w:pPr>
-      <w:r>
-        <w:rPr>
-          <w:rFonts w:ascii="Times New Roman" w:hAnsi="Times New Roman" w:cs="Times New Roman"/>
-          <w:sz w:val="22"/>
-          <w:szCs w:val="22"/>
-        </w:rPr>
         <w:t>Present research at the National Conference on Undergraduate Research (NCUR</w:t>
       </w:r>
       <w:r>
@@ -1769,7 +2135,15 @@
           <w:sz w:val="22"/>
           <w:szCs w:val="22"/>
         </w:rPr>
-        <w:t xml:space="preserve">Probe launched as nose of rocket, separated at apex, fell between 10-30 m/s with aerobrake, then fell between 0-2 m/s </w:t>
+        <w:t xml:space="preserve">Launched probe </w:t>
+      </w:r>
+      <w:r>
+        <w:rPr>
+          <w:rFonts w:ascii="Times New Roman" w:hAnsi="Times New Roman" w:cs="Times New Roman"/>
+          <w:sz w:val="22"/>
+          <w:szCs w:val="22"/>
+        </w:rPr>
+        <w:t xml:space="preserve">as nose of rocket, separated at apex, fell between 10-30 m/s with aerobrake, then fell between 0-2 m/s </w:t>
       </w:r>
       <w:r>
         <w:rPr>
@@ -1950,7 +2324,6 @@
     <w:p>
       <w:pPr>
         <w:spacing w:after="0"/>
-        <w:ind w:left="90"/>
         <w:rPr>
           <w:rFonts w:ascii="Times New Roman" w:hAnsi="Times New Roman" w:cs="Times New Roman"/>
           <w:sz w:val="10"/>
@@ -2541,16 +2914,6 @@
       <w:r>
         <w:rPr>
           <w:rFonts w:ascii="Times New Roman" w:hAnsi="Times New Roman" w:cs="Times New Roman"/>
-          <w:b/>
-          <w:bCs/>
-          <w:sz w:val="22"/>
-          <w:szCs w:val="22"/>
-        </w:rPr>
-        <w:t xml:space="preserve"> Mock Product</w:t>
-      </w:r>
-      <w:r>
-        <w:rPr>
-          <w:rFonts w:ascii="Times New Roman" w:hAnsi="Times New Roman" w:cs="Times New Roman"/>
           <w:sz w:val="22"/>
           <w:szCs w:val="22"/>
         </w:rPr>
@@ -2626,6 +2989,15 @@
           <w:sz w:val="22"/>
           <w:szCs w:val="22"/>
         </w:rPr>
+        <w:t xml:space="preserve">   </w:t>
+      </w:r>
+      <w:r>
+        <w:rPr>
+          <w:rFonts w:ascii="Times New Roman" w:hAnsi="Times New Roman" w:cs="Times New Roman"/>
+          <w:sz w:val="22"/>
+          <w:szCs w:val="22"/>
+        </w:rPr>
+        <w:tab/>
         <w:t xml:space="preserve">   </w:t>
       </w:r>
       <w:r>
@@ -3055,23 +3427,7 @@
           <w:sz w:val="22"/>
           <w:szCs w:val="22"/>
         </w:rPr>
-        <w:t xml:space="preserve">Virginia Tech Strategic Intelligence Organization </w:t>
-      </w:r>
-      <w:r>
-        <w:rPr>
-          <w:rFonts w:ascii="Times New Roman" w:hAnsi="Times New Roman" w:cs="Times New Roman"/>
-          <w:sz w:val="22"/>
-          <w:szCs w:val="22"/>
-        </w:rPr>
-        <w:t>–</w:t>
-      </w:r>
-      <w:r>
-        <w:rPr>
-          <w:rFonts w:ascii="Times New Roman" w:hAnsi="Times New Roman" w:cs="Times New Roman"/>
-          <w:sz w:val="22"/>
-          <w:szCs w:val="22"/>
-        </w:rPr>
-        <w:t xml:space="preserve"> Practicing skills such as BLUF writing, red team simulations</w:t>
+        <w:t>Triangle STEM Fraternity – Alumni Relations, Philanthropy</w:t>
       </w:r>
     </w:p>
     <w:p>
@@ -3094,112 +3450,12 @@
           <w:sz w:val="22"/>
           <w:szCs w:val="22"/>
         </w:rPr>
-        <w:t>Triangle Social and Professional STEM Fraternity – Alumni Relations, Philanthropy</w:t>
-      </w:r>
-    </w:p>
-    <w:p>
-      <w:pPr>
-        <w:pStyle w:val="ListParagraph"/>
-        <w:numPr>
-          <w:ilvl w:val="0"/>
-          <w:numId w:val="6"/>
-        </w:numPr>
-        <w:spacing w:after="0"/>
-        <w:rPr>
-          <w:rFonts w:ascii="Times New Roman" w:hAnsi="Times New Roman" w:cs="Times New Roman"/>
-          <w:sz w:val="22"/>
-          <w:szCs w:val="22"/>
-        </w:rPr>
-      </w:pPr>
-      <w:r>
-        <w:rPr>
-          <w:rFonts w:ascii="Times New Roman" w:hAnsi="Times New Roman" w:cs="Times New Roman"/>
-          <w:sz w:val="22"/>
-          <w:szCs w:val="22"/>
-        </w:rPr>
-        <w:t>American Society of Mechanical Engineers (ASME)</w:t>
-      </w:r>
-      <w:r>
-        <w:rPr>
-          <w:rFonts w:ascii="Times New Roman" w:hAnsi="Times New Roman" w:cs="Times New Roman"/>
-          <w:sz w:val="22"/>
-          <w:szCs w:val="22"/>
-        </w:rPr>
-        <w:t xml:space="preserve"> – Networking events, CAD trainings</w:t>
-      </w:r>
-    </w:p>
-    <w:p>
-      <w:pPr>
-        <w:pStyle w:val="ListParagraph"/>
-        <w:numPr>
-          <w:ilvl w:val="0"/>
-          <w:numId w:val="6"/>
-        </w:numPr>
-        <w:spacing w:after="0"/>
-        <w:rPr>
-          <w:rFonts w:ascii="Times New Roman" w:hAnsi="Times New Roman" w:cs="Times New Roman"/>
-          <w:sz w:val="22"/>
-          <w:szCs w:val="22"/>
-        </w:rPr>
-      </w:pPr>
-      <w:r>
-        <w:rPr>
-          <w:rFonts w:ascii="Times New Roman" w:hAnsi="Times New Roman" w:cs="Times New Roman"/>
-          <w:sz w:val="22"/>
-          <w:szCs w:val="22"/>
-        </w:rPr>
-        <w:t>SCUBA Club at Virginia Tech</w:t>
-      </w:r>
-    </w:p>
-    <w:p>
-      <w:pPr>
-        <w:pStyle w:val="ListParagraph"/>
-        <w:numPr>
-          <w:ilvl w:val="0"/>
-          <w:numId w:val="6"/>
-        </w:numPr>
-        <w:spacing w:after="0"/>
-        <w:rPr>
-          <w:rFonts w:ascii="Times New Roman" w:hAnsi="Times New Roman" w:cs="Times New Roman"/>
-          <w:sz w:val="22"/>
-          <w:szCs w:val="22"/>
-        </w:rPr>
-      </w:pPr>
-      <w:r>
-        <w:rPr>
-          <w:rFonts w:ascii="Times New Roman" w:hAnsi="Times New Roman" w:cs="Times New Roman"/>
-          <w:sz w:val="22"/>
-          <w:szCs w:val="22"/>
-        </w:rPr>
-        <w:t>FIRST Robotics Competition Team 1757 - Safety Officer (2022)</w:t>
-      </w:r>
-    </w:p>
-    <w:p>
-      <w:pPr>
-        <w:pStyle w:val="ListParagraph"/>
-        <w:numPr>
-          <w:ilvl w:val="0"/>
-          <w:numId w:val="6"/>
-        </w:numPr>
-        <w:spacing w:after="0"/>
-        <w:rPr>
-          <w:rFonts w:ascii="Times New Roman" w:hAnsi="Times New Roman" w:cs="Times New Roman"/>
-          <w:sz w:val="22"/>
-          <w:szCs w:val="22"/>
-        </w:rPr>
-      </w:pPr>
-      <w:r>
-        <w:rPr>
-          <w:rFonts w:ascii="Times New Roman" w:hAnsi="Times New Roman" w:cs="Times New Roman"/>
-          <w:sz w:val="22"/>
-          <w:szCs w:val="22"/>
-        </w:rPr>
         <w:t>Certifications: Open Water Diver (SSI), CPR (American Red Cross), AED (American Red Cross)</w:t>
       </w:r>
     </w:p>
     <w:sectPr>
       <w:pgSz w:w="12240" w:h="15840"/>
-      <w:pgMar w:top="360" w:right="720" w:bottom="540" w:left="720" w:header="720" w:footer="720" w:gutter="0"/>
+      <w:pgMar w:top="360" w:right="720" w:bottom="180" w:left="720" w:header="720" w:footer="720" w:gutter="0"/>
       <w:cols w:space="720"/>
       <w:docGrid w:linePitch="360"/>
     </w:sectPr>
@@ -4511,7 +4767,6 @@
   <w:style w:type="character" w:default="1" w:styleId="DefaultParagraphFont">
     <w:name w:val="Default Paragraph Font"/>
     <w:uiPriority w:val="1"/>
-    <w:semiHidden/>
     <w:unhideWhenUsed/>
   </w:style>
   <w:style w:type="table" w:default="1" w:styleId="TableNormal">
@@ -4914,6 +5169,18 @@
       <w:szCs w:val="20"/>
     </w:rPr>
   </w:style>
+  <w:style w:type="character" w:styleId="FollowedHyperlink">
+    <w:name w:val="FollowedHyperlink"/>
+    <w:basedOn w:val="DefaultParagraphFont"/>
+    <w:uiPriority w:val="99"/>
+    <w:semiHidden/>
+    <w:unhideWhenUsed/>
+    <w:rsid w:val="00F36B11"/>
+    <w:rPr>
+      <w:color w:val="96607D" w:themeColor="followedHyperlink"/>
+      <w:u w:val="single"/>
+    </w:rPr>
+  </w:style>
 </w:styles>
 </file>
 

--- a/assets/resume/John Santosuosso Resume.docx
+++ b/assets/resume/John Santosuosso Resume.docx
@@ -51,34 +51,7 @@
             <w:sz w:val="22"/>
             <w:szCs w:val="22"/>
           </w:rPr>
-          <w:t>Link</w:t>
-        </w:r>
-        <w:r>
-          <w:rPr>
-            <w:rStyle w:val="Hyperlink"/>
-            <w:rFonts w:ascii="Times New Roman" w:hAnsi="Times New Roman" w:cs="Times New Roman"/>
-            <w:sz w:val="22"/>
-            <w:szCs w:val="22"/>
-          </w:rPr>
-          <w:t>e</w:t>
-        </w:r>
-        <w:r>
-          <w:rPr>
-            <w:rStyle w:val="Hyperlink"/>
-            <w:rFonts w:ascii="Times New Roman" w:hAnsi="Times New Roman" w:cs="Times New Roman"/>
-            <w:sz w:val="22"/>
-            <w:szCs w:val="22"/>
-          </w:rPr>
-          <w:t>d</w:t>
-        </w:r>
-        <w:r>
-          <w:rPr>
-            <w:rStyle w:val="Hyperlink"/>
-            <w:rFonts w:ascii="Times New Roman" w:hAnsi="Times New Roman" w:cs="Times New Roman"/>
-            <w:sz w:val="22"/>
-            <w:szCs w:val="22"/>
-          </w:rPr>
-          <w:t>In</w:t>
+          <w:t>LinkedIn</w:t>
         </w:r>
       </w:hyperlink>
       <w:r>
@@ -97,25 +70,7 @@
             <w:sz w:val="22"/>
             <w:szCs w:val="22"/>
           </w:rPr>
-          <w:t>Por</w:t>
-        </w:r>
-        <w:r>
-          <w:rPr>
-            <w:rStyle w:val="Hyperlink"/>
-            <w:rFonts w:ascii="Times New Roman" w:hAnsi="Times New Roman" w:cs="Times New Roman"/>
-            <w:sz w:val="22"/>
-            <w:szCs w:val="22"/>
-          </w:rPr>
-          <w:t>t</w:t>
-        </w:r>
-        <w:r>
-          <w:rPr>
-            <w:rStyle w:val="Hyperlink"/>
-            <w:rFonts w:ascii="Times New Roman" w:hAnsi="Times New Roman" w:cs="Times New Roman"/>
-            <w:sz w:val="22"/>
-            <w:szCs w:val="22"/>
-          </w:rPr>
-          <w:t>folio</w:t>
+          <w:t>Portfolio</w:t>
         </w:r>
       </w:hyperlink>
       <w:r>
@@ -502,7 +457,31 @@
           <w:sz w:val="22"/>
           <w:szCs w:val="22"/>
         </w:rPr>
-        <w:t>| GPA: 3.3/4.0</w:t>
+        <w:t>| GPA: 3.3</w:t>
+      </w:r>
+      <w:r>
+        <w:rPr>
+          <w:rFonts w:ascii="Times New Roman" w:hAnsi="Times New Roman" w:cs="Times New Roman"/>
+          <w:sz w:val="22"/>
+          <w:szCs w:val="22"/>
+        </w:rPr>
+        <w:t>1</w:t>
+      </w:r>
+      <w:r>
+        <w:rPr>
+          <w:rFonts w:ascii="Times New Roman" w:hAnsi="Times New Roman" w:cs="Times New Roman"/>
+          <w:sz w:val="22"/>
+          <w:szCs w:val="22"/>
+        </w:rPr>
+        <w:t>/4</w:t>
+      </w:r>
+      <w:r>
+        <w:rPr>
+          <w:rFonts w:ascii="Times New Roman" w:hAnsi="Times New Roman" w:cs="Times New Roman"/>
+          <w:sz w:val="22"/>
+          <w:szCs w:val="22"/>
+        </w:rPr>
+        <w:t>.00</w:t>
       </w:r>
     </w:p>
     <w:p>
@@ -777,25 +756,7 @@
           <w:sz w:val="22"/>
           <w:szCs w:val="22"/>
         </w:rPr>
-        <w:t xml:space="preserve"> </w:t>
-      </w:r>
-      <w:proofErr w:type="spellStart"/>
-      <w:r>
-        <w:rPr>
-          <w:rFonts w:ascii="Times New Roman" w:hAnsi="Times New Roman" w:cs="Times New Roman"/>
-          <w:sz w:val="22"/>
-          <w:szCs w:val="22"/>
-        </w:rPr>
-        <w:t>Onshape</w:t>
-      </w:r>
-      <w:proofErr w:type="spellEnd"/>
-      <w:r>
-        <w:rPr>
-          <w:rFonts w:ascii="Times New Roman" w:hAnsi="Times New Roman" w:cs="Times New Roman"/>
-          <w:sz w:val="22"/>
-          <w:szCs w:val="22"/>
-        </w:rPr>
-        <w:t xml:space="preserve">, </w:t>
+        <w:t xml:space="preserve"> Onshape, </w:t>
       </w:r>
       <w:r>
         <w:rPr>
@@ -839,7 +800,23 @@
           <w:sz w:val="22"/>
           <w:szCs w:val="22"/>
         </w:rPr>
-        <w:t xml:space="preserve">English (fluent), </w:t>
+        <w:t>English (</w:t>
+      </w:r>
+      <w:r>
+        <w:rPr>
+          <w:rFonts w:ascii="Times New Roman" w:hAnsi="Times New Roman" w:cs="Times New Roman"/>
+          <w:sz w:val="22"/>
+          <w:szCs w:val="22"/>
+        </w:rPr>
+        <w:t>native</w:t>
+      </w:r>
+      <w:r>
+        <w:rPr>
+          <w:rFonts w:ascii="Times New Roman" w:hAnsi="Times New Roman" w:cs="Times New Roman"/>
+          <w:sz w:val="22"/>
+          <w:szCs w:val="22"/>
+        </w:rPr>
+        <w:t xml:space="preserve">), </w:t>
       </w:r>
       <w:r>
         <w:rPr>
@@ -867,24 +844,6 @@
           <w:sz w:val="22"/>
           <w:szCs w:val="22"/>
         </w:rPr>
-        <w:t>LinkedIn</w:t>
-      </w:r>
-      <w:r>
-        <w:rPr>
-          <w:rFonts w:ascii="Times New Roman" w:hAnsi="Times New Roman" w:cs="Times New Roman"/>
-          <w:sz w:val="22"/>
-          <w:szCs w:val="22"/>
-        </w:rPr>
-        <w:t xml:space="preserve"> </w:t>
-      </w:r>
-      <w:r>
-        <w:rPr>
-          <w:rFonts w:ascii="Times New Roman" w:hAnsi="Times New Roman" w:cs="Times New Roman"/>
-          <w:b/>
-          <w:bCs/>
-          <w:sz w:val="22"/>
-          <w:szCs w:val="22"/>
-        </w:rPr>
         <w:t>Certifications</w:t>
       </w:r>
       <w:r>
@@ -1105,7 +1064,6 @@
         </w:rPr>
         <w:t xml:space="preserve">VT </w:t>
       </w:r>
-      <w:proofErr w:type="gramStart"/>
       <w:r>
         <w:rPr>
           <w:rFonts w:ascii="Times New Roman" w:hAnsi="Times New Roman" w:cs="Times New Roman"/>
@@ -1122,16 +1080,7 @@
           <w:sz w:val="22"/>
           <w:szCs w:val="22"/>
         </w:rPr>
-        <w:t xml:space="preserve">   </w:t>
-      </w:r>
-      <w:proofErr w:type="gramEnd"/>
-      <w:r>
-        <w:rPr>
-          <w:rFonts w:ascii="Times New Roman" w:hAnsi="Times New Roman" w:cs="Times New Roman"/>
-          <w:sz w:val="22"/>
-          <w:szCs w:val="22"/>
-        </w:rPr>
-        <w:t xml:space="preserve">  </w:t>
+        <w:t xml:space="preserve">     </w:t>
       </w:r>
       <w:r>
         <w:rPr>
@@ -1194,15 +1143,39 @@
           <w:sz w:val="22"/>
           <w:szCs w:val="22"/>
         </w:rPr>
-        <w:t xml:space="preserve"> autonomous robot capable </w:t>
-      </w:r>
-      <w:r>
-        <w:rPr>
-          <w:rFonts w:ascii="Times New Roman" w:hAnsi="Times New Roman" w:cs="Times New Roman"/>
-          <w:sz w:val="22"/>
-          <w:szCs w:val="22"/>
-        </w:rPr>
-        <w:t>transitioning between land and air navigation utilizing</w:t>
+        <w:t xml:space="preserve"> autonomous robot</w:t>
+      </w:r>
+      <w:r>
+        <w:rPr>
+          <w:rFonts w:ascii="Times New Roman" w:hAnsi="Times New Roman" w:cs="Times New Roman"/>
+          <w:sz w:val="22"/>
+          <w:szCs w:val="22"/>
+        </w:rPr>
+        <w:t xml:space="preserve"> capable </w:t>
+      </w:r>
+      <w:r>
+        <w:rPr>
+          <w:rFonts w:ascii="Times New Roman" w:hAnsi="Times New Roman" w:cs="Times New Roman"/>
+          <w:sz w:val="22"/>
+          <w:szCs w:val="22"/>
+        </w:rPr>
+        <w:t xml:space="preserve">transitioning between </w:t>
+      </w:r>
+      <w:r>
+        <w:rPr>
+          <w:rFonts w:ascii="Times New Roman" w:hAnsi="Times New Roman" w:cs="Times New Roman"/>
+          <w:sz w:val="22"/>
+          <w:szCs w:val="22"/>
+        </w:rPr>
+        <w:t>land and air navigation</w:t>
+      </w:r>
+      <w:r>
+        <w:rPr>
+          <w:rFonts w:ascii="Times New Roman" w:hAnsi="Times New Roman" w:cs="Times New Roman"/>
+          <w:sz w:val="22"/>
+          <w:szCs w:val="22"/>
+        </w:rPr>
+        <w:t xml:space="preserve"> utilizing</w:t>
       </w:r>
       <w:r>
         <w:rPr>
@@ -1428,15 +1401,15 @@
           <w:sz w:val="22"/>
           <w:szCs w:val="22"/>
         </w:rPr>
-        <w:t>Design and build high-performance VTOL </w:t>
-      </w:r>
-      <w:r>
-        <w:rPr>
-          <w:rFonts w:ascii="Times New Roman" w:hAnsi="Times New Roman" w:cs="Times New Roman"/>
-          <w:sz w:val="22"/>
-          <w:szCs w:val="22"/>
-        </w:rPr>
-        <w:t>hexa</w:t>
+        <w:t xml:space="preserve">Design and build </w:t>
+      </w:r>
+      <w:r>
+        <w:rPr>
+          <w:rFonts w:ascii="Times New Roman" w:hAnsi="Times New Roman" w:cs="Times New Roman"/>
+          <w:sz w:val="22"/>
+          <w:szCs w:val="22"/>
+        </w:rPr>
+        <w:t>high-performance VTOL hexa</w:t>
       </w:r>
       <w:r>
         <w:rPr>
@@ -1457,46 +1430,20 @@
       <w:r>
         <w:rPr>
           <w:rFonts w:ascii="Times New Roman" w:hAnsi="Times New Roman" w:cs="Times New Roman"/>
-          <w:sz w:val="22"/>
-          <w:szCs w:val="22"/>
-        </w:rPr>
-        <w:t> under 55 </w:t>
-      </w:r>
-      <w:proofErr w:type="spellStart"/>
-      <w:r>
-        <w:rPr>
-          <w:rFonts w:ascii="Times New Roman" w:hAnsi="Times New Roman" w:cs="Times New Roman"/>
-          <w:sz w:val="22"/>
-          <w:szCs w:val="22"/>
-        </w:rPr>
-        <w:t>lbs</w:t>
-      </w:r>
-      <w:proofErr w:type="spellEnd"/>
-      <w:r>
-        <w:rPr>
-          <w:rFonts w:ascii="Times New Roman" w:hAnsi="Times New Roman" w:cs="Times New Roman"/>
-          <w:sz w:val="22"/>
-          <w:szCs w:val="22"/>
-        </w:rPr>
-        <w:t> that can lift 110+ </w:t>
-      </w:r>
-      <w:proofErr w:type="spellStart"/>
-      <w:r>
-        <w:rPr>
-          <w:rFonts w:ascii="Times New Roman" w:hAnsi="Times New Roman" w:cs="Times New Roman"/>
-          <w:sz w:val="22"/>
-          <w:szCs w:val="22"/>
-        </w:rPr>
-        <w:t>lbs</w:t>
-      </w:r>
-      <w:proofErr w:type="spellEnd"/>
-      <w:r>
-        <w:rPr>
-          <w:rFonts w:ascii="Times New Roman" w:hAnsi="Times New Roman" w:cs="Times New Roman"/>
-          <w:sz w:val="22"/>
-          <w:szCs w:val="22"/>
-        </w:rPr>
-        <w:t xml:space="preserve"> of standard gym plates, fly 4 miles loaded </w:t>
+          <w:b/>
+          <w:bCs/>
+          <w:sz w:val="22"/>
+          <w:szCs w:val="22"/>
+        </w:rPr>
+        <w:t> </w:t>
+      </w:r>
+      <w:r>
+        <w:rPr>
+          <w:rFonts w:ascii="Times New Roman" w:hAnsi="Times New Roman" w:cs="Times New Roman"/>
+          <w:sz w:val="22"/>
+          <w:szCs w:val="22"/>
+        </w:rPr>
+        <w:t xml:space="preserve">under 55 lbs that can lift 110+ lbs of standard gym plates, fly 4 miles loaded </w:t>
       </w:r>
       <w:r>
         <w:rPr>
@@ -1705,25 +1652,7 @@
           <w:sz w:val="22"/>
           <w:szCs w:val="22"/>
         </w:rPr>
-        <w:t xml:space="preserve">Train, </w:t>
-      </w:r>
-      <w:proofErr w:type="gramStart"/>
-      <w:r>
-        <w:rPr>
-          <w:rFonts w:ascii="Times New Roman" w:hAnsi="Times New Roman" w:cs="Times New Roman"/>
-          <w:sz w:val="22"/>
-          <w:szCs w:val="22"/>
-        </w:rPr>
-        <w:t>utilize</w:t>
-      </w:r>
-      <w:proofErr w:type="gramEnd"/>
-      <w:r>
-        <w:rPr>
-          <w:rFonts w:ascii="Times New Roman" w:hAnsi="Times New Roman" w:cs="Times New Roman"/>
-          <w:sz w:val="22"/>
-          <w:szCs w:val="22"/>
-        </w:rPr>
-        <w:t xml:space="preserve"> AI LLM for human robot interaction, currently to perform object selection with CV from text prompts.</w:t>
+        <w:t>Train, utilize AI LLM for human robot interaction, currently to perform object selection with CV from text prompts.</w:t>
       </w:r>
     </w:p>
     <w:p>
@@ -2026,29 +1955,7 @@
           <w:sz w:val="22"/>
           <w:szCs w:val="22"/>
         </w:rPr>
-        <w:t xml:space="preserve">Mechanical Engineer – </w:t>
-      </w:r>
-      <w:proofErr w:type="spellStart"/>
-      <w:r>
-        <w:rPr>
-          <w:rFonts w:ascii="Times New Roman" w:hAnsi="Times New Roman" w:cs="Times New Roman"/>
-          <w:b/>
-          <w:bCs/>
-          <w:sz w:val="22"/>
-          <w:szCs w:val="22"/>
-        </w:rPr>
-        <w:t>CanSat</w:t>
-      </w:r>
-      <w:proofErr w:type="spellEnd"/>
-      <w:r>
-        <w:rPr>
-          <w:rFonts w:ascii="Times New Roman" w:hAnsi="Times New Roman" w:cs="Times New Roman"/>
-          <w:b/>
-          <w:bCs/>
-          <w:sz w:val="22"/>
-          <w:szCs w:val="22"/>
-        </w:rPr>
-        <w:t xml:space="preserve"> @ Virginia Tech</w:t>
+        <w:t>Mechanical Engineer – CanSat @ Virginia Tech</w:t>
       </w:r>
       <w:r>
         <w:rPr>
@@ -2300,25 +2207,7 @@
           <w:sz w:val="22"/>
           <w:szCs w:val="22"/>
         </w:rPr>
-        <w:t xml:space="preserve">Place 38th of 100+ teams worldwide in NASA, Lockheed Martin–sponsored AAS </w:t>
-      </w:r>
-      <w:proofErr w:type="spellStart"/>
-      <w:r>
-        <w:rPr>
-          <w:rFonts w:ascii="Times New Roman" w:hAnsi="Times New Roman" w:cs="Times New Roman"/>
-          <w:sz w:val="22"/>
-          <w:szCs w:val="22"/>
-        </w:rPr>
-        <w:t>CanSat</w:t>
-      </w:r>
-      <w:proofErr w:type="spellEnd"/>
-      <w:r>
-        <w:rPr>
-          <w:rFonts w:ascii="Times New Roman" w:hAnsi="Times New Roman" w:cs="Times New Roman"/>
-          <w:sz w:val="22"/>
-          <w:szCs w:val="22"/>
-        </w:rPr>
-        <w:t xml:space="preserve"> competition.</w:t>
+        <w:t>Place 38th of 100+ teams worldwide in NASA, Lockheed Martin–sponsored AAS CanSat competition.</w:t>
       </w:r>
     </w:p>
     <w:p>
@@ -2694,25 +2583,7 @@
           <w:sz w:val="22"/>
           <w:szCs w:val="22"/>
         </w:rPr>
-        <w:t xml:space="preserve"> 4-person team to design, 3D </w:t>
-      </w:r>
-      <w:proofErr w:type="gramStart"/>
-      <w:r>
-        <w:rPr>
-          <w:rFonts w:ascii="Times New Roman" w:hAnsi="Times New Roman" w:cs="Times New Roman"/>
-          <w:sz w:val="22"/>
-          <w:szCs w:val="22"/>
-        </w:rPr>
-        <w:t>print</w:t>
-      </w:r>
-      <w:proofErr w:type="gramEnd"/>
-      <w:r>
-        <w:rPr>
-          <w:rFonts w:ascii="Times New Roman" w:hAnsi="Times New Roman" w:cs="Times New Roman"/>
-          <w:sz w:val="22"/>
-          <w:szCs w:val="22"/>
-        </w:rPr>
-        <w:t xml:space="preserve"> </w:t>
+        <w:t xml:space="preserve"> 4-person team to design, 3D print </w:t>
       </w:r>
       <w:r>
         <w:rPr>
@@ -2917,7 +2788,25 @@
           <w:sz w:val="22"/>
           <w:szCs w:val="22"/>
         </w:rPr>
-        <w:t xml:space="preserve"> | </w:t>
+        <w:t xml:space="preserve"> </w:t>
+      </w:r>
+      <w:r>
+        <w:rPr>
+          <w:rFonts w:ascii="Times New Roman" w:hAnsi="Times New Roman" w:cs="Times New Roman"/>
+          <w:b/>
+          <w:bCs/>
+          <w:sz w:val="22"/>
+          <w:szCs w:val="22"/>
+        </w:rPr>
+        <w:t xml:space="preserve">Lofted Bed Solution </w:t>
+      </w:r>
+      <w:r>
+        <w:rPr>
+          <w:rFonts w:ascii="Times New Roman" w:hAnsi="Times New Roman" w:cs="Times New Roman"/>
+          <w:sz w:val="22"/>
+          <w:szCs w:val="22"/>
+        </w:rPr>
+        <w:t xml:space="preserve">| </w:t>
       </w:r>
       <w:r>
         <w:rPr>
@@ -2989,24 +2878,6 @@
           <w:sz w:val="22"/>
           <w:szCs w:val="22"/>
         </w:rPr>
-        <w:t xml:space="preserve">   </w:t>
-      </w:r>
-      <w:r>
-        <w:rPr>
-          <w:rFonts w:ascii="Times New Roman" w:hAnsi="Times New Roman" w:cs="Times New Roman"/>
-          <w:sz w:val="22"/>
-          <w:szCs w:val="22"/>
-        </w:rPr>
-        <w:tab/>
-        <w:t xml:space="preserve">   </w:t>
-      </w:r>
-      <w:r>
-        <w:rPr>
-          <w:rFonts w:ascii="Times New Roman" w:hAnsi="Times New Roman" w:cs="Times New Roman"/>
-          <w:sz w:val="22"/>
-          <w:szCs w:val="22"/>
-        </w:rPr>
-        <w:tab/>
         <w:t xml:space="preserve">   </w:t>
       </w:r>
       <w:r>
@@ -3156,25 +3027,7 @@
           <w:sz w:val="22"/>
           <w:szCs w:val="22"/>
         </w:rPr>
-        <w:t xml:space="preserve">Integrate </w:t>
-      </w:r>
-      <w:proofErr w:type="gramStart"/>
-      <w:r>
-        <w:rPr>
-          <w:rFonts w:ascii="Times New Roman" w:hAnsi="Times New Roman" w:cs="Times New Roman"/>
-          <w:sz w:val="22"/>
-          <w:szCs w:val="22"/>
-        </w:rPr>
-        <w:t>mechanical,</w:t>
-      </w:r>
-      <w:proofErr w:type="gramEnd"/>
-      <w:r>
-        <w:rPr>
-          <w:rFonts w:ascii="Times New Roman" w:hAnsi="Times New Roman" w:cs="Times New Roman"/>
-          <w:sz w:val="22"/>
-          <w:szCs w:val="22"/>
-        </w:rPr>
-        <w:t xml:space="preserve"> electrical systems by programming stepper motor control in C++, survived 250</w:t>
+        <w:t>Integrate mechanical, electrical systems by programming stepper motor control in C++, survived 250</w:t>
       </w:r>
       <w:r>
         <w:rPr>
@@ -3190,25 +3043,7 @@
           <w:sz w:val="22"/>
           <w:szCs w:val="22"/>
         </w:rPr>
-        <w:t xml:space="preserve"> </w:t>
-      </w:r>
-      <w:proofErr w:type="spellStart"/>
-      <w:r>
-        <w:rPr>
-          <w:rFonts w:ascii="Times New Roman" w:hAnsi="Times New Roman" w:cs="Times New Roman"/>
-          <w:sz w:val="22"/>
-          <w:szCs w:val="22"/>
-        </w:rPr>
-        <w:t>lbs</w:t>
-      </w:r>
-      <w:proofErr w:type="spellEnd"/>
-      <w:r>
-        <w:rPr>
-          <w:rFonts w:ascii="Times New Roman" w:hAnsi="Times New Roman" w:cs="Times New Roman"/>
-          <w:sz w:val="22"/>
-          <w:szCs w:val="22"/>
-        </w:rPr>
-        <w:t xml:space="preserve"> of force.</w:t>
+        <w:t xml:space="preserve"> lbs of force.</w:t>
       </w:r>
     </w:p>
     <w:p>
@@ -3372,23 +3207,13 @@
           <w:szCs w:val="22"/>
         </w:rPr>
       </w:pPr>
-      <w:proofErr w:type="spellStart"/>
-      <w:r>
-        <w:rPr>
-          <w:rFonts w:ascii="Times New Roman" w:hAnsi="Times New Roman" w:cs="Times New Roman"/>
-          <w:sz w:val="22"/>
-          <w:szCs w:val="22"/>
-        </w:rPr>
-        <w:t>Galipatia</w:t>
-      </w:r>
-      <w:proofErr w:type="spellEnd"/>
-      <w:r>
-        <w:rPr>
-          <w:rFonts w:ascii="Times New Roman" w:hAnsi="Times New Roman" w:cs="Times New Roman"/>
-          <w:sz w:val="22"/>
-          <w:szCs w:val="22"/>
-        </w:rPr>
-        <w:t xml:space="preserve"> Engineering Living Learning Community </w:t>
+      <w:r>
+        <w:rPr>
+          <w:rFonts w:ascii="Times New Roman" w:hAnsi="Times New Roman" w:cs="Times New Roman"/>
+          <w:sz w:val="22"/>
+          <w:szCs w:val="22"/>
+        </w:rPr>
+        <w:t xml:space="preserve">Galipatia Engineering Living Learning Community </w:t>
       </w:r>
       <w:r>
         <w:rPr>
@@ -3444,6 +3269,14 @@
           <w:szCs w:val="22"/>
         </w:rPr>
       </w:pPr>
+      <w:r>
+        <w:rPr>
+          <w:rFonts w:ascii="Times New Roman" w:hAnsi="Times New Roman" w:cs="Times New Roman"/>
+          <w:sz w:val="22"/>
+          <w:szCs w:val="22"/>
+        </w:rPr>
+        <w:t xml:space="preserve">Other </w:t>
+      </w:r>
       <w:r>
         <w:rPr>
           <w:rFonts w:ascii="Times New Roman" w:hAnsi="Times New Roman" w:cs="Times New Roman"/>
@@ -4767,6 +4600,7 @@
   <w:style w:type="character" w:default="1" w:styleId="DefaultParagraphFont">
     <w:name w:val="Default Paragraph Font"/>
     <w:uiPriority w:val="1"/>
+    <w:semiHidden/>
     <w:unhideWhenUsed/>
   </w:style>
   <w:style w:type="table" w:default="1" w:styleId="TableNormal">

--- a/assets/resume/John Santosuosso Resume.docx
+++ b/assets/resume/John Santosuosso Resume.docx
@@ -10,8 +10,8 @@
           <w:rFonts w:ascii="Times New Roman" w:hAnsi="Times New Roman" w:cs="Times New Roman"/>
           <w:b/>
           <w:bCs/>
-          <w:sz w:val="36"/>
-          <w:szCs w:val="36"/>
+          <w:sz w:val="32"/>
+          <w:szCs w:val="32"/>
         </w:rPr>
       </w:pPr>
       <w:r>
@@ -260,6 +260,8 @@
       <w:r>
         <w:rPr>
           <w:rFonts w:ascii="Times New Roman" w:hAnsi="Times New Roman" w:cs="Times New Roman"/>
+          <w:b/>
+          <w:bCs/>
           <w:sz w:val="22"/>
           <w:szCs w:val="22"/>
         </w:rPr>
@@ -271,47 +273,15 @@
           <w:sz w:val="22"/>
           <w:szCs w:val="22"/>
         </w:rPr>
-        <w:tab/>
-      </w:r>
-      <w:r>
-        <w:rPr>
-          <w:rFonts w:ascii="Times New Roman" w:hAnsi="Times New Roman" w:cs="Times New Roman"/>
-          <w:sz w:val="22"/>
-          <w:szCs w:val="22"/>
-        </w:rPr>
-        <w:tab/>
-      </w:r>
-      <w:r>
-        <w:rPr>
-          <w:rFonts w:ascii="Times New Roman" w:hAnsi="Times New Roman" w:cs="Times New Roman"/>
-          <w:sz w:val="22"/>
-          <w:szCs w:val="22"/>
-        </w:rPr>
-        <w:tab/>
-      </w:r>
-      <w:r>
-        <w:rPr>
-          <w:rFonts w:ascii="Times New Roman" w:hAnsi="Times New Roman" w:cs="Times New Roman"/>
-          <w:sz w:val="22"/>
-          <w:szCs w:val="22"/>
-        </w:rPr>
-        <w:tab/>
-      </w:r>
-      <w:r>
-        <w:rPr>
-          <w:rFonts w:ascii="Times New Roman" w:hAnsi="Times New Roman" w:cs="Times New Roman"/>
-          <w:sz w:val="22"/>
-          <w:szCs w:val="22"/>
-        </w:rPr>
-        <w:tab/>
-      </w:r>
-      <w:r>
-        <w:rPr>
-          <w:rFonts w:ascii="Times New Roman" w:hAnsi="Times New Roman" w:cs="Times New Roman"/>
-          <w:sz w:val="22"/>
-          <w:szCs w:val="22"/>
-        </w:rPr>
-        <w:tab/>
+        <w:t xml:space="preserve"> | </w:t>
+      </w:r>
+      <w:r>
+        <w:rPr>
+          <w:rFonts w:ascii="Times New Roman" w:hAnsi="Times New Roman" w:cs="Times New Roman"/>
+          <w:sz w:val="22"/>
+          <w:szCs w:val="22"/>
+        </w:rPr>
+        <w:t>Bachelor of Science in Mechanical Engineering</w:t>
       </w:r>
       <w:r>
         <w:rPr>
@@ -368,120 +338,6 @@
           <w:szCs w:val="22"/>
         </w:rPr>
         <w:t>Expected May 2027</w:t>
-      </w:r>
-    </w:p>
-    <w:p>
-      <w:pPr>
-        <w:spacing w:after="0"/>
-        <w:rPr>
-          <w:rFonts w:ascii="Times New Roman" w:hAnsi="Times New Roman" w:cs="Times New Roman"/>
-          <w:sz w:val="22"/>
-          <w:szCs w:val="22"/>
-        </w:rPr>
-      </w:pPr>
-      <w:r>
-        <w:rPr>
-          <w:rFonts w:ascii="Times New Roman" w:hAnsi="Times New Roman" w:cs="Times New Roman"/>
-          <w:b/>
-          <w:bCs/>
-          <w:sz w:val="22"/>
-          <w:szCs w:val="22"/>
-        </w:rPr>
-        <w:t xml:space="preserve">Degree: </w:t>
-      </w:r>
-      <w:r>
-        <w:rPr>
-          <w:rFonts w:ascii="Times New Roman" w:hAnsi="Times New Roman" w:cs="Times New Roman"/>
-          <w:sz w:val="22"/>
-          <w:szCs w:val="22"/>
-        </w:rPr>
-        <w:t>Bachelor of Science in Mechanical Engineering</w:t>
-      </w:r>
-    </w:p>
-    <w:p>
-      <w:pPr>
-        <w:spacing w:after="0"/>
-        <w:rPr>
-          <w:rFonts w:ascii="Times New Roman" w:hAnsi="Times New Roman" w:cs="Times New Roman"/>
-          <w:sz w:val="22"/>
-          <w:szCs w:val="22"/>
-        </w:rPr>
-      </w:pPr>
-      <w:r>
-        <w:rPr>
-          <w:rFonts w:ascii="Times New Roman" w:hAnsi="Times New Roman" w:cs="Times New Roman"/>
-          <w:b/>
-          <w:bCs/>
-          <w:sz w:val="22"/>
-          <w:szCs w:val="22"/>
-        </w:rPr>
-        <w:t>Major:</w:t>
-      </w:r>
-      <w:r>
-        <w:rPr>
-          <w:rFonts w:ascii="Times New Roman" w:hAnsi="Times New Roman" w:cs="Times New Roman"/>
-          <w:sz w:val="22"/>
-          <w:szCs w:val="22"/>
-        </w:rPr>
-        <w:t xml:space="preserve"> Robotics and Mechatronics; </w:t>
-      </w:r>
-      <w:r>
-        <w:rPr>
-          <w:rFonts w:ascii="Times New Roman" w:hAnsi="Times New Roman" w:cs="Times New Roman"/>
-          <w:b/>
-          <w:bCs/>
-          <w:sz w:val="22"/>
-          <w:szCs w:val="22"/>
-        </w:rPr>
-        <w:t>Minor</w:t>
-      </w:r>
-      <w:r>
-        <w:rPr>
-          <w:rFonts w:ascii="Times New Roman" w:hAnsi="Times New Roman" w:cs="Times New Roman"/>
-          <w:sz w:val="22"/>
-          <w:szCs w:val="22"/>
-        </w:rPr>
-        <w:t>: Biomedical Engineering</w:t>
-      </w:r>
-      <w:r>
-        <w:rPr>
-          <w:rFonts w:ascii="Times New Roman" w:hAnsi="Times New Roman" w:cs="Times New Roman"/>
-          <w:sz w:val="22"/>
-          <w:szCs w:val="22"/>
-        </w:rPr>
-        <w:t xml:space="preserve"> </w:t>
-      </w:r>
-      <w:r>
-        <w:rPr>
-          <w:rFonts w:ascii="Times New Roman" w:hAnsi="Times New Roman" w:cs="Times New Roman"/>
-          <w:sz w:val="22"/>
-          <w:szCs w:val="22"/>
-        </w:rPr>
-        <w:t>| GPA: 3.3</w:t>
-      </w:r>
-      <w:r>
-        <w:rPr>
-          <w:rFonts w:ascii="Times New Roman" w:hAnsi="Times New Roman" w:cs="Times New Roman"/>
-          <w:sz w:val="22"/>
-          <w:szCs w:val="22"/>
-        </w:rPr>
-        <w:t>1</w:t>
-      </w:r>
-      <w:r>
-        <w:rPr>
-          <w:rFonts w:ascii="Times New Roman" w:hAnsi="Times New Roman" w:cs="Times New Roman"/>
-          <w:sz w:val="22"/>
-          <w:szCs w:val="22"/>
-        </w:rPr>
-        <w:t>/4</w:t>
-      </w:r>
-      <w:r>
-        <w:rPr>
-          <w:rFonts w:ascii="Times New Roman" w:hAnsi="Times New Roman" w:cs="Times New Roman"/>
-          <w:sz w:val="22"/>
-          <w:szCs w:val="22"/>
-        </w:rPr>
-        <w:t>.00</w:t>
       </w:r>
     </w:p>
     <w:p>
@@ -493,371 +349,78 @@
           <w:szCs w:val="10"/>
         </w:rPr>
       </w:pPr>
-    </w:p>
-    <w:p>
-      <w:pPr>
-        <w:spacing w:after="0"/>
-        <w:rPr>
-          <w:rFonts w:ascii="Times New Roman" w:hAnsi="Times New Roman" w:cs="Times New Roman"/>
-          <w:b/>
-          <w:bCs/>
-          <w:u w:val="single"/>
-        </w:rPr>
-      </w:pPr>
-      <w:r>
-        <w:rPr>
-          <w:rFonts w:ascii="Times New Roman" w:hAnsi="Times New Roman" w:cs="Times New Roman"/>
-          <w:b/>
-          <w:bCs/>
-          <w:sz w:val="22"/>
-          <w:szCs w:val="22"/>
-          <w:u w:val="single"/>
-        </w:rPr>
-        <w:t>Skills</w:t>
-      </w:r>
-      <w:r>
-        <w:rPr>
-          <w:rFonts w:ascii="Times New Roman" w:hAnsi="Times New Roman" w:cs="Times New Roman"/>
-          <w:b/>
-          <w:bCs/>
-          <w:u w:val="single"/>
-        </w:rPr>
-        <w:tab/>
-      </w:r>
-      <w:r>
-        <w:rPr>
-          <w:rFonts w:ascii="Times New Roman" w:hAnsi="Times New Roman" w:cs="Times New Roman"/>
-          <w:b/>
-          <w:bCs/>
-          <w:u w:val="single"/>
-        </w:rPr>
-        <w:tab/>
-      </w:r>
-      <w:r>
-        <w:rPr>
-          <w:rFonts w:ascii="Times New Roman" w:hAnsi="Times New Roman" w:cs="Times New Roman"/>
-          <w:b/>
-          <w:bCs/>
-          <w:u w:val="single"/>
-        </w:rPr>
-        <w:tab/>
-      </w:r>
-      <w:r>
-        <w:rPr>
-          <w:rFonts w:ascii="Times New Roman" w:hAnsi="Times New Roman" w:cs="Times New Roman"/>
-          <w:b/>
-          <w:bCs/>
-          <w:u w:val="single"/>
-        </w:rPr>
-        <w:tab/>
-      </w:r>
-      <w:r>
-        <w:rPr>
-          <w:rFonts w:ascii="Times New Roman" w:hAnsi="Times New Roman" w:cs="Times New Roman"/>
-          <w:b/>
-          <w:bCs/>
-          <w:u w:val="single"/>
-        </w:rPr>
-        <w:tab/>
-      </w:r>
-      <w:r>
-        <w:rPr>
-          <w:rFonts w:ascii="Times New Roman" w:hAnsi="Times New Roman" w:cs="Times New Roman"/>
-          <w:b/>
-          <w:bCs/>
-          <w:u w:val="single"/>
-        </w:rPr>
-        <w:tab/>
-      </w:r>
-      <w:r>
-        <w:rPr>
-          <w:rFonts w:ascii="Times New Roman" w:hAnsi="Times New Roman" w:cs="Times New Roman"/>
-          <w:b/>
-          <w:bCs/>
-          <w:u w:val="single"/>
-        </w:rPr>
-        <w:tab/>
-      </w:r>
-      <w:r>
-        <w:rPr>
-          <w:rFonts w:ascii="Times New Roman" w:hAnsi="Times New Roman" w:cs="Times New Roman"/>
-          <w:b/>
-          <w:bCs/>
-          <w:u w:val="single"/>
-        </w:rPr>
-        <w:tab/>
-      </w:r>
-      <w:r>
-        <w:rPr>
-          <w:rFonts w:ascii="Times New Roman" w:hAnsi="Times New Roman" w:cs="Times New Roman"/>
-          <w:b/>
-          <w:bCs/>
-          <w:u w:val="single"/>
-        </w:rPr>
-        <w:tab/>
-      </w:r>
-      <w:r>
-        <w:rPr>
-          <w:rFonts w:ascii="Times New Roman" w:hAnsi="Times New Roman" w:cs="Times New Roman"/>
-          <w:b/>
-          <w:bCs/>
-          <w:u w:val="single"/>
-        </w:rPr>
-        <w:tab/>
-      </w:r>
-      <w:r>
-        <w:rPr>
-          <w:rFonts w:ascii="Times New Roman" w:hAnsi="Times New Roman" w:cs="Times New Roman"/>
-          <w:b/>
-          <w:bCs/>
-          <w:u w:val="single"/>
-        </w:rPr>
-        <w:tab/>
-      </w:r>
-      <w:r>
-        <w:rPr>
-          <w:rFonts w:ascii="Times New Roman" w:hAnsi="Times New Roman" w:cs="Times New Roman"/>
-          <w:b/>
-          <w:bCs/>
-          <w:u w:val="single"/>
-        </w:rPr>
-        <w:tab/>
-      </w:r>
-      <w:r>
-        <w:rPr>
-          <w:rFonts w:ascii="Times New Roman" w:hAnsi="Times New Roman" w:cs="Times New Roman"/>
-          <w:b/>
-          <w:bCs/>
-          <w:u w:val="single"/>
-        </w:rPr>
-        <w:tab/>
-      </w:r>
-      <w:r>
-        <w:rPr>
-          <w:rFonts w:ascii="Times New Roman" w:hAnsi="Times New Roman" w:cs="Times New Roman"/>
-          <w:b/>
-          <w:bCs/>
-          <w:u w:val="single"/>
-        </w:rPr>
-        <w:tab/>
-      </w:r>
-      <w:r>
-        <w:rPr>
-          <w:rFonts w:ascii="Times New Roman" w:hAnsi="Times New Roman" w:cs="Times New Roman"/>
-          <w:b/>
-          <w:bCs/>
-          <w:u w:val="single"/>
-        </w:rPr>
-        <w:tab/>
+      <w:r>
+        <w:rPr>
+          <w:rFonts w:ascii="Times New Roman" w:hAnsi="Times New Roman" w:cs="Times New Roman"/>
+          <w:b/>
+          <w:bCs/>
+          <w:sz w:val="22"/>
+          <w:szCs w:val="22"/>
+        </w:rPr>
+        <w:t>Major:</w:t>
+      </w:r>
+      <w:r>
+        <w:rPr>
+          <w:rFonts w:ascii="Times New Roman" w:hAnsi="Times New Roman" w:cs="Times New Roman"/>
+          <w:sz w:val="22"/>
+          <w:szCs w:val="22"/>
+        </w:rPr>
+        <w:t xml:space="preserve"> Robotics and Mechatronics; </w:t>
+      </w:r>
+      <w:r>
+        <w:rPr>
+          <w:rFonts w:ascii="Times New Roman" w:hAnsi="Times New Roman" w:cs="Times New Roman"/>
+          <w:b/>
+          <w:bCs/>
+          <w:sz w:val="22"/>
+          <w:szCs w:val="22"/>
+        </w:rPr>
+        <w:t>Minor</w:t>
+      </w:r>
+      <w:r>
+        <w:rPr>
+          <w:rFonts w:ascii="Times New Roman" w:hAnsi="Times New Roman" w:cs="Times New Roman"/>
+          <w:sz w:val="22"/>
+          <w:szCs w:val="22"/>
+        </w:rPr>
+        <w:t>: Biomedical Engineering</w:t>
+      </w:r>
+      <w:r>
+        <w:rPr>
+          <w:rFonts w:ascii="Times New Roman" w:hAnsi="Times New Roman" w:cs="Times New Roman"/>
+          <w:sz w:val="22"/>
+          <w:szCs w:val="22"/>
+        </w:rPr>
+        <w:t xml:space="preserve"> </w:t>
+      </w:r>
+      <w:r>
+        <w:rPr>
+          <w:rFonts w:ascii="Times New Roman" w:hAnsi="Times New Roman" w:cs="Times New Roman"/>
+          <w:sz w:val="22"/>
+          <w:szCs w:val="22"/>
+        </w:rPr>
+        <w:t>| GPA: 3.</w:t>
+      </w:r>
+      <w:r>
+        <w:rPr>
+          <w:rFonts w:ascii="Times New Roman" w:hAnsi="Times New Roman" w:cs="Times New Roman"/>
+          <w:sz w:val="22"/>
+          <w:szCs w:val="22"/>
+        </w:rPr>
+        <w:t>4</w:t>
+      </w:r>
+      <w:r>
+        <w:rPr>
+          <w:rFonts w:ascii="Times New Roman" w:hAnsi="Times New Roman" w:cs="Times New Roman"/>
+          <w:sz w:val="22"/>
+          <w:szCs w:val="22"/>
+        </w:rPr>
+        <w:t>/4.0</w:t>
       </w:r>
     </w:p>
     <w:p>
       <w:pPr>
         <w:spacing w:after="0" w:line="276" w:lineRule="auto"/>
-        <w:rPr>
-          <w:rFonts w:ascii="Times New Roman" w:hAnsi="Times New Roman" w:cs="Times New Roman"/>
-          <w:sz w:val="22"/>
-          <w:szCs w:val="22"/>
-        </w:rPr>
-      </w:pPr>
-      <w:r>
-        <w:rPr>
-          <w:rFonts w:ascii="Times New Roman" w:hAnsi="Times New Roman" w:cs="Times New Roman"/>
-          <w:b/>
-          <w:bCs/>
-          <w:sz w:val="22"/>
-          <w:szCs w:val="22"/>
-        </w:rPr>
-        <w:t>Technical</w:t>
-      </w:r>
-      <w:r>
-        <w:rPr>
-          <w:rFonts w:ascii="Times New Roman" w:hAnsi="Times New Roman" w:cs="Times New Roman"/>
-          <w:sz w:val="22"/>
-          <w:szCs w:val="22"/>
-        </w:rPr>
-        <w:t xml:space="preserve">: SolidWorks, C++, </w:t>
-      </w:r>
-      <w:r>
-        <w:rPr>
-          <w:rFonts w:ascii="Times New Roman" w:hAnsi="Times New Roman" w:cs="Times New Roman"/>
-          <w:sz w:val="22"/>
-          <w:szCs w:val="22"/>
-        </w:rPr>
-        <w:t>MATLAB,</w:t>
-      </w:r>
-      <w:r>
-        <w:rPr>
-          <w:rFonts w:ascii="Times New Roman" w:hAnsi="Times New Roman" w:cs="Times New Roman"/>
-          <w:sz w:val="22"/>
-          <w:szCs w:val="22"/>
-        </w:rPr>
-        <w:t xml:space="preserve"> </w:t>
-      </w:r>
-      <w:r>
-        <w:rPr>
-          <w:rFonts w:ascii="Times New Roman" w:hAnsi="Times New Roman" w:cs="Times New Roman"/>
-          <w:sz w:val="22"/>
-          <w:szCs w:val="22"/>
-        </w:rPr>
-        <w:t xml:space="preserve">Arduino, </w:t>
-      </w:r>
-      <w:r>
-        <w:rPr>
-          <w:rFonts w:ascii="Times New Roman" w:hAnsi="Times New Roman" w:cs="Times New Roman"/>
-          <w:sz w:val="22"/>
-          <w:szCs w:val="22"/>
-        </w:rPr>
-        <w:t>Creo</w:t>
-      </w:r>
-      <w:r>
-        <w:rPr>
-          <w:rFonts w:ascii="Times New Roman" w:hAnsi="Times New Roman" w:cs="Times New Roman"/>
-          <w:sz w:val="22"/>
-          <w:szCs w:val="22"/>
-        </w:rPr>
-        <w:t>,</w:t>
-      </w:r>
-      <w:r>
-        <w:rPr>
-          <w:rFonts w:ascii="Times New Roman" w:hAnsi="Times New Roman" w:cs="Times New Roman"/>
-          <w:sz w:val="22"/>
-          <w:szCs w:val="22"/>
-        </w:rPr>
-        <w:t xml:space="preserve"> </w:t>
-      </w:r>
-      <w:r>
-        <w:rPr>
-          <w:rFonts w:ascii="Times New Roman" w:hAnsi="Times New Roman" w:cs="Times New Roman"/>
-          <w:sz w:val="22"/>
-          <w:szCs w:val="22"/>
-        </w:rPr>
-        <w:t>3D Printing, GD&amp;T</w:t>
-      </w:r>
-      <w:r>
-        <w:rPr>
-          <w:rFonts w:ascii="Times New Roman" w:hAnsi="Times New Roman" w:cs="Times New Roman"/>
-          <w:sz w:val="22"/>
-          <w:szCs w:val="22"/>
-        </w:rPr>
-        <w:t xml:space="preserve">, </w:t>
-      </w:r>
-      <w:r>
-        <w:rPr>
-          <w:rFonts w:ascii="Times New Roman" w:hAnsi="Times New Roman" w:cs="Times New Roman"/>
-          <w:sz w:val="22"/>
-          <w:szCs w:val="22"/>
-        </w:rPr>
-        <w:t>Machining, Fusion360,</w:t>
-      </w:r>
-      <w:r>
-        <w:rPr>
-          <w:rFonts w:ascii="Times New Roman" w:hAnsi="Times New Roman" w:cs="Times New Roman"/>
-          <w:sz w:val="22"/>
-          <w:szCs w:val="22"/>
-        </w:rPr>
-        <w:t xml:space="preserve"> Onshape, </w:t>
-      </w:r>
-      <w:r>
-        <w:rPr>
-          <w:rFonts w:ascii="Times New Roman" w:hAnsi="Times New Roman" w:cs="Times New Roman"/>
-          <w:sz w:val="22"/>
-          <w:szCs w:val="22"/>
-        </w:rPr>
-        <w:t>Minitab</w:t>
-      </w:r>
-    </w:p>
-    <w:p>
-      <w:pPr>
-        <w:spacing w:after="0" w:line="276" w:lineRule="auto"/>
-        <w:rPr>
-          <w:rFonts w:ascii="Times New Roman" w:hAnsi="Times New Roman" w:cs="Times New Roman"/>
-          <w:sz w:val="22"/>
-          <w:szCs w:val="22"/>
-        </w:rPr>
-      </w:pPr>
-      <w:r>
-        <w:rPr>
-          <w:rFonts w:ascii="Times New Roman" w:hAnsi="Times New Roman" w:cs="Times New Roman"/>
-          <w:b/>
-          <w:bCs/>
-          <w:sz w:val="22"/>
-          <w:szCs w:val="22"/>
-        </w:rPr>
-        <w:t>Language</w:t>
-      </w:r>
-      <w:r>
-        <w:rPr>
-          <w:rFonts w:ascii="Times New Roman" w:hAnsi="Times New Roman" w:cs="Times New Roman"/>
-          <w:sz w:val="22"/>
-          <w:szCs w:val="22"/>
-        </w:rPr>
-        <w:t xml:space="preserve">: </w:t>
-      </w:r>
-      <w:r>
-        <w:rPr>
-          <w:rFonts w:ascii="Times New Roman" w:hAnsi="Times New Roman" w:cs="Times New Roman"/>
-          <w:sz w:val="22"/>
-          <w:szCs w:val="22"/>
-        </w:rPr>
-        <w:t>English (</w:t>
-      </w:r>
-      <w:r>
-        <w:rPr>
-          <w:rFonts w:ascii="Times New Roman" w:hAnsi="Times New Roman" w:cs="Times New Roman"/>
-          <w:sz w:val="22"/>
-          <w:szCs w:val="22"/>
-        </w:rPr>
-        <w:t>native</w:t>
-      </w:r>
-      <w:r>
-        <w:rPr>
-          <w:rFonts w:ascii="Times New Roman" w:hAnsi="Times New Roman" w:cs="Times New Roman"/>
-          <w:sz w:val="22"/>
-          <w:szCs w:val="22"/>
-        </w:rPr>
-        <w:t xml:space="preserve">), </w:t>
-      </w:r>
-      <w:r>
-        <w:rPr>
-          <w:rFonts w:ascii="Times New Roman" w:hAnsi="Times New Roman" w:cs="Times New Roman"/>
-          <w:sz w:val="22"/>
-          <w:szCs w:val="22"/>
-        </w:rPr>
-        <w:t>Mandarin Chinese (basic proficiency), Latin (Massachusetts State Seal of Biliteracy)</w:t>
-      </w:r>
-    </w:p>
-    <w:p>
-      <w:pPr>
-        <w:spacing w:after="0" w:line="276" w:lineRule="auto"/>
-        <w:rPr>
-          <w:rFonts w:ascii="Times New Roman" w:hAnsi="Times New Roman" w:cs="Times New Roman"/>
-          <w:sz w:val="22"/>
-          <w:szCs w:val="22"/>
-        </w:rPr>
-      </w:pPr>
-      <w:r>
-        <w:rPr>
-          <w:rFonts w:ascii="Times New Roman" w:hAnsi="Times New Roman" w:cs="Times New Roman"/>
-          <w:b/>
-          <w:bCs/>
-          <w:sz w:val="22"/>
-          <w:szCs w:val="22"/>
-        </w:rPr>
-        <w:t>Certifications</w:t>
-      </w:r>
-      <w:r>
-        <w:rPr>
-          <w:rFonts w:ascii="Times New Roman" w:hAnsi="Times New Roman" w:cs="Times New Roman"/>
-          <w:sz w:val="22"/>
-          <w:szCs w:val="22"/>
-        </w:rPr>
-        <w:t>: SolidWorks Essential Training, SolidWorks Advanced Engineering Drawings, Intro to GD&amp;T</w:t>
-      </w:r>
-    </w:p>
-    <w:p>
-      <w:pPr>
-        <w:spacing w:after="0"/>
         <w:rPr>
           <w:rFonts w:ascii="Times New Roman" w:hAnsi="Times New Roman" w:cs="Times New Roman"/>
           <w:sz w:val="10"/>
@@ -1032,7 +595,17 @@
           <w:sz w:val="22"/>
           <w:szCs w:val="22"/>
         </w:rPr>
-        <w:t>Researcher, Robotics Engineer – V</w:t>
+        <w:t>Mechanical Lead, Engineer</w:t>
+      </w:r>
+      <w:r>
+        <w:rPr>
+          <w:rFonts w:ascii="Times New Roman" w:hAnsi="Times New Roman" w:cs="Times New Roman"/>
+          <w:b/>
+          <w:bCs/>
+          <w:sz w:val="22"/>
+          <w:szCs w:val="22"/>
+        </w:rPr>
+        <w:t xml:space="preserve"> – V</w:t>
       </w:r>
       <w:r>
         <w:rPr>
@@ -1064,6 +637,7 @@
         </w:rPr>
         <w:t xml:space="preserve">VT </w:t>
       </w:r>
+      <w:proofErr w:type="gramStart"/>
       <w:r>
         <w:rPr>
           <w:rFonts w:ascii="Times New Roman" w:hAnsi="Times New Roman" w:cs="Times New Roman"/>
@@ -1080,15 +654,56 @@
           <w:sz w:val="22"/>
           <w:szCs w:val="22"/>
         </w:rPr>
-        <w:t xml:space="preserve">     </w:t>
-      </w:r>
-      <w:r>
-        <w:rPr>
-          <w:rFonts w:ascii="Times New Roman" w:hAnsi="Times New Roman" w:cs="Times New Roman"/>
-          <w:sz w:val="22"/>
-          <w:szCs w:val="22"/>
-        </w:rPr>
-        <w:t>Sep 2025 – Present</w:t>
+        <w:t xml:space="preserve">  </w:t>
+      </w:r>
+      <w:r>
+        <w:rPr>
+          <w:rFonts w:ascii="Times New Roman" w:hAnsi="Times New Roman" w:cs="Times New Roman"/>
+          <w:sz w:val="22"/>
+          <w:szCs w:val="22"/>
+        </w:rPr>
+        <w:t xml:space="preserve"> </w:t>
+      </w:r>
+      <w:proofErr w:type="gramEnd"/>
+      <w:r>
+        <w:rPr>
+          <w:rFonts w:ascii="Times New Roman" w:hAnsi="Times New Roman" w:cs="Times New Roman"/>
+          <w:sz w:val="22"/>
+          <w:szCs w:val="22"/>
+        </w:rPr>
+        <w:t xml:space="preserve">    </w:t>
+      </w:r>
+      <w:r>
+        <w:rPr>
+          <w:rFonts w:ascii="Times New Roman" w:hAnsi="Times New Roman" w:cs="Times New Roman"/>
+          <w:sz w:val="22"/>
+          <w:szCs w:val="22"/>
+        </w:rPr>
+        <w:t xml:space="preserve">   </w:t>
+      </w:r>
+      <w:r>
+        <w:rPr>
+          <w:rFonts w:ascii="Times New Roman" w:hAnsi="Times New Roman" w:cs="Times New Roman"/>
+          <w:sz w:val="22"/>
+          <w:szCs w:val="22"/>
+        </w:rPr>
+        <w:t xml:space="preserve"> </w:t>
+      </w:r>
+      <w:r>
+        <w:rPr>
+          <w:rFonts w:ascii="Times New Roman" w:hAnsi="Times New Roman" w:cs="Times New Roman"/>
+          <w:sz w:val="22"/>
+          <w:szCs w:val="22"/>
+        </w:rPr>
+        <w:t>Sep 2025</w:t>
+      </w:r>
+      <w:r>
+        <w:rPr>
+          <w:rFonts w:ascii="Times New Roman" w:hAnsi="Times New Roman" w:cs="Times New Roman"/>
+          <w:sz w:val="22"/>
+          <w:szCs w:val="22"/>
+        </w:rPr>
+        <w:t xml:space="preserve"> – Present</w:t>
       </w:r>
     </w:p>
     <w:p>
@@ -1111,111 +726,41 @@
           <w:sz w:val="22"/>
           <w:szCs w:val="22"/>
         </w:rPr>
-        <w:t>Design</w:t>
-      </w:r>
-      <w:r>
-        <w:rPr>
-          <w:rFonts w:ascii="Times New Roman" w:hAnsi="Times New Roman" w:cs="Times New Roman"/>
-          <w:sz w:val="22"/>
-          <w:szCs w:val="22"/>
-        </w:rPr>
-        <w:t xml:space="preserve"> and</w:t>
-      </w:r>
-      <w:r>
-        <w:rPr>
-          <w:rFonts w:ascii="Times New Roman" w:hAnsi="Times New Roman" w:cs="Times New Roman"/>
-          <w:sz w:val="22"/>
-          <w:szCs w:val="22"/>
-        </w:rPr>
-        <w:t xml:space="preserve"> manufacture </w:t>
-      </w:r>
-      <w:r>
-        <w:rPr>
-          <w:rFonts w:ascii="Times New Roman" w:hAnsi="Times New Roman" w:cs="Times New Roman"/>
-          <w:sz w:val="22"/>
-          <w:szCs w:val="22"/>
-        </w:rPr>
-        <w:t>bimodal</w:t>
-      </w:r>
-      <w:r>
-        <w:rPr>
-          <w:rFonts w:ascii="Times New Roman" w:hAnsi="Times New Roman" w:cs="Times New Roman"/>
-          <w:sz w:val="22"/>
-          <w:szCs w:val="22"/>
-        </w:rPr>
-        <w:t xml:space="preserve"> autonomous robot</w:t>
-      </w:r>
-      <w:r>
-        <w:rPr>
-          <w:rFonts w:ascii="Times New Roman" w:hAnsi="Times New Roman" w:cs="Times New Roman"/>
-          <w:sz w:val="22"/>
-          <w:szCs w:val="22"/>
-        </w:rPr>
-        <w:t xml:space="preserve"> capable </w:t>
-      </w:r>
-      <w:r>
-        <w:rPr>
-          <w:rFonts w:ascii="Times New Roman" w:hAnsi="Times New Roman" w:cs="Times New Roman"/>
-          <w:sz w:val="22"/>
-          <w:szCs w:val="22"/>
-        </w:rPr>
-        <w:t xml:space="preserve">transitioning between </w:t>
-      </w:r>
-      <w:r>
-        <w:rPr>
-          <w:rFonts w:ascii="Times New Roman" w:hAnsi="Times New Roman" w:cs="Times New Roman"/>
-          <w:sz w:val="22"/>
-          <w:szCs w:val="22"/>
-        </w:rPr>
-        <w:t>land and air navigation</w:t>
-      </w:r>
-      <w:r>
-        <w:rPr>
-          <w:rFonts w:ascii="Times New Roman" w:hAnsi="Times New Roman" w:cs="Times New Roman"/>
-          <w:sz w:val="22"/>
-          <w:szCs w:val="22"/>
-        </w:rPr>
-        <w:t xml:space="preserve"> utilizing</w:t>
-      </w:r>
-      <w:r>
-        <w:rPr>
-          <w:rFonts w:ascii="Times New Roman" w:hAnsi="Times New Roman" w:cs="Times New Roman"/>
-          <w:sz w:val="22"/>
-          <w:szCs w:val="22"/>
-        </w:rPr>
-        <w:t xml:space="preserve"> ROS</w:t>
-      </w:r>
-      <w:r>
-        <w:rPr>
-          <w:rFonts w:ascii="Times New Roman" w:hAnsi="Times New Roman" w:cs="Times New Roman"/>
-          <w:sz w:val="22"/>
-          <w:szCs w:val="22"/>
-        </w:rPr>
-        <w:t xml:space="preserve"> autonom</w:t>
-      </w:r>
-      <w:r>
-        <w:rPr>
-          <w:rFonts w:ascii="Times New Roman" w:hAnsi="Times New Roman" w:cs="Times New Roman"/>
-          <w:sz w:val="22"/>
-          <w:szCs w:val="22"/>
-        </w:rPr>
-        <w:t>y</w:t>
-      </w:r>
-      <w:r>
-        <w:rPr>
-          <w:rFonts w:ascii="Times New Roman" w:hAnsi="Times New Roman" w:cs="Times New Roman"/>
-          <w:sz w:val="22"/>
-          <w:szCs w:val="22"/>
-        </w:rPr>
-        <w:t>, Fusion360 for part design and FEA simulation, 3D printing for part manufacturing</w:t>
-      </w:r>
-      <w:r>
-        <w:rPr>
-          <w:rFonts w:ascii="Times New Roman" w:hAnsi="Times New Roman" w:cs="Times New Roman"/>
-          <w:sz w:val="22"/>
-          <w:szCs w:val="22"/>
-        </w:rPr>
-        <w:t>.</w:t>
+        <w:t xml:space="preserve">Lead four </w:t>
+      </w:r>
+      <w:proofErr w:type="spellStart"/>
+      <w:r>
+        <w:rPr>
+          <w:rFonts w:ascii="Times New Roman" w:hAnsi="Times New Roman" w:cs="Times New Roman"/>
+          <w:sz w:val="22"/>
+          <w:szCs w:val="22"/>
+        </w:rPr>
+        <w:t>subteams</w:t>
+      </w:r>
+      <w:proofErr w:type="spellEnd"/>
+      <w:r>
+        <w:rPr>
+          <w:rFonts w:ascii="Times New Roman" w:hAnsi="Times New Roman" w:cs="Times New Roman"/>
+          <w:sz w:val="22"/>
+          <w:szCs w:val="22"/>
+        </w:rPr>
+        <w:t xml:space="preserve"> to produce </w:t>
+      </w:r>
+      <w:r>
+        <w:rPr>
+          <w:rFonts w:ascii="Times New Roman" w:hAnsi="Times New Roman" w:cs="Times New Roman"/>
+          <w:sz w:val="22"/>
+          <w:szCs w:val="22"/>
+        </w:rPr>
+        <w:t xml:space="preserve">four robots: </w:t>
+      </w:r>
+      <w:r>
+        <w:rPr>
+          <w:rFonts w:ascii="Times New Roman" w:hAnsi="Times New Roman" w:cs="Times New Roman"/>
+          <w:sz w:val="22"/>
+          <w:szCs w:val="22"/>
+        </w:rPr>
+        <w:t>a drone, arm, ground vehicle transporting arm, cargo ground transport</w:t>
       </w:r>
     </w:p>
     <w:p>
@@ -1238,7 +783,155 @@
           <w:sz w:val="22"/>
           <w:szCs w:val="22"/>
         </w:rPr>
-        <w:t>Select electronics and design robot chassis to incorporate them while simulating chassis performance with FEA.</w:t>
+        <w:t>Design</w:t>
+      </w:r>
+      <w:r>
+        <w:rPr>
+          <w:rFonts w:ascii="Times New Roman" w:hAnsi="Times New Roman" w:cs="Times New Roman"/>
+          <w:sz w:val="22"/>
+          <w:szCs w:val="22"/>
+        </w:rPr>
+        <w:t>ed and</w:t>
+      </w:r>
+      <w:r>
+        <w:rPr>
+          <w:rFonts w:ascii="Times New Roman" w:hAnsi="Times New Roman" w:cs="Times New Roman"/>
+          <w:sz w:val="22"/>
+          <w:szCs w:val="22"/>
+        </w:rPr>
+        <w:t xml:space="preserve"> manufacture</w:t>
+      </w:r>
+      <w:r>
+        <w:rPr>
+          <w:rFonts w:ascii="Times New Roman" w:hAnsi="Times New Roman" w:cs="Times New Roman"/>
+          <w:sz w:val="22"/>
+          <w:szCs w:val="22"/>
+        </w:rPr>
+        <w:t>d</w:t>
+      </w:r>
+      <w:r>
+        <w:rPr>
+          <w:rFonts w:ascii="Times New Roman" w:hAnsi="Times New Roman" w:cs="Times New Roman"/>
+          <w:sz w:val="22"/>
+          <w:szCs w:val="22"/>
+        </w:rPr>
+        <w:t xml:space="preserve"> </w:t>
+      </w:r>
+      <w:r>
+        <w:rPr>
+          <w:rFonts w:ascii="Times New Roman" w:hAnsi="Times New Roman" w:cs="Times New Roman"/>
+          <w:sz w:val="22"/>
+          <w:szCs w:val="22"/>
+        </w:rPr>
+        <w:t>bimodal autonomous robot</w:t>
+      </w:r>
+      <w:r>
+        <w:rPr>
+          <w:rFonts w:ascii="Times New Roman" w:hAnsi="Times New Roman" w:cs="Times New Roman"/>
+          <w:sz w:val="22"/>
+          <w:szCs w:val="22"/>
+        </w:rPr>
+        <w:t xml:space="preserve"> capable </w:t>
+      </w:r>
+      <w:r>
+        <w:rPr>
+          <w:rFonts w:ascii="Times New Roman" w:hAnsi="Times New Roman" w:cs="Times New Roman"/>
+          <w:sz w:val="22"/>
+          <w:szCs w:val="22"/>
+        </w:rPr>
+        <w:t xml:space="preserve">transitioning between </w:t>
+      </w:r>
+      <w:r>
+        <w:rPr>
+          <w:rFonts w:ascii="Times New Roman" w:hAnsi="Times New Roman" w:cs="Times New Roman"/>
+          <w:sz w:val="22"/>
+          <w:szCs w:val="22"/>
+        </w:rPr>
+        <w:t>land and air navigation</w:t>
+      </w:r>
+      <w:r>
+        <w:rPr>
+          <w:rFonts w:ascii="Times New Roman" w:hAnsi="Times New Roman" w:cs="Times New Roman"/>
+          <w:sz w:val="22"/>
+          <w:szCs w:val="22"/>
+        </w:rPr>
+        <w:t xml:space="preserve"> </w:t>
+      </w:r>
+    </w:p>
+    <w:p>
+      <w:pPr>
+        <w:pStyle w:val="ListParagraph"/>
+        <w:spacing w:after="0" w:line="276" w:lineRule="auto"/>
+        <w:ind w:left="450"/>
+        <w:rPr>
+          <w:rFonts w:ascii="Times New Roman" w:hAnsi="Times New Roman" w:cs="Times New Roman"/>
+          <w:sz w:val="22"/>
+          <w:szCs w:val="22"/>
+        </w:rPr>
+      </w:pPr>
+      <w:r>
+        <w:rPr>
+          <w:rFonts w:ascii="Times New Roman" w:hAnsi="Times New Roman" w:cs="Times New Roman"/>
+          <w:sz w:val="22"/>
+          <w:szCs w:val="22"/>
+        </w:rPr>
+        <w:t>utilizing</w:t>
+      </w:r>
+      <w:r>
+        <w:rPr>
+          <w:rFonts w:ascii="Times New Roman" w:hAnsi="Times New Roman" w:cs="Times New Roman"/>
+          <w:sz w:val="22"/>
+          <w:szCs w:val="22"/>
+        </w:rPr>
+        <w:t xml:space="preserve"> ROS</w:t>
+      </w:r>
+      <w:r>
+        <w:rPr>
+          <w:rFonts w:ascii="Times New Roman" w:hAnsi="Times New Roman" w:cs="Times New Roman"/>
+          <w:sz w:val="22"/>
+          <w:szCs w:val="22"/>
+        </w:rPr>
+        <w:t xml:space="preserve"> </w:t>
+      </w:r>
+      <w:r>
+        <w:rPr>
+          <w:rFonts w:ascii="Times New Roman" w:hAnsi="Times New Roman" w:cs="Times New Roman"/>
+          <w:sz w:val="22"/>
+          <w:szCs w:val="22"/>
+        </w:rPr>
+        <w:t>2</w:t>
+      </w:r>
+      <w:r>
+        <w:rPr>
+          <w:rFonts w:ascii="Times New Roman" w:hAnsi="Times New Roman" w:cs="Times New Roman"/>
+          <w:sz w:val="22"/>
+          <w:szCs w:val="22"/>
+        </w:rPr>
+        <w:t xml:space="preserve"> autonomy</w:t>
+      </w:r>
+      <w:r>
+        <w:rPr>
+          <w:rFonts w:ascii="Times New Roman" w:hAnsi="Times New Roman" w:cs="Times New Roman"/>
+          <w:sz w:val="22"/>
+          <w:szCs w:val="22"/>
+        </w:rPr>
+        <w:t>, Fusion360 for part design</w:t>
+      </w:r>
+      <w:r>
+        <w:rPr>
+          <w:rFonts w:ascii="Times New Roman" w:hAnsi="Times New Roman" w:cs="Times New Roman"/>
+          <w:sz w:val="22"/>
+          <w:szCs w:val="22"/>
+        </w:rPr>
+        <w:t xml:space="preserve"> and FEA </w:t>
+      </w:r>
+      <w:r>
+        <w:rPr>
+          <w:rFonts w:ascii="Times New Roman" w:hAnsi="Times New Roman" w:cs="Times New Roman"/>
+          <w:sz w:val="22"/>
+          <w:szCs w:val="22"/>
+        </w:rPr>
+        <w:t>simulation, 3D printing for part manufacturing</w:t>
       </w:r>
     </w:p>
     <w:p>
@@ -1261,7 +954,55 @@
           <w:sz w:val="22"/>
           <w:szCs w:val="22"/>
         </w:rPr>
-        <w:t>Prepare to present research at the MIT Undergraduate Research and Technology Conference (URTC) and National Conference on Undergraduate Research (NCUR).</w:t>
+        <w:t>Select</w:t>
+      </w:r>
+      <w:r>
+        <w:rPr>
+          <w:rFonts w:ascii="Times New Roman" w:hAnsi="Times New Roman" w:cs="Times New Roman"/>
+          <w:sz w:val="22"/>
+          <w:szCs w:val="22"/>
+        </w:rPr>
+        <w:t>ed</w:t>
+      </w:r>
+      <w:r>
+        <w:rPr>
+          <w:rFonts w:ascii="Times New Roman" w:hAnsi="Times New Roman" w:cs="Times New Roman"/>
+          <w:sz w:val="22"/>
+          <w:szCs w:val="22"/>
+        </w:rPr>
+        <w:t xml:space="preserve"> electronics and design</w:t>
+      </w:r>
+      <w:r>
+        <w:rPr>
+          <w:rFonts w:ascii="Times New Roman" w:hAnsi="Times New Roman" w:cs="Times New Roman"/>
+          <w:sz w:val="22"/>
+          <w:szCs w:val="22"/>
+        </w:rPr>
+        <w:t>ed</w:t>
+      </w:r>
+      <w:r>
+        <w:rPr>
+          <w:rFonts w:ascii="Times New Roman" w:hAnsi="Times New Roman" w:cs="Times New Roman"/>
+          <w:sz w:val="22"/>
+          <w:szCs w:val="22"/>
+        </w:rPr>
+        <w:t xml:space="preserve"> robot chassis</w:t>
+      </w:r>
+      <w:r>
+        <w:rPr>
+          <w:rFonts w:ascii="Times New Roman" w:hAnsi="Times New Roman" w:cs="Times New Roman"/>
+          <w:sz w:val="22"/>
+          <w:szCs w:val="22"/>
+        </w:rPr>
+        <w:t>, incorporating them</w:t>
+      </w:r>
+      <w:r>
+        <w:rPr>
+          <w:rFonts w:ascii="Times New Roman" w:hAnsi="Times New Roman" w:cs="Times New Roman"/>
+          <w:sz w:val="22"/>
+          <w:szCs w:val="22"/>
+        </w:rPr>
+        <w:t xml:space="preserve"> while simulating chassis performance with FEA</w:t>
       </w:r>
     </w:p>
     <w:p>
@@ -1281,27 +1022,17 @@
           <w:sz w:val="22"/>
           <w:szCs w:val="22"/>
         </w:rPr>
-        <w:t>Mechanical Engineer</w:t>
-      </w:r>
-      <w:r>
-        <w:rPr>
-          <w:rFonts w:ascii="Times New Roman" w:hAnsi="Times New Roman" w:cs="Times New Roman"/>
-          <w:b/>
-          <w:bCs/>
-          <w:sz w:val="22"/>
-          <w:szCs w:val="22"/>
-        </w:rPr>
-        <w:t xml:space="preserve"> – V</w:t>
-      </w:r>
-      <w:r>
-        <w:rPr>
-          <w:rFonts w:ascii="Times New Roman" w:hAnsi="Times New Roman" w:cs="Times New Roman"/>
-          <w:b/>
-          <w:bCs/>
-          <w:sz w:val="22"/>
-          <w:szCs w:val="22"/>
-        </w:rPr>
-        <w:t>irginia Tech</w:t>
+        <w:t>Researcher</w:t>
+      </w:r>
+      <w:r>
+        <w:rPr>
+          <w:rFonts w:ascii="Times New Roman" w:hAnsi="Times New Roman" w:cs="Times New Roman"/>
+          <w:b/>
+          <w:bCs/>
+          <w:sz w:val="22"/>
+          <w:szCs w:val="22"/>
+        </w:rPr>
+        <w:t xml:space="preserve"> –</w:t>
       </w:r>
       <w:r>
         <w:rPr>
@@ -1321,7 +1052,7 @@
           <w:sz w:val="22"/>
           <w:szCs w:val="22"/>
         </w:rPr>
-        <w:t>DARPA Heavy Lift Challenge Team</w:t>
+        <w:t>Collaborative Robotics Lab (Collab) at Virginia Tech</w:t>
       </w:r>
       <w:r>
         <w:rPr>
@@ -1401,65 +1132,15 @@
           <w:sz w:val="22"/>
           <w:szCs w:val="22"/>
         </w:rPr>
-        <w:t xml:space="preserve">Design and build </w:t>
-      </w:r>
-      <w:r>
-        <w:rPr>
-          <w:rFonts w:ascii="Times New Roman" w:hAnsi="Times New Roman" w:cs="Times New Roman"/>
-          <w:sz w:val="22"/>
-          <w:szCs w:val="22"/>
-        </w:rPr>
-        <w:t>high-performance VTOL hexa</w:t>
-      </w:r>
-      <w:r>
-        <w:rPr>
-          <w:rFonts w:ascii="Times New Roman" w:hAnsi="Times New Roman" w:cs="Times New Roman"/>
-          <w:sz w:val="22"/>
-          <w:szCs w:val="22"/>
-        </w:rPr>
-        <w:t>copter</w:t>
-      </w:r>
-      <w:r>
-        <w:rPr>
-          <w:rFonts w:ascii="Times New Roman" w:hAnsi="Times New Roman" w:cs="Times New Roman"/>
-          <w:sz w:val="22"/>
-          <w:szCs w:val="22"/>
-        </w:rPr>
-        <w:t xml:space="preserve"> drone</w:t>
-      </w:r>
-      <w:r>
-        <w:rPr>
-          <w:rFonts w:ascii="Times New Roman" w:hAnsi="Times New Roman" w:cs="Times New Roman"/>
-          <w:b/>
-          <w:bCs/>
-          <w:sz w:val="22"/>
-          <w:szCs w:val="22"/>
-        </w:rPr>
-        <w:t> </w:t>
-      </w:r>
-      <w:r>
-        <w:rPr>
-          <w:rFonts w:ascii="Times New Roman" w:hAnsi="Times New Roman" w:cs="Times New Roman"/>
-          <w:sz w:val="22"/>
-          <w:szCs w:val="22"/>
-        </w:rPr>
-        <w:t xml:space="preserve">under 55 lbs that can lift 110+ lbs of standard gym plates, fly 4 miles loaded </w:t>
-      </w:r>
-      <w:r>
-        <w:rPr>
-          <w:rFonts w:ascii="Times New Roman" w:hAnsi="Times New Roman" w:cs="Times New Roman"/>
-          <w:sz w:val="22"/>
-          <w:szCs w:val="22"/>
-        </w:rPr>
-        <w:t>and</w:t>
-      </w:r>
-      <w:r>
-        <w:rPr>
-          <w:rFonts w:ascii="Times New Roman" w:hAnsi="Times New Roman" w:cs="Times New Roman"/>
-          <w:sz w:val="22"/>
-          <w:szCs w:val="22"/>
-        </w:rPr>
-        <w:t xml:space="preserve"> 1 mile unloaded, hold 350 ft AGL, and complete the full course in under 30 minutes. </w:t>
+        <w:t>Train</w:t>
+      </w:r>
+      <w:r>
+        <w:rPr>
+          <w:rFonts w:ascii="Times New Roman" w:hAnsi="Times New Roman" w:cs="Times New Roman"/>
+          <w:sz w:val="22"/>
+          <w:szCs w:val="22"/>
+        </w:rPr>
+        <w:t xml:space="preserve"> AI with Virginia Tech ARC Supercomputer Network to drive human-robot interaction for domestic tasks</w:t>
       </w:r>
     </w:p>
     <w:p>
@@ -1482,47 +1163,7 @@
           <w:sz w:val="22"/>
           <w:szCs w:val="22"/>
         </w:rPr>
-        <w:t>Model</w:t>
-      </w:r>
-      <w:r>
-        <w:rPr>
-          <w:rFonts w:ascii="Times New Roman" w:hAnsi="Times New Roman" w:cs="Times New Roman"/>
-          <w:sz w:val="22"/>
-          <w:szCs w:val="22"/>
-        </w:rPr>
-        <w:t xml:space="preserve"> structural components with SolidWorks, test part designs with Ansys </w:t>
-      </w:r>
-      <w:r>
-        <w:rPr>
-          <w:rFonts w:ascii="Times New Roman" w:hAnsi="Times New Roman" w:cs="Times New Roman"/>
-          <w:sz w:val="22"/>
-          <w:szCs w:val="22"/>
-        </w:rPr>
-        <w:t>FEA</w:t>
-      </w:r>
-      <w:r>
-        <w:rPr>
-          <w:rFonts w:ascii="Times New Roman" w:hAnsi="Times New Roman" w:cs="Times New Roman"/>
-          <w:sz w:val="22"/>
-          <w:szCs w:val="22"/>
-        </w:rPr>
-        <w:t xml:space="preserve"> and </w:t>
-      </w:r>
-      <w:r>
-        <w:rPr>
-          <w:rFonts w:ascii="Times New Roman" w:hAnsi="Times New Roman" w:cs="Times New Roman"/>
-          <w:sz w:val="22"/>
-          <w:szCs w:val="22"/>
-        </w:rPr>
-        <w:t>topology</w:t>
-      </w:r>
-      <w:r>
-        <w:rPr>
-          <w:rFonts w:ascii="Times New Roman" w:hAnsi="Times New Roman" w:cs="Times New Roman"/>
-          <w:sz w:val="22"/>
-          <w:szCs w:val="22"/>
-        </w:rPr>
-        <w:t xml:space="preserve"> optimization tools.</w:t>
+        <w:t>Employ Python, Stanford’s GELLO teleoperation framework, CV to record performance data in Linux environment</w:t>
       </w:r>
     </w:p>
     <w:p>
@@ -1542,94 +1183,46 @@
           <w:sz w:val="22"/>
           <w:szCs w:val="22"/>
         </w:rPr>
-        <w:t>Researcher</w:t>
-      </w:r>
-      <w:r>
-        <w:rPr>
-          <w:rFonts w:ascii="Times New Roman" w:hAnsi="Times New Roman" w:cs="Times New Roman"/>
-          <w:b/>
-          <w:bCs/>
-          <w:sz w:val="22"/>
-          <w:szCs w:val="22"/>
-        </w:rPr>
-        <w:t xml:space="preserve"> –</w:t>
-      </w:r>
-      <w:r>
-        <w:rPr>
-          <w:rFonts w:ascii="Times New Roman" w:hAnsi="Times New Roman" w:cs="Times New Roman"/>
-          <w:b/>
-          <w:bCs/>
+        <w:t>Assembly, Integration and Testing Engineering Intern – Rendezvous Robotics</w:t>
+      </w:r>
+      <w:r>
+        <w:rPr>
+          <w:rFonts w:ascii="Times New Roman" w:hAnsi="Times New Roman" w:cs="Times New Roman"/>
+          <w:b/>
+          <w:bCs/>
+          <w:sz w:val="22"/>
+          <w:szCs w:val="22"/>
+        </w:rPr>
+        <w:tab/>
+      </w:r>
+      <w:r>
+        <w:rPr>
+          <w:rFonts w:ascii="Times New Roman" w:hAnsi="Times New Roman" w:cs="Times New Roman"/>
+          <w:b/>
+          <w:bCs/>
+          <w:sz w:val="22"/>
+          <w:szCs w:val="22"/>
+        </w:rPr>
+        <w:tab/>
+        <w:t xml:space="preserve">   </w:t>
+      </w:r>
+      <w:r>
+        <w:rPr>
+          <w:rFonts w:ascii="Times New Roman" w:hAnsi="Times New Roman" w:cs="Times New Roman"/>
+          <w:sz w:val="22"/>
+          <w:szCs w:val="22"/>
+        </w:rPr>
+        <w:t xml:space="preserve">May 2026 – Aug 2026 </w:t>
+      </w:r>
+      <w:r>
+        <w:rPr>
+          <w:rFonts w:ascii="Times New Roman" w:hAnsi="Times New Roman" w:cs="Times New Roman"/>
+          <w:i/>
+          <w:iCs/>
           <w:sz w:val="22"/>
           <w:szCs w:val="22"/>
         </w:rPr>
         <w:t xml:space="preserve"> </w:t>
-      </w:r>
-      <w:r>
-        <w:rPr>
-          <w:rFonts w:ascii="Times New Roman" w:hAnsi="Times New Roman" w:cs="Times New Roman"/>
-          <w:b/>
-          <w:bCs/>
-          <w:sz w:val="22"/>
-          <w:szCs w:val="22"/>
-        </w:rPr>
-        <w:t>Collaborative Robotics Lab (Collab) at Virginia Tech</w:t>
-      </w:r>
-      <w:r>
-        <w:rPr>
-          <w:rFonts w:ascii="Times New Roman" w:hAnsi="Times New Roman" w:cs="Times New Roman"/>
-          <w:sz w:val="22"/>
-          <w:szCs w:val="22"/>
-        </w:rPr>
-        <w:t xml:space="preserve">     </w:t>
-      </w:r>
-      <w:r>
-        <w:rPr>
-          <w:rFonts w:ascii="Times New Roman" w:hAnsi="Times New Roman" w:cs="Times New Roman"/>
-          <w:sz w:val="22"/>
-          <w:szCs w:val="22"/>
-        </w:rPr>
-        <w:tab/>
-      </w:r>
-      <w:r>
-        <w:rPr>
-          <w:rFonts w:ascii="Times New Roman" w:hAnsi="Times New Roman" w:cs="Times New Roman"/>
-          <w:sz w:val="22"/>
-          <w:szCs w:val="22"/>
-        </w:rPr>
-        <w:tab/>
-      </w:r>
-      <w:r>
-        <w:rPr>
-          <w:rFonts w:ascii="Times New Roman" w:hAnsi="Times New Roman" w:cs="Times New Roman"/>
-          <w:sz w:val="22"/>
-          <w:szCs w:val="22"/>
-        </w:rPr>
-        <w:tab/>
-        <w:t xml:space="preserve">         Jan</w:t>
-      </w:r>
-      <w:r>
-        <w:rPr>
-          <w:rFonts w:ascii="Times New Roman" w:hAnsi="Times New Roman" w:cs="Times New Roman"/>
-          <w:sz w:val="22"/>
-          <w:szCs w:val="22"/>
-        </w:rPr>
-        <w:t xml:space="preserve"> 202</w:t>
-      </w:r>
-      <w:r>
-        <w:rPr>
-          <w:rFonts w:ascii="Times New Roman" w:hAnsi="Times New Roman" w:cs="Times New Roman"/>
-          <w:sz w:val="22"/>
-          <w:szCs w:val="22"/>
-        </w:rPr>
-        <w:t>6</w:t>
-      </w:r>
-      <w:r>
-        <w:rPr>
-          <w:rFonts w:ascii="Times New Roman" w:hAnsi="Times New Roman" w:cs="Times New Roman"/>
-          <w:sz w:val="22"/>
-          <w:szCs w:val="22"/>
-        </w:rPr>
-        <w:t xml:space="preserve"> – Present</w:t>
       </w:r>
     </w:p>
     <w:p>
@@ -1652,7 +1245,200 @@
           <w:sz w:val="22"/>
           <w:szCs w:val="22"/>
         </w:rPr>
-        <w:t>Train, utilize AI LLM for human robot interaction, currently to perform object selection with CV from text prompts.</w:t>
+        <w:t xml:space="preserve">Spearheaded gravity </w:t>
+      </w:r>
+      <w:proofErr w:type="spellStart"/>
+      <w:r>
+        <w:rPr>
+          <w:rFonts w:ascii="Times New Roman" w:hAnsi="Times New Roman" w:cs="Times New Roman"/>
+          <w:sz w:val="22"/>
+          <w:szCs w:val="22"/>
+        </w:rPr>
+        <w:t>offloader</w:t>
+      </w:r>
+      <w:proofErr w:type="spellEnd"/>
+      <w:r>
+        <w:rPr>
+          <w:rFonts w:ascii="Times New Roman" w:hAnsi="Times New Roman" w:cs="Times New Roman"/>
+          <w:sz w:val="22"/>
+          <w:szCs w:val="22"/>
+        </w:rPr>
+        <w:t xml:space="preserve"> testbed allowing 4DOF motion of 8 suspended flight articles totaling 900lb</w:t>
+      </w:r>
+    </w:p>
+    <w:p>
+      <w:pPr>
+        <w:pStyle w:val="ListParagraph"/>
+        <w:numPr>
+          <w:ilvl w:val="1"/>
+          <w:numId w:val="1"/>
+        </w:numPr>
+        <w:spacing w:after="0" w:line="276" w:lineRule="auto"/>
+        <w:ind w:left="990"/>
+        <w:rPr>
+          <w:rFonts w:ascii="Times New Roman" w:hAnsi="Times New Roman" w:cs="Times New Roman"/>
+          <w:sz w:val="22"/>
+          <w:szCs w:val="22"/>
+        </w:rPr>
+      </w:pPr>
+      <w:r>
+        <w:rPr>
+          <w:rFonts w:ascii="Times New Roman" w:hAnsi="Times New Roman" w:cs="Times New Roman"/>
+          <w:sz w:val="22"/>
+          <w:szCs w:val="22"/>
+        </w:rPr>
+        <w:t>Structure adhered to ASME B30.20 and linear motion system adhered to NASA-STD-5017B</w:t>
+      </w:r>
+    </w:p>
+    <w:p>
+      <w:pPr>
+        <w:pStyle w:val="ListParagraph"/>
+        <w:numPr>
+          <w:ilvl w:val="1"/>
+          <w:numId w:val="1"/>
+        </w:numPr>
+        <w:spacing w:after="0" w:line="276" w:lineRule="auto"/>
+        <w:ind w:left="990"/>
+        <w:rPr>
+          <w:rFonts w:ascii="Times New Roman" w:hAnsi="Times New Roman" w:cs="Times New Roman"/>
+          <w:sz w:val="22"/>
+          <w:szCs w:val="22"/>
+        </w:rPr>
+      </w:pPr>
+      <w:r>
+        <w:rPr>
+          <w:rFonts w:ascii="Times New Roman" w:hAnsi="Times New Roman" w:cs="Times New Roman"/>
+          <w:sz w:val="22"/>
+          <w:szCs w:val="22"/>
+        </w:rPr>
+        <w:t>Conducted structure review with MATLAB to optimize material selection meeting loads while minimizing cost</w:t>
+      </w:r>
+    </w:p>
+    <w:p>
+      <w:pPr>
+        <w:pStyle w:val="ListParagraph"/>
+        <w:numPr>
+          <w:ilvl w:val="0"/>
+          <w:numId w:val="1"/>
+        </w:numPr>
+        <w:spacing w:after="0" w:line="276" w:lineRule="auto"/>
+        <w:ind w:right="-90"/>
+        <w:rPr>
+          <w:rFonts w:ascii="Times New Roman" w:hAnsi="Times New Roman" w:cs="Times New Roman"/>
+          <w:sz w:val="22"/>
+          <w:szCs w:val="22"/>
+        </w:rPr>
+      </w:pPr>
+      <w:r>
+        <w:rPr>
+          <w:rFonts w:ascii="Times New Roman" w:hAnsi="Times New Roman" w:cs="Times New Roman"/>
+          <w:sz w:val="22"/>
+          <w:szCs w:val="22"/>
+        </w:rPr>
+        <w:t>Owned electromagnet actuator manufacturing cell, implementing firmware and hardware optimization to double yield</w:t>
+      </w:r>
+    </w:p>
+    <w:p>
+      <w:pPr>
+        <w:pStyle w:val="ListParagraph"/>
+        <w:numPr>
+          <w:ilvl w:val="0"/>
+          <w:numId w:val="1"/>
+        </w:numPr>
+        <w:spacing w:after="0" w:line="276" w:lineRule="auto"/>
+        <w:ind w:right="90"/>
+        <w:rPr>
+          <w:rFonts w:ascii="Times New Roman" w:hAnsi="Times New Roman" w:cs="Times New Roman"/>
+          <w:sz w:val="22"/>
+          <w:szCs w:val="22"/>
+        </w:rPr>
+      </w:pPr>
+      <w:r>
+        <w:rPr>
+          <w:rFonts w:ascii="Times New Roman" w:hAnsi="Times New Roman" w:cs="Times New Roman"/>
+          <w:sz w:val="22"/>
+          <w:szCs w:val="22"/>
+        </w:rPr>
+        <w:t>Design</w:t>
+      </w:r>
+      <w:r>
+        <w:rPr>
+          <w:rFonts w:ascii="Times New Roman" w:hAnsi="Times New Roman" w:cs="Times New Roman"/>
+          <w:sz w:val="22"/>
+          <w:szCs w:val="22"/>
+        </w:rPr>
+        <w:t xml:space="preserve">ed </w:t>
+      </w:r>
+      <w:r>
+        <w:rPr>
+          <w:rFonts w:ascii="Times New Roman" w:hAnsi="Times New Roman" w:cs="Times New Roman"/>
+          <w:sz w:val="22"/>
+          <w:szCs w:val="22"/>
+        </w:rPr>
+        <w:t>80/20 structure</w:t>
+      </w:r>
+      <w:r>
+        <w:rPr>
+          <w:rFonts w:ascii="Times New Roman" w:hAnsi="Times New Roman" w:cs="Times New Roman"/>
+          <w:sz w:val="22"/>
+          <w:szCs w:val="22"/>
+        </w:rPr>
+        <w:t xml:space="preserve"> to support positional</w:t>
+      </w:r>
+      <w:r>
+        <w:rPr>
+          <w:rFonts w:ascii="Times New Roman" w:hAnsi="Times New Roman" w:cs="Times New Roman"/>
+          <w:sz w:val="22"/>
+          <w:szCs w:val="22"/>
+        </w:rPr>
+        <w:t xml:space="preserve"> vision system</w:t>
+      </w:r>
+      <w:r>
+        <w:rPr>
+          <w:rFonts w:ascii="Times New Roman" w:hAnsi="Times New Roman" w:cs="Times New Roman"/>
+          <w:sz w:val="22"/>
+          <w:szCs w:val="22"/>
+        </w:rPr>
+        <w:t xml:space="preserve"> and</w:t>
+      </w:r>
+      <w:r>
+        <w:rPr>
+          <w:rFonts w:ascii="Times New Roman" w:hAnsi="Times New Roman" w:cs="Times New Roman"/>
+          <w:sz w:val="22"/>
+          <w:szCs w:val="22"/>
+        </w:rPr>
+        <w:t xml:space="preserve"> enclose low-friction </w:t>
+      </w:r>
+      <w:r>
+        <w:rPr>
+          <w:rFonts w:ascii="Times New Roman" w:hAnsi="Times New Roman" w:cs="Times New Roman"/>
+          <w:sz w:val="22"/>
+          <w:szCs w:val="22"/>
+        </w:rPr>
+        <w:t>bearings</w:t>
+      </w:r>
+    </w:p>
+    <w:p>
+      <w:pPr>
+        <w:pStyle w:val="ListParagraph"/>
+        <w:numPr>
+          <w:ilvl w:val="0"/>
+          <w:numId w:val="1"/>
+        </w:numPr>
+        <w:spacing w:after="0" w:line="276" w:lineRule="auto"/>
+        <w:rPr>
+          <w:rFonts w:ascii="Times New Roman" w:hAnsi="Times New Roman" w:cs="Times New Roman"/>
+          <w:sz w:val="22"/>
+          <w:szCs w:val="22"/>
+        </w:rPr>
+      </w:pPr>
+      <w:r>
+        <w:rPr>
+          <w:rFonts w:ascii="Times New Roman" w:hAnsi="Times New Roman" w:cs="Times New Roman"/>
+          <w:sz w:val="22"/>
+          <w:szCs w:val="22"/>
+        </w:rPr>
+        <w:t>Created and validated frame analysis tool finding forces, moments, stresses, deflections, and failures at all members</w:t>
       </w:r>
     </w:p>
     <w:p>
@@ -1672,16 +1458,6 @@
           <w:sz w:val="22"/>
           <w:szCs w:val="22"/>
         </w:rPr>
-        <w:t xml:space="preserve">Researcher, </w:t>
-      </w:r>
-      <w:r>
-        <w:rPr>
-          <w:rFonts w:ascii="Times New Roman" w:hAnsi="Times New Roman" w:cs="Times New Roman"/>
-          <w:b/>
-          <w:bCs/>
-          <w:sz w:val="22"/>
-          <w:szCs w:val="22"/>
-        </w:rPr>
         <w:t>Mechatronics Engineer – e-NABLE at Virginia Tech</w:t>
       </w:r>
       <w:r>
@@ -1715,13 +1491,6 @@
           <w:szCs w:val="22"/>
         </w:rPr>
         <w:tab/>
-      </w:r>
-      <w:r>
-        <w:rPr>
-          <w:rFonts w:ascii="Times New Roman" w:hAnsi="Times New Roman" w:cs="Times New Roman"/>
-          <w:sz w:val="22"/>
-          <w:szCs w:val="22"/>
-        </w:rPr>
         <w:t xml:space="preserve">       </w:t>
       </w:r>
       <w:r>
@@ -1730,7 +1499,32 @@
           <w:sz w:val="22"/>
           <w:szCs w:val="22"/>
         </w:rPr>
-        <w:t>Aug 2024 – Present</w:t>
+        <w:tab/>
+      </w:r>
+      <w:r>
+        <w:rPr>
+          <w:rFonts w:ascii="Times New Roman" w:hAnsi="Times New Roman" w:cs="Times New Roman"/>
+          <w:sz w:val="22"/>
+          <w:szCs w:val="22"/>
+        </w:rPr>
+        <w:tab/>
+        <w:t xml:space="preserve">   </w:t>
+      </w:r>
+      <w:r>
+        <w:rPr>
+          <w:rFonts w:ascii="Times New Roman" w:hAnsi="Times New Roman" w:cs="Times New Roman"/>
+          <w:sz w:val="22"/>
+          <w:szCs w:val="22"/>
+        </w:rPr>
+        <w:t xml:space="preserve">Aug 2024 – </w:t>
+      </w:r>
+      <w:r>
+        <w:rPr>
+          <w:rFonts w:ascii="Times New Roman" w:hAnsi="Times New Roman" w:cs="Times New Roman"/>
+          <w:sz w:val="22"/>
+          <w:szCs w:val="22"/>
+        </w:rPr>
+        <w:t>Mar 2026</w:t>
       </w:r>
     </w:p>
     <w:p>
@@ -1753,23 +1547,23 @@
           <w:sz w:val="22"/>
           <w:szCs w:val="22"/>
         </w:rPr>
-        <w:t>Develop low-cost 5-fingered</w:t>
-      </w:r>
-      <w:r>
-        <w:rPr>
-          <w:rFonts w:ascii="Times New Roman" w:hAnsi="Times New Roman" w:cs="Times New Roman"/>
-          <w:sz w:val="22"/>
-          <w:szCs w:val="22"/>
-        </w:rPr>
-        <w:t xml:space="preserve"> </w:t>
-      </w:r>
-      <w:r>
-        <w:rPr>
-          <w:rFonts w:ascii="Times New Roman" w:hAnsi="Times New Roman" w:cs="Times New Roman"/>
-          <w:sz w:val="22"/>
-          <w:szCs w:val="22"/>
-        </w:rPr>
-        <w:t xml:space="preserve">prosthetic hand aligning with WHO standards </w:t>
+        <w:t>Develop</w:t>
+      </w:r>
+      <w:r>
+        <w:rPr>
+          <w:rFonts w:ascii="Times New Roman" w:hAnsi="Times New Roman" w:cs="Times New Roman"/>
+          <w:sz w:val="22"/>
+          <w:szCs w:val="22"/>
+        </w:rPr>
+        <w:t>ed</w:t>
+      </w:r>
+      <w:r>
+        <w:rPr>
+          <w:rFonts w:ascii="Times New Roman" w:hAnsi="Times New Roman" w:cs="Times New Roman"/>
+          <w:sz w:val="22"/>
+          <w:szCs w:val="22"/>
+        </w:rPr>
+        <w:t xml:space="preserve"> low-cost 5-fingered prosthetic hand aligning with WHO standards </w:t>
       </w:r>
       <w:r>
         <w:rPr>
@@ -1801,7 +1595,7 @@
           <w:sz w:val="22"/>
           <w:szCs w:val="22"/>
         </w:rPr>
-        <w:t xml:space="preserve"> essential gestures.</w:t>
+        <w:t xml:space="preserve"> essential gestures</w:t>
       </w:r>
     </w:p>
     <w:p>
@@ -1824,7 +1618,23 @@
           <w:sz w:val="22"/>
           <w:szCs w:val="22"/>
         </w:rPr>
-        <w:t>Program C++ scripts in Arduino IDE to integrate myoelectric</w:t>
+        <w:t>Program</w:t>
+      </w:r>
+      <w:r>
+        <w:rPr>
+          <w:rFonts w:ascii="Times New Roman" w:hAnsi="Times New Roman" w:cs="Times New Roman"/>
+          <w:sz w:val="22"/>
+          <w:szCs w:val="22"/>
+        </w:rPr>
+        <w:t>ed</w:t>
+      </w:r>
+      <w:r>
+        <w:rPr>
+          <w:rFonts w:ascii="Times New Roman" w:hAnsi="Times New Roman" w:cs="Times New Roman"/>
+          <w:sz w:val="22"/>
+          <w:szCs w:val="22"/>
+        </w:rPr>
+        <w:t xml:space="preserve"> C++ scripts in Arduino IDE to integrate myoelectric</w:t>
       </w:r>
       <w:r>
         <w:rPr>
@@ -1856,86 +1666,7 @@
           <w:sz w:val="22"/>
           <w:szCs w:val="22"/>
         </w:rPr>
-        <w:t>printed fingers.</w:t>
-      </w:r>
-    </w:p>
-    <w:p>
-      <w:pPr>
-        <w:pStyle w:val="ListParagraph"/>
-        <w:numPr>
-          <w:ilvl w:val="0"/>
-          <w:numId w:val="4"/>
-        </w:numPr>
-        <w:spacing w:after="0" w:line="276" w:lineRule="auto"/>
-        <w:rPr>
-          <w:rFonts w:ascii="Times New Roman" w:hAnsi="Times New Roman" w:cs="Times New Roman"/>
-          <w:sz w:val="22"/>
-          <w:szCs w:val="22"/>
-        </w:rPr>
-      </w:pPr>
-      <w:r>
-        <w:rPr>
-          <w:rFonts w:ascii="Times New Roman" w:hAnsi="Times New Roman" w:cs="Times New Roman"/>
-          <w:sz w:val="22"/>
-          <w:szCs w:val="22"/>
-        </w:rPr>
-        <w:t>Present research at the National Conference on Undergraduate Research (NCUR</w:t>
-      </w:r>
-      <w:r>
-        <w:rPr>
-          <w:rFonts w:ascii="Times New Roman" w:hAnsi="Times New Roman" w:cs="Times New Roman"/>
-          <w:sz w:val="22"/>
-          <w:szCs w:val="22"/>
-        </w:rPr>
-        <w:t xml:space="preserve">) </w:t>
-      </w:r>
-      <w:r>
-        <w:rPr>
-          <w:rFonts w:ascii="Times New Roman" w:hAnsi="Times New Roman" w:cs="Times New Roman"/>
-          <w:sz w:val="22"/>
-          <w:szCs w:val="22"/>
-        </w:rPr>
-        <w:t>in Pittsburgh, PA</w:t>
-      </w:r>
-      <w:r>
-        <w:rPr>
-          <w:rFonts w:ascii="Times New Roman" w:hAnsi="Times New Roman" w:cs="Times New Roman"/>
-          <w:sz w:val="22"/>
-          <w:szCs w:val="22"/>
-        </w:rPr>
-        <w:t xml:space="preserve">, </w:t>
-      </w:r>
-      <w:r>
-        <w:rPr>
-          <w:rFonts w:ascii="Times New Roman" w:hAnsi="Times New Roman" w:cs="Times New Roman"/>
-          <w:sz w:val="22"/>
-          <w:szCs w:val="22"/>
-        </w:rPr>
-        <w:t>and the National Collegiate Research Conference</w:t>
-      </w:r>
-      <w:r>
-        <w:rPr>
-          <w:rFonts w:ascii="Times New Roman" w:hAnsi="Times New Roman" w:cs="Times New Roman"/>
-          <w:sz w:val="22"/>
-          <w:szCs w:val="22"/>
-        </w:rPr>
-        <w:t xml:space="preserve"> </w:t>
-      </w:r>
-      <w:r>
-        <w:rPr>
-          <w:rFonts w:ascii="Times New Roman" w:hAnsi="Times New Roman" w:cs="Times New Roman"/>
-          <w:sz w:val="22"/>
-          <w:szCs w:val="22"/>
-        </w:rPr>
-        <w:t>(NCRC) in Cambridge, MA</w:t>
-      </w:r>
-      <w:r>
-        <w:rPr>
-          <w:rFonts w:ascii="Times New Roman" w:hAnsi="Times New Roman" w:cs="Times New Roman"/>
-          <w:sz w:val="22"/>
-          <w:szCs w:val="22"/>
-        </w:rPr>
-        <w:t>.</w:t>
+        <w:t>printed fingers</w:t>
       </w:r>
     </w:p>
     <w:p>
@@ -1955,62 +1686,77 @@
           <w:sz w:val="22"/>
           <w:szCs w:val="22"/>
         </w:rPr>
-        <w:t>Mechanical Engineer – CanSat @ Virginia Tech</w:t>
-      </w:r>
-      <w:r>
-        <w:rPr>
-          <w:rFonts w:ascii="Times New Roman" w:hAnsi="Times New Roman" w:cs="Times New Roman"/>
-          <w:sz w:val="22"/>
-          <w:szCs w:val="22"/>
-        </w:rPr>
-        <w:tab/>
-      </w:r>
-      <w:r>
-        <w:rPr>
-          <w:rFonts w:ascii="Times New Roman" w:hAnsi="Times New Roman" w:cs="Times New Roman"/>
-          <w:sz w:val="22"/>
-          <w:szCs w:val="22"/>
-        </w:rPr>
-        <w:tab/>
-      </w:r>
-      <w:r>
-        <w:rPr>
-          <w:rFonts w:ascii="Times New Roman" w:hAnsi="Times New Roman" w:cs="Times New Roman"/>
-          <w:sz w:val="22"/>
-          <w:szCs w:val="22"/>
-        </w:rPr>
-        <w:tab/>
-      </w:r>
-      <w:r>
-        <w:rPr>
-          <w:rFonts w:ascii="Times New Roman" w:hAnsi="Times New Roman" w:cs="Times New Roman"/>
-          <w:sz w:val="22"/>
-          <w:szCs w:val="22"/>
-        </w:rPr>
-        <w:tab/>
-      </w:r>
-      <w:r>
-        <w:rPr>
-          <w:rFonts w:ascii="Times New Roman" w:hAnsi="Times New Roman" w:cs="Times New Roman"/>
-          <w:sz w:val="22"/>
-          <w:szCs w:val="22"/>
-        </w:rPr>
-        <w:tab/>
-      </w:r>
-      <w:r>
-        <w:rPr>
-          <w:rFonts w:ascii="Times New Roman" w:hAnsi="Times New Roman" w:cs="Times New Roman"/>
-          <w:sz w:val="22"/>
-          <w:szCs w:val="22"/>
-        </w:rPr>
-        <w:tab/>
-      </w:r>
-      <w:r>
-        <w:rPr>
-          <w:rFonts w:ascii="Times New Roman" w:hAnsi="Times New Roman" w:cs="Times New Roman"/>
-          <w:sz w:val="22"/>
-          <w:szCs w:val="22"/>
-        </w:rPr>
+        <w:t xml:space="preserve">Mechanical Engineer – </w:t>
+      </w:r>
+      <w:proofErr w:type="spellStart"/>
+      <w:r>
+        <w:rPr>
+          <w:rFonts w:ascii="Times New Roman" w:hAnsi="Times New Roman" w:cs="Times New Roman"/>
+          <w:b/>
+          <w:bCs/>
+          <w:sz w:val="22"/>
+          <w:szCs w:val="22"/>
+        </w:rPr>
+        <w:t>CanSat</w:t>
+      </w:r>
+      <w:proofErr w:type="spellEnd"/>
+      <w:r>
+        <w:rPr>
+          <w:rFonts w:ascii="Times New Roman" w:hAnsi="Times New Roman" w:cs="Times New Roman"/>
+          <w:b/>
+          <w:bCs/>
+          <w:sz w:val="22"/>
+          <w:szCs w:val="22"/>
+        </w:rPr>
+        <w:t xml:space="preserve"> @ Virginia Tech</w:t>
+      </w:r>
+      <w:r>
+        <w:rPr>
+          <w:rFonts w:ascii="Times New Roman" w:hAnsi="Times New Roman" w:cs="Times New Roman"/>
+          <w:sz w:val="22"/>
+          <w:szCs w:val="22"/>
+        </w:rPr>
+        <w:tab/>
+      </w:r>
+      <w:r>
+        <w:rPr>
+          <w:rFonts w:ascii="Times New Roman" w:hAnsi="Times New Roman" w:cs="Times New Roman"/>
+          <w:sz w:val="22"/>
+          <w:szCs w:val="22"/>
+        </w:rPr>
+        <w:tab/>
+      </w:r>
+      <w:r>
+        <w:rPr>
+          <w:rFonts w:ascii="Times New Roman" w:hAnsi="Times New Roman" w:cs="Times New Roman"/>
+          <w:sz w:val="22"/>
+          <w:szCs w:val="22"/>
+        </w:rPr>
+        <w:tab/>
+      </w:r>
+      <w:r>
+        <w:rPr>
+          <w:rFonts w:ascii="Times New Roman" w:hAnsi="Times New Roman" w:cs="Times New Roman"/>
+          <w:sz w:val="22"/>
+          <w:szCs w:val="22"/>
+        </w:rPr>
+        <w:tab/>
+      </w:r>
+      <w:r>
+        <w:rPr>
+          <w:rFonts w:ascii="Times New Roman" w:hAnsi="Times New Roman" w:cs="Times New Roman"/>
+          <w:sz w:val="22"/>
+          <w:szCs w:val="22"/>
+        </w:rPr>
+        <w:tab/>
+      </w:r>
+      <w:r>
+        <w:rPr>
+          <w:rFonts w:ascii="Times New Roman" w:hAnsi="Times New Roman" w:cs="Times New Roman"/>
+          <w:sz w:val="22"/>
+          <w:szCs w:val="22"/>
+        </w:rPr>
+        <w:tab/>
         <w:t xml:space="preserve">   </w:t>
       </w:r>
       <w:r>
@@ -2042,31 +1788,7 @@
           <w:sz w:val="22"/>
           <w:szCs w:val="22"/>
         </w:rPr>
-        <w:t xml:space="preserve">Launched probe </w:t>
-      </w:r>
-      <w:r>
-        <w:rPr>
-          <w:rFonts w:ascii="Times New Roman" w:hAnsi="Times New Roman" w:cs="Times New Roman"/>
-          <w:sz w:val="22"/>
-          <w:szCs w:val="22"/>
-        </w:rPr>
-        <w:t xml:space="preserve">as nose of rocket, separated at apex, fell between 10-30 m/s with aerobrake, then fell between 0-2 m/s </w:t>
-      </w:r>
-      <w:r>
-        <w:rPr>
-          <w:rFonts w:ascii="Times New Roman" w:hAnsi="Times New Roman" w:cs="Times New Roman"/>
-          <w:sz w:val="22"/>
-          <w:szCs w:val="22"/>
-        </w:rPr>
-        <w:t xml:space="preserve">with </w:t>
-      </w:r>
-      <w:r>
-        <w:rPr>
-          <w:rFonts w:ascii="Times New Roman" w:hAnsi="Times New Roman" w:cs="Times New Roman"/>
-          <w:sz w:val="22"/>
-          <w:szCs w:val="22"/>
-        </w:rPr>
-        <w:t xml:space="preserve">parachute below 750 ft. Simulated sensitive equipment and sample return by protecting an egg throughout. </w:t>
+        <w:t xml:space="preserve">Launched probe as nose of rocket, separated at apex, fell between 10-30 m/s with aerobrake, then fell between 0-2 m/s with parachute below 750 ft. Simulated sensitive equipment and sample return by protecting an egg throughout </w:t>
       </w:r>
     </w:p>
     <w:p>
@@ -2097,6 +1819,14 @@
           <w:sz w:val="22"/>
           <w:szCs w:val="22"/>
         </w:rPr>
+        <w:t>d</w:t>
+      </w:r>
+      <w:r>
+        <w:rPr>
+          <w:rFonts w:ascii="Times New Roman" w:hAnsi="Times New Roman" w:cs="Times New Roman"/>
+          <w:sz w:val="22"/>
+          <w:szCs w:val="22"/>
+        </w:rPr>
         <w:t xml:space="preserve"> </w:t>
       </w:r>
       <w:r>
@@ -2129,7 +1859,7 @@
           <w:sz w:val="22"/>
           <w:szCs w:val="22"/>
         </w:rPr>
-        <w:t>to precision-manufacture and assemble probe components.</w:t>
+        <w:t>to precision-manufacture and assemble probe components</w:t>
       </w:r>
     </w:p>
     <w:p>
@@ -2152,67 +1882,46 @@
           <w:sz w:val="22"/>
           <w:szCs w:val="22"/>
         </w:rPr>
-        <w:t xml:space="preserve">Probe survived thermal testing and impact from </w:t>
-      </w:r>
-      <w:r>
-        <w:rPr>
-          <w:rFonts w:ascii="Times New Roman" w:hAnsi="Times New Roman" w:cs="Times New Roman"/>
-          <w:sz w:val="22"/>
-          <w:szCs w:val="22"/>
-        </w:rPr>
-        <w:t>10,0</w:t>
-      </w:r>
-      <w:r>
-        <w:rPr>
-          <w:rFonts w:ascii="Times New Roman" w:hAnsi="Times New Roman" w:cs="Times New Roman"/>
-          <w:sz w:val="22"/>
-          <w:szCs w:val="22"/>
-        </w:rPr>
-        <w:t>00 ft while conforming to a 0.9 kg max</w:t>
-      </w:r>
-      <w:r>
-        <w:rPr>
-          <w:rFonts w:ascii="Times New Roman" w:hAnsi="Times New Roman" w:cs="Times New Roman"/>
-          <w:sz w:val="22"/>
-          <w:szCs w:val="22"/>
-        </w:rPr>
-        <w:t>imum</w:t>
-      </w:r>
-      <w:r>
-        <w:rPr>
-          <w:rFonts w:ascii="Times New Roman" w:hAnsi="Times New Roman" w:cs="Times New Roman"/>
-          <w:sz w:val="22"/>
-          <w:szCs w:val="22"/>
-        </w:rPr>
-        <w:t xml:space="preserve"> mass requirement.</w:t>
-      </w:r>
-    </w:p>
-    <w:p>
-      <w:pPr>
-        <w:pStyle w:val="ListParagraph"/>
-        <w:numPr>
-          <w:ilvl w:val="0"/>
-          <w:numId w:val="5"/>
-        </w:numPr>
+        <w:t>Place</w:t>
+      </w:r>
+      <w:r>
+        <w:rPr>
+          <w:rFonts w:ascii="Times New Roman" w:hAnsi="Times New Roman" w:cs="Times New Roman"/>
+          <w:sz w:val="22"/>
+          <w:szCs w:val="22"/>
+        </w:rPr>
+        <w:t>d</w:t>
+      </w:r>
+      <w:r>
+        <w:rPr>
+          <w:rFonts w:ascii="Times New Roman" w:hAnsi="Times New Roman" w:cs="Times New Roman"/>
+          <w:sz w:val="22"/>
+          <w:szCs w:val="22"/>
+        </w:rPr>
+        <w:t xml:space="preserve"> 38th of 100+ teams worldwide in NASA, Lockheed Martin–sponsored AAS </w:t>
+      </w:r>
+      <w:proofErr w:type="spellStart"/>
+      <w:r>
+        <w:rPr>
+          <w:rFonts w:ascii="Times New Roman" w:hAnsi="Times New Roman" w:cs="Times New Roman"/>
+          <w:sz w:val="22"/>
+          <w:szCs w:val="22"/>
+        </w:rPr>
+        <w:t>CanSat</w:t>
+      </w:r>
+      <w:proofErr w:type="spellEnd"/>
+      <w:r>
+        <w:rPr>
+          <w:rFonts w:ascii="Times New Roman" w:hAnsi="Times New Roman" w:cs="Times New Roman"/>
+          <w:sz w:val="22"/>
+          <w:szCs w:val="22"/>
+        </w:rPr>
+        <w:t xml:space="preserve"> competition</w:t>
+      </w:r>
+    </w:p>
+    <w:p>
+      <w:pPr>
         <w:spacing w:after="0" w:line="276" w:lineRule="auto"/>
-        <w:rPr>
-          <w:rFonts w:ascii="Times New Roman" w:hAnsi="Times New Roman" w:cs="Times New Roman"/>
-          <w:sz w:val="22"/>
-          <w:szCs w:val="22"/>
-        </w:rPr>
-      </w:pPr>
-      <w:r>
-        <w:rPr>
-          <w:rFonts w:ascii="Times New Roman" w:hAnsi="Times New Roman" w:cs="Times New Roman"/>
-          <w:sz w:val="22"/>
-          <w:szCs w:val="22"/>
-        </w:rPr>
-        <w:t>Place 38th of 100+ teams worldwide in NASA, Lockheed Martin–sponsored AAS CanSat competition.</w:t>
-      </w:r>
-    </w:p>
-    <w:p>
-      <w:pPr>
-        <w:spacing w:after="0"/>
         <w:rPr>
           <w:rFonts w:ascii="Times New Roman" w:hAnsi="Times New Roman" w:cs="Times New Roman"/>
           <w:sz w:val="10"/>
@@ -2384,27 +2093,41 @@
         <w:spacing w:after="0"/>
         <w:rPr>
           <w:rFonts w:ascii="Times New Roman" w:hAnsi="Times New Roman" w:cs="Times New Roman"/>
-          <w:b/>
-          <w:bCs/>
-          <w:sz w:val="22"/>
-          <w:szCs w:val="22"/>
-        </w:rPr>
-      </w:pPr>
-      <w:r>
-        <w:rPr>
-          <w:rFonts w:ascii="Times New Roman" w:hAnsi="Times New Roman" w:cs="Times New Roman"/>
-          <w:b/>
-          <w:bCs/>
-          <w:sz w:val="22"/>
-          <w:szCs w:val="22"/>
-        </w:rPr>
-        <w:t>Squid Soft Robot</w:t>
-      </w:r>
-      <w:r>
-        <w:rPr>
-          <w:rFonts w:ascii="Times New Roman" w:hAnsi="Times New Roman" w:cs="Times New Roman"/>
-          <w:b/>
-          <w:bCs/>
+          <w:sz w:val="22"/>
+          <w:szCs w:val="22"/>
+        </w:rPr>
+      </w:pPr>
+      <w:r>
+        <w:rPr>
+          <w:rFonts w:ascii="Times New Roman" w:hAnsi="Times New Roman" w:cs="Times New Roman"/>
+          <w:b/>
+          <w:bCs/>
+          <w:sz w:val="22"/>
+          <w:szCs w:val="22"/>
+        </w:rPr>
+        <w:t xml:space="preserve">Autonomous </w:t>
+      </w:r>
+      <w:r>
+        <w:rPr>
+          <w:rFonts w:ascii="Times New Roman" w:hAnsi="Times New Roman" w:cs="Times New Roman"/>
+          <w:b/>
+          <w:bCs/>
+          <w:sz w:val="22"/>
+          <w:szCs w:val="22"/>
+        </w:rPr>
+        <w:t xml:space="preserve">Snake Robot </w:t>
+      </w:r>
+      <w:r>
+        <w:rPr>
+          <w:rFonts w:ascii="Times New Roman" w:hAnsi="Times New Roman" w:cs="Times New Roman"/>
+          <w:sz w:val="22"/>
+          <w:szCs w:val="22"/>
+        </w:rPr>
+        <w:t>|</w:t>
+      </w:r>
+      <w:r>
+        <w:rPr>
+          <w:rFonts w:ascii="Times New Roman" w:hAnsi="Times New Roman" w:cs="Times New Roman"/>
           <w:sz w:val="22"/>
           <w:szCs w:val="22"/>
         </w:rPr>
@@ -2416,64 +2139,88 @@
           <w:sz w:val="22"/>
           <w:szCs w:val="22"/>
         </w:rPr>
-        <w:t xml:space="preserve">| </w:t>
-      </w:r>
-      <w:r>
-        <w:rPr>
-          <w:rFonts w:ascii="Times New Roman" w:hAnsi="Times New Roman" w:cs="Times New Roman"/>
-          <w:sz w:val="22"/>
-          <w:szCs w:val="22"/>
-        </w:rPr>
-        <w:t xml:space="preserve">Robotics Engineer </w:t>
-      </w:r>
-      <w:r>
-        <w:rPr>
-          <w:rFonts w:ascii="Times New Roman" w:hAnsi="Times New Roman" w:cs="Times New Roman"/>
-          <w:sz w:val="22"/>
-          <w:szCs w:val="22"/>
-        </w:rPr>
-        <w:t xml:space="preserve">| </w:t>
-      </w:r>
-      <w:r>
-        <w:rPr>
-          <w:rFonts w:ascii="Times New Roman" w:hAnsi="Times New Roman" w:cs="Times New Roman"/>
-          <w:sz w:val="22"/>
-          <w:szCs w:val="22"/>
-        </w:rPr>
-        <w:t>Soft Robotics, 3D Printing, Arduino</w:t>
-      </w:r>
-      <w:r>
-        <w:rPr>
-          <w:rFonts w:ascii="Times New Roman" w:hAnsi="Times New Roman" w:cs="Times New Roman"/>
-          <w:sz w:val="22"/>
-          <w:szCs w:val="22"/>
-        </w:rPr>
-        <w:tab/>
-      </w:r>
-      <w:r>
-        <w:rPr>
-          <w:rFonts w:ascii="Times New Roman" w:hAnsi="Times New Roman" w:cs="Times New Roman"/>
-          <w:sz w:val="22"/>
-          <w:szCs w:val="22"/>
-        </w:rPr>
-        <w:tab/>
-        <w:t xml:space="preserve">       </w:t>
-      </w:r>
-      <w:r>
-        <w:rPr>
-          <w:rFonts w:ascii="Times New Roman" w:hAnsi="Times New Roman" w:cs="Times New Roman"/>
-          <w:sz w:val="22"/>
-          <w:szCs w:val="22"/>
-        </w:rPr>
-        <w:t xml:space="preserve">          </w:t>
-      </w:r>
-      <w:r>
-        <w:rPr>
-          <w:rFonts w:ascii="Times New Roman" w:hAnsi="Times New Roman" w:cs="Times New Roman"/>
-          <w:sz w:val="22"/>
-          <w:szCs w:val="22"/>
-        </w:rPr>
-        <w:t>Aug 2025</w:t>
+        <w:t>S</w:t>
+      </w:r>
+      <w:r>
+        <w:rPr>
+          <w:rFonts w:ascii="Times New Roman" w:hAnsi="Times New Roman" w:cs="Times New Roman"/>
+          <w:sz w:val="22"/>
+          <w:szCs w:val="22"/>
+        </w:rPr>
+        <w:t xml:space="preserve">enior </w:t>
+      </w:r>
+      <w:r>
+        <w:rPr>
+          <w:rFonts w:ascii="Times New Roman" w:hAnsi="Times New Roman" w:cs="Times New Roman"/>
+          <w:sz w:val="22"/>
+          <w:szCs w:val="22"/>
+        </w:rPr>
+        <w:t>D</w:t>
+      </w:r>
+      <w:r>
+        <w:rPr>
+          <w:rFonts w:ascii="Times New Roman" w:hAnsi="Times New Roman" w:cs="Times New Roman"/>
+          <w:sz w:val="22"/>
+          <w:szCs w:val="22"/>
+        </w:rPr>
+        <w:t>esign sponsored by Noblis</w:t>
+      </w:r>
+      <w:r>
+        <w:rPr>
+          <w:rFonts w:ascii="Times New Roman" w:hAnsi="Times New Roman" w:cs="Times New Roman"/>
+          <w:sz w:val="22"/>
+          <w:szCs w:val="22"/>
+        </w:rPr>
+        <w:t>, Inc.</w:t>
+      </w:r>
+      <w:r>
+        <w:rPr>
+          <w:rFonts w:ascii="Times New Roman" w:hAnsi="Times New Roman" w:cs="Times New Roman"/>
+          <w:sz w:val="22"/>
+          <w:szCs w:val="22"/>
+        </w:rPr>
+        <w:tab/>
+      </w:r>
+      <w:r>
+        <w:rPr>
+          <w:rFonts w:ascii="Times New Roman" w:hAnsi="Times New Roman" w:cs="Times New Roman"/>
+          <w:sz w:val="22"/>
+          <w:szCs w:val="22"/>
+        </w:rPr>
+        <w:tab/>
+      </w:r>
+      <w:r>
+        <w:rPr>
+          <w:rFonts w:ascii="Times New Roman" w:hAnsi="Times New Roman" w:cs="Times New Roman"/>
+          <w:sz w:val="22"/>
+          <w:szCs w:val="22"/>
+        </w:rPr>
+        <w:tab/>
+      </w:r>
+      <w:r>
+        <w:rPr>
+          <w:rFonts w:ascii="Times New Roman" w:hAnsi="Times New Roman" w:cs="Times New Roman"/>
+          <w:sz w:val="22"/>
+          <w:szCs w:val="22"/>
+        </w:rPr>
+        <w:tab/>
+        <w:t xml:space="preserve">       Aug</w:t>
+      </w:r>
+      <w:r>
+        <w:rPr>
+          <w:rFonts w:ascii="Times New Roman" w:hAnsi="Times New Roman" w:cs="Times New Roman"/>
+          <w:sz w:val="22"/>
+          <w:szCs w:val="22"/>
+        </w:rPr>
+        <w:t xml:space="preserve"> 202</w:t>
+      </w:r>
+      <w:r>
+        <w:rPr>
+          <w:rFonts w:ascii="Times New Roman" w:hAnsi="Times New Roman" w:cs="Times New Roman"/>
+          <w:sz w:val="22"/>
+          <w:szCs w:val="22"/>
+        </w:rPr>
+        <w:t>6</w:t>
       </w:r>
       <w:r>
         <w:rPr>
@@ -2489,7 +2236,7 @@
           <w:sz w:val="22"/>
           <w:szCs w:val="22"/>
         </w:rPr>
-        <w:t>Dec 2025</w:t>
+        <w:t>Present</w:t>
       </w:r>
     </w:p>
     <w:p>
@@ -2512,39 +2259,147 @@
           <w:sz w:val="22"/>
           <w:szCs w:val="22"/>
         </w:rPr>
-        <w:t>Part of Soft Robotics course, s</w:t>
-      </w:r>
-      <w:r>
-        <w:rPr>
-          <w:rFonts w:ascii="Times New Roman" w:hAnsi="Times New Roman" w:cs="Times New Roman"/>
-          <w:sz w:val="22"/>
-          <w:szCs w:val="22"/>
-        </w:rPr>
-        <w:t>tudy swim mechanics and biomimicry to design 6” long squid soft robot</w:t>
-      </w:r>
-      <w:r>
-        <w:rPr>
-          <w:rFonts w:ascii="Times New Roman" w:hAnsi="Times New Roman" w:cs="Times New Roman"/>
-          <w:sz w:val="22"/>
-          <w:szCs w:val="22"/>
-        </w:rPr>
-        <w:t xml:space="preserve"> for </w:t>
-      </w:r>
-      <w:r>
-        <w:rPr>
-          <w:rFonts w:ascii="Times New Roman" w:hAnsi="Times New Roman" w:cs="Times New Roman"/>
-          <w:sz w:val="22"/>
-          <w:szCs w:val="22"/>
-        </w:rPr>
-        <w:t>racing</w:t>
-      </w:r>
-      <w:r>
-        <w:rPr>
-          <w:rFonts w:ascii="Times New Roman" w:hAnsi="Times New Roman" w:cs="Times New Roman"/>
-          <w:sz w:val="22"/>
-          <w:szCs w:val="22"/>
-        </w:rPr>
-        <w:t>.</w:t>
+        <w:t>Developing ROS 2-controlled snake robot with modular architecture for adjustable payload across complex terrains</w:t>
+      </w:r>
+    </w:p>
+    <w:p>
+      <w:pPr>
+        <w:spacing w:after="0"/>
+        <w:rPr>
+          <w:rFonts w:ascii="Times New Roman" w:hAnsi="Times New Roman" w:cs="Times New Roman"/>
+          <w:sz w:val="22"/>
+          <w:szCs w:val="22"/>
+        </w:rPr>
+      </w:pPr>
+      <w:r>
+        <w:rPr>
+          <w:rFonts w:ascii="Times New Roman" w:hAnsi="Times New Roman" w:cs="Times New Roman"/>
+          <w:b/>
+          <w:bCs/>
+          <w:sz w:val="22"/>
+          <w:szCs w:val="22"/>
+        </w:rPr>
+        <w:t xml:space="preserve">Eye-Tracking Laser ‘Blinding’ System </w:t>
+      </w:r>
+      <w:r>
+        <w:rPr>
+          <w:rFonts w:ascii="Times New Roman" w:hAnsi="Times New Roman" w:cs="Times New Roman"/>
+          <w:sz w:val="22"/>
+          <w:szCs w:val="22"/>
+        </w:rPr>
+        <w:t>|</w:t>
+      </w:r>
+      <w:r>
+        <w:rPr>
+          <w:rFonts w:ascii="Times New Roman" w:hAnsi="Times New Roman" w:cs="Times New Roman"/>
+          <w:sz w:val="22"/>
+          <w:szCs w:val="22"/>
+        </w:rPr>
+        <w:t xml:space="preserve"> Python</w:t>
+      </w:r>
+      <w:r>
+        <w:rPr>
+          <w:rFonts w:ascii="Times New Roman" w:hAnsi="Times New Roman" w:cs="Times New Roman"/>
+          <w:sz w:val="22"/>
+          <w:szCs w:val="22"/>
+        </w:rPr>
+        <w:t xml:space="preserve">, </w:t>
+      </w:r>
+      <w:r>
+        <w:rPr>
+          <w:rFonts w:ascii="Times New Roman" w:hAnsi="Times New Roman" w:cs="Times New Roman"/>
+          <w:sz w:val="22"/>
+          <w:szCs w:val="22"/>
+        </w:rPr>
+        <w:t xml:space="preserve">Computer Vision, </w:t>
+      </w:r>
+      <w:r>
+        <w:rPr>
+          <w:rFonts w:ascii="Times New Roman" w:hAnsi="Times New Roman" w:cs="Times New Roman"/>
+          <w:sz w:val="22"/>
+          <w:szCs w:val="22"/>
+        </w:rPr>
+        <w:t>C</w:t>
+      </w:r>
+      <w:r>
+        <w:rPr>
+          <w:rFonts w:ascii="Times New Roman" w:hAnsi="Times New Roman" w:cs="Times New Roman"/>
+          <w:sz w:val="22"/>
+          <w:szCs w:val="22"/>
+        </w:rPr>
+        <w:t>++</w:t>
+      </w:r>
+      <w:r>
+        <w:rPr>
+          <w:rFonts w:ascii="Times New Roman" w:hAnsi="Times New Roman" w:cs="Times New Roman"/>
+          <w:sz w:val="22"/>
+          <w:szCs w:val="22"/>
+        </w:rPr>
+        <w:t xml:space="preserve"> </w:t>
+      </w:r>
+      <w:r>
+        <w:rPr>
+          <w:rFonts w:ascii="Times New Roman" w:hAnsi="Times New Roman" w:cs="Times New Roman"/>
+          <w:sz w:val="22"/>
+          <w:szCs w:val="22"/>
+        </w:rPr>
+        <w:tab/>
+      </w:r>
+      <w:r>
+        <w:rPr>
+          <w:rFonts w:ascii="Times New Roman" w:hAnsi="Times New Roman" w:cs="Times New Roman"/>
+          <w:sz w:val="22"/>
+          <w:szCs w:val="22"/>
+        </w:rPr>
+        <w:tab/>
+      </w:r>
+      <w:r>
+        <w:rPr>
+          <w:rFonts w:ascii="Times New Roman" w:hAnsi="Times New Roman" w:cs="Times New Roman"/>
+          <w:sz w:val="22"/>
+          <w:szCs w:val="22"/>
+        </w:rPr>
+        <w:tab/>
+      </w:r>
+      <w:r>
+        <w:rPr>
+          <w:rFonts w:ascii="Times New Roman" w:hAnsi="Times New Roman" w:cs="Times New Roman"/>
+          <w:sz w:val="22"/>
+          <w:szCs w:val="22"/>
+        </w:rPr>
+        <w:t xml:space="preserve">   </w:t>
+      </w:r>
+      <w:r>
+        <w:rPr>
+          <w:rFonts w:ascii="Times New Roman" w:hAnsi="Times New Roman" w:cs="Times New Roman"/>
+          <w:sz w:val="22"/>
+          <w:szCs w:val="22"/>
+        </w:rPr>
+        <w:t>Feb 202</w:t>
+      </w:r>
+      <w:r>
+        <w:rPr>
+          <w:rFonts w:ascii="Times New Roman" w:hAnsi="Times New Roman" w:cs="Times New Roman"/>
+          <w:sz w:val="22"/>
+          <w:szCs w:val="22"/>
+        </w:rPr>
+        <w:t>6</w:t>
+      </w:r>
+      <w:r>
+        <w:rPr>
+          <w:rFonts w:ascii="Times New Roman" w:hAnsi="Times New Roman" w:cs="Times New Roman"/>
+          <w:sz w:val="22"/>
+          <w:szCs w:val="22"/>
+        </w:rPr>
+        <w:t xml:space="preserve"> – May 202</w:t>
+      </w:r>
+      <w:r>
+        <w:rPr>
+          <w:rFonts w:ascii="Times New Roman" w:hAnsi="Times New Roman" w:cs="Times New Roman"/>
+          <w:sz w:val="22"/>
+          <w:szCs w:val="22"/>
+        </w:rPr>
+        <w:t>6</w:t>
       </w:r>
     </w:p>
     <w:p>
@@ -2567,63 +2422,57 @@
           <w:sz w:val="22"/>
           <w:szCs w:val="22"/>
         </w:rPr>
-        <w:t xml:space="preserve">Work </w:t>
-      </w:r>
-      <w:r>
-        <w:rPr>
-          <w:rFonts w:ascii="Times New Roman" w:hAnsi="Times New Roman" w:cs="Times New Roman"/>
-          <w:sz w:val="22"/>
-          <w:szCs w:val="22"/>
-        </w:rPr>
-        <w:t>in a</w:t>
-      </w:r>
-      <w:r>
-        <w:rPr>
-          <w:rFonts w:ascii="Times New Roman" w:hAnsi="Times New Roman" w:cs="Times New Roman"/>
-          <w:sz w:val="22"/>
-          <w:szCs w:val="22"/>
-        </w:rPr>
-        <w:t xml:space="preserve"> 4-person team to design, 3D print </w:t>
-      </w:r>
-      <w:r>
-        <w:rPr>
-          <w:rFonts w:ascii="Times New Roman" w:hAnsi="Times New Roman" w:cs="Times New Roman"/>
-          <w:sz w:val="22"/>
-          <w:szCs w:val="22"/>
-        </w:rPr>
-        <w:t xml:space="preserve">parts and molds, </w:t>
-      </w:r>
-      <w:r>
-        <w:rPr>
-          <w:rFonts w:ascii="Times New Roman" w:hAnsi="Times New Roman" w:cs="Times New Roman"/>
-          <w:sz w:val="22"/>
-          <w:szCs w:val="22"/>
-        </w:rPr>
-        <w:t xml:space="preserve">cast silicone body and bladder, </w:t>
-      </w:r>
-      <w:r>
-        <w:rPr>
-          <w:rFonts w:ascii="Times New Roman" w:hAnsi="Times New Roman" w:cs="Times New Roman"/>
-          <w:sz w:val="22"/>
-          <w:szCs w:val="22"/>
-        </w:rPr>
-        <w:t>produce</w:t>
-      </w:r>
-      <w:r>
-        <w:rPr>
-          <w:rFonts w:ascii="Times New Roman" w:hAnsi="Times New Roman" w:cs="Times New Roman"/>
-          <w:sz w:val="22"/>
-          <w:szCs w:val="22"/>
-        </w:rPr>
-        <w:t xml:space="preserve"> </w:t>
-      </w:r>
-      <w:r>
-        <w:rPr>
-          <w:rFonts w:ascii="Times New Roman" w:hAnsi="Times New Roman" w:cs="Times New Roman"/>
-          <w:sz w:val="22"/>
-          <w:szCs w:val="22"/>
-        </w:rPr>
-        <w:t>check valves.</w:t>
+        <w:t xml:space="preserve">Created Python script that tracks eye using OpenCV and </w:t>
+      </w:r>
+      <w:proofErr w:type="spellStart"/>
+      <w:r>
+        <w:rPr>
+          <w:rFonts w:ascii="Times New Roman" w:hAnsi="Times New Roman" w:cs="Times New Roman"/>
+          <w:sz w:val="22"/>
+          <w:szCs w:val="22"/>
+        </w:rPr>
+        <w:t>MediaPipe</w:t>
+      </w:r>
+      <w:proofErr w:type="spellEnd"/>
+      <w:r>
+        <w:rPr>
+          <w:rFonts w:ascii="Times New Roman" w:hAnsi="Times New Roman" w:cs="Times New Roman"/>
+          <w:sz w:val="22"/>
+          <w:szCs w:val="22"/>
+        </w:rPr>
+        <w:t xml:space="preserve"> to guide a </w:t>
+      </w:r>
+      <w:r>
+        <w:rPr>
+          <w:rFonts w:ascii="Times New Roman" w:hAnsi="Times New Roman" w:cs="Times New Roman"/>
+          <w:sz w:val="22"/>
+          <w:szCs w:val="22"/>
+        </w:rPr>
+        <w:t>‘</w:t>
+      </w:r>
+      <w:r>
+        <w:rPr>
+          <w:rFonts w:ascii="Times New Roman" w:hAnsi="Times New Roman" w:cs="Times New Roman"/>
+          <w:sz w:val="22"/>
+          <w:szCs w:val="22"/>
+        </w:rPr>
+        <w:t>laser</w:t>
+      </w:r>
+      <w:r>
+        <w:rPr>
+          <w:rFonts w:ascii="Times New Roman" w:hAnsi="Times New Roman" w:cs="Times New Roman"/>
+          <w:sz w:val="22"/>
+          <w:szCs w:val="22"/>
+        </w:rPr>
+        <w:t>’</w:t>
+      </w:r>
+      <w:r>
+        <w:rPr>
+          <w:rFonts w:ascii="Times New Roman" w:hAnsi="Times New Roman" w:cs="Times New Roman"/>
+          <w:sz w:val="22"/>
+          <w:szCs w:val="22"/>
+        </w:rPr>
+        <w:t>, inspired by Michael Reeves</w:t>
       </w:r>
     </w:p>
     <w:p>
@@ -2646,63 +2495,7 @@
           <w:sz w:val="22"/>
           <w:szCs w:val="22"/>
         </w:rPr>
-        <w:t>Utilize bistable geometry</w:t>
-      </w:r>
-      <w:r>
-        <w:rPr>
-          <w:rFonts w:ascii="Times New Roman" w:hAnsi="Times New Roman" w:cs="Times New Roman"/>
-          <w:sz w:val="22"/>
-          <w:szCs w:val="22"/>
-        </w:rPr>
-        <w:t xml:space="preserve"> to design silicone air bladder, </w:t>
-      </w:r>
-      <w:r>
-        <w:rPr>
-          <w:rFonts w:ascii="Times New Roman" w:hAnsi="Times New Roman" w:cs="Times New Roman"/>
-          <w:sz w:val="22"/>
-          <w:szCs w:val="22"/>
-        </w:rPr>
-        <w:t xml:space="preserve">control rapid </w:t>
-      </w:r>
-      <w:r>
-        <w:rPr>
-          <w:rFonts w:ascii="Times New Roman" w:hAnsi="Times New Roman" w:cs="Times New Roman"/>
-          <w:sz w:val="22"/>
-          <w:szCs w:val="22"/>
-        </w:rPr>
-        <w:t>inflation</w:t>
-      </w:r>
-      <w:r>
-        <w:rPr>
-          <w:rFonts w:ascii="Times New Roman" w:hAnsi="Times New Roman" w:cs="Times New Roman"/>
-          <w:sz w:val="22"/>
-          <w:szCs w:val="22"/>
-        </w:rPr>
-        <w:t xml:space="preserve"> and deflation </w:t>
-      </w:r>
-      <w:r>
-        <w:rPr>
-          <w:rFonts w:ascii="Times New Roman" w:hAnsi="Times New Roman" w:cs="Times New Roman"/>
-          <w:sz w:val="22"/>
-          <w:szCs w:val="22"/>
-        </w:rPr>
-        <w:t xml:space="preserve">to achieve </w:t>
-      </w:r>
-      <w:r>
-        <w:rPr>
-          <w:rFonts w:ascii="Times New Roman" w:hAnsi="Times New Roman" w:cs="Times New Roman"/>
-          <w:sz w:val="22"/>
-          <w:szCs w:val="22"/>
-        </w:rPr>
-        <w:t>jet propulsion</w:t>
-      </w:r>
-      <w:r>
-        <w:rPr>
-          <w:rFonts w:ascii="Times New Roman" w:hAnsi="Times New Roman" w:cs="Times New Roman"/>
-          <w:sz w:val="22"/>
-          <w:szCs w:val="22"/>
-        </w:rPr>
-        <w:t>.</w:t>
+        <w:t>Develop 2DOF ‘laser’ system with 2 SG90 servos and Arduino Uno R4, controlled by custom C++ program</w:t>
       </w:r>
     </w:p>
     <w:p>
@@ -2725,40 +2518,7 @@
           <w:sz w:val="22"/>
           <w:szCs w:val="22"/>
         </w:rPr>
-        <w:t xml:space="preserve">Compete against </w:t>
-      </w:r>
-      <w:r>
-        <w:rPr>
-          <w:rFonts w:ascii="Times New Roman" w:hAnsi="Times New Roman" w:cs="Times New Roman"/>
-          <w:sz w:val="22"/>
-          <w:szCs w:val="22"/>
-        </w:rPr>
-        <w:t>6</w:t>
-      </w:r>
-      <w:r>
-        <w:rPr>
-          <w:rFonts w:ascii="Times New Roman" w:hAnsi="Times New Roman" w:cs="Times New Roman"/>
-          <w:sz w:val="22"/>
-          <w:szCs w:val="22"/>
-        </w:rPr>
-        <w:t xml:space="preserve"> teams in race across 45” water tank to win 1</w:t>
-      </w:r>
-      <w:r>
-        <w:rPr>
-          <w:rFonts w:ascii="Times New Roman" w:hAnsi="Times New Roman" w:cs="Times New Roman"/>
-          <w:sz w:val="22"/>
-          <w:szCs w:val="22"/>
-          <w:vertAlign w:val="superscript"/>
-        </w:rPr>
-        <w:t>st</w:t>
-      </w:r>
-      <w:r>
-        <w:rPr>
-          <w:rFonts w:ascii="Times New Roman" w:hAnsi="Times New Roman" w:cs="Times New Roman"/>
-          <w:sz w:val="22"/>
-          <w:szCs w:val="22"/>
-        </w:rPr>
-        <w:t xml:space="preserve"> place and set new class record of 12 seconds.</w:t>
+        <w:t>Implement local server with Flask, receiving face captures and allowing remote control, audio messaging system</w:t>
       </w:r>
     </w:p>
     <w:p>
@@ -2766,25 +2526,27 @@
         <w:spacing w:after="0"/>
         <w:rPr>
           <w:rFonts w:ascii="Times New Roman" w:hAnsi="Times New Roman" w:cs="Times New Roman"/>
-          <w:sz w:val="22"/>
-          <w:szCs w:val="22"/>
-        </w:rPr>
-      </w:pPr>
-      <w:proofErr w:type="spellStart"/>
-      <w:r>
-        <w:rPr>
-          <w:rFonts w:ascii="Times New Roman" w:hAnsi="Times New Roman" w:cs="Times New Roman"/>
-          <w:b/>
-          <w:bCs/>
-          <w:sz w:val="22"/>
-          <w:szCs w:val="22"/>
-        </w:rPr>
-        <w:t>QuikStep</w:t>
-      </w:r>
-      <w:proofErr w:type="spellEnd"/>
-      <w:r>
-        <w:rPr>
-          <w:rFonts w:ascii="Times New Roman" w:hAnsi="Times New Roman" w:cs="Times New Roman"/>
+          <w:b/>
+          <w:bCs/>
+          <w:sz w:val="22"/>
+          <w:szCs w:val="22"/>
+        </w:rPr>
+      </w:pPr>
+      <w:r>
+        <w:rPr>
+          <w:rFonts w:ascii="Times New Roman" w:hAnsi="Times New Roman" w:cs="Times New Roman"/>
+          <w:b/>
+          <w:bCs/>
+          <w:sz w:val="22"/>
+          <w:szCs w:val="22"/>
+        </w:rPr>
+        <w:t>Squid Soft Robot</w:t>
+      </w:r>
+      <w:r>
+        <w:rPr>
+          <w:rFonts w:ascii="Times New Roman" w:hAnsi="Times New Roman" w:cs="Times New Roman"/>
+          <w:b/>
+          <w:bCs/>
           <w:sz w:val="22"/>
           <w:szCs w:val="22"/>
         </w:rPr>
@@ -2793,16 +2555,6 @@
       <w:r>
         <w:rPr>
           <w:rFonts w:ascii="Times New Roman" w:hAnsi="Times New Roman" w:cs="Times New Roman"/>
-          <w:b/>
-          <w:bCs/>
-          <w:sz w:val="22"/>
-          <w:szCs w:val="22"/>
-        </w:rPr>
-        <w:t xml:space="preserve">Lofted Bed Solution </w:t>
-      </w:r>
-      <w:r>
-        <w:rPr>
-          <w:rFonts w:ascii="Times New Roman" w:hAnsi="Times New Roman" w:cs="Times New Roman"/>
           <w:sz w:val="22"/>
           <w:szCs w:val="22"/>
         </w:rPr>
@@ -2814,79 +2566,81 @@
           <w:sz w:val="22"/>
           <w:szCs w:val="22"/>
         </w:rPr>
-        <w:t xml:space="preserve">Project Manager | </w:t>
-      </w:r>
-      <w:r>
-        <w:rPr>
-          <w:rFonts w:ascii="Times New Roman" w:hAnsi="Times New Roman" w:cs="Times New Roman"/>
-          <w:sz w:val="22"/>
-          <w:szCs w:val="22"/>
-        </w:rPr>
-        <w:t xml:space="preserve">Siemens NX, FMEA, </w:t>
-      </w:r>
-      <w:r>
-        <w:rPr>
-          <w:rFonts w:ascii="Times New Roman" w:hAnsi="Times New Roman" w:cs="Times New Roman"/>
-          <w:sz w:val="22"/>
-          <w:szCs w:val="22"/>
-        </w:rPr>
-        <w:t>C</w:t>
-      </w:r>
-      <w:r>
-        <w:rPr>
-          <w:rFonts w:ascii="Times New Roman" w:hAnsi="Times New Roman" w:cs="Times New Roman"/>
-          <w:sz w:val="22"/>
-          <w:szCs w:val="22"/>
-        </w:rPr>
-        <w:t>++</w:t>
-      </w:r>
-      <w:r>
-        <w:rPr>
-          <w:rFonts w:ascii="Times New Roman" w:hAnsi="Times New Roman" w:cs="Times New Roman"/>
-          <w:sz w:val="22"/>
-          <w:szCs w:val="22"/>
-        </w:rPr>
-        <w:t xml:space="preserve"> </w:t>
-      </w:r>
-      <w:r>
-        <w:rPr>
-          <w:rFonts w:ascii="Times New Roman" w:hAnsi="Times New Roman" w:cs="Times New Roman"/>
-          <w:sz w:val="22"/>
-          <w:szCs w:val="22"/>
-        </w:rPr>
-        <w:tab/>
-      </w:r>
-      <w:r>
-        <w:rPr>
-          <w:rFonts w:ascii="Times New Roman" w:hAnsi="Times New Roman" w:cs="Times New Roman"/>
-          <w:sz w:val="22"/>
-          <w:szCs w:val="22"/>
-        </w:rPr>
-        <w:tab/>
-      </w:r>
-      <w:r>
-        <w:rPr>
-          <w:rFonts w:ascii="Times New Roman" w:hAnsi="Times New Roman" w:cs="Times New Roman"/>
-          <w:sz w:val="22"/>
-          <w:szCs w:val="22"/>
-        </w:rPr>
-        <w:tab/>
-      </w:r>
-      <w:r>
-        <w:rPr>
-          <w:rFonts w:ascii="Times New Roman" w:hAnsi="Times New Roman" w:cs="Times New Roman"/>
-          <w:sz w:val="22"/>
-          <w:szCs w:val="22"/>
-        </w:rPr>
-        <w:t xml:space="preserve">   </w:t>
-      </w:r>
-      <w:r>
-        <w:rPr>
-          <w:rFonts w:ascii="Times New Roman" w:hAnsi="Times New Roman" w:cs="Times New Roman"/>
-          <w:sz w:val="22"/>
-          <w:szCs w:val="22"/>
-        </w:rPr>
-        <w:t>Feb 2024 – May 2025</w:t>
+        <w:t>Soft Robotics, 3D Printing, Arduino</w:t>
+      </w:r>
+      <w:r>
+        <w:rPr>
+          <w:rFonts w:ascii="Times New Roman" w:hAnsi="Times New Roman" w:cs="Times New Roman"/>
+          <w:sz w:val="22"/>
+          <w:szCs w:val="22"/>
+        </w:rPr>
+        <w:tab/>
+      </w:r>
+      <w:r>
+        <w:rPr>
+          <w:rFonts w:ascii="Times New Roman" w:hAnsi="Times New Roman" w:cs="Times New Roman"/>
+          <w:sz w:val="22"/>
+          <w:szCs w:val="22"/>
+        </w:rPr>
+        <w:tab/>
+        <w:t xml:space="preserve">       </w:t>
+      </w:r>
+      <w:r>
+        <w:rPr>
+          <w:rFonts w:ascii="Times New Roman" w:hAnsi="Times New Roman" w:cs="Times New Roman"/>
+          <w:sz w:val="22"/>
+          <w:szCs w:val="22"/>
+        </w:rPr>
+        <w:t xml:space="preserve">          </w:t>
+      </w:r>
+      <w:r>
+        <w:rPr>
+          <w:rFonts w:ascii="Times New Roman" w:hAnsi="Times New Roman" w:cs="Times New Roman"/>
+          <w:sz w:val="22"/>
+          <w:szCs w:val="22"/>
+        </w:rPr>
+        <w:tab/>
+      </w:r>
+      <w:r>
+        <w:rPr>
+          <w:rFonts w:ascii="Times New Roman" w:hAnsi="Times New Roman" w:cs="Times New Roman"/>
+          <w:sz w:val="22"/>
+          <w:szCs w:val="22"/>
+        </w:rPr>
+        <w:tab/>
+      </w:r>
+      <w:r>
+        <w:rPr>
+          <w:rFonts w:ascii="Times New Roman" w:hAnsi="Times New Roman" w:cs="Times New Roman"/>
+          <w:sz w:val="22"/>
+          <w:szCs w:val="22"/>
+        </w:rPr>
+        <w:tab/>
+        <w:t xml:space="preserve">    </w:t>
+      </w:r>
+      <w:r>
+        <w:rPr>
+          <w:rFonts w:ascii="Times New Roman" w:hAnsi="Times New Roman" w:cs="Times New Roman"/>
+          <w:sz w:val="22"/>
+          <w:szCs w:val="22"/>
+        </w:rPr>
+        <w:t>Aug 2025</w:t>
+      </w:r>
+      <w:r>
+        <w:rPr>
+          <w:rFonts w:ascii="Times New Roman" w:hAnsi="Times New Roman" w:cs="Times New Roman"/>
+          <w:sz w:val="22"/>
+          <w:szCs w:val="22"/>
+        </w:rPr>
+        <w:t xml:space="preserve"> – </w:t>
+      </w:r>
+      <w:r>
+        <w:rPr>
+          <w:rFonts w:ascii="Times New Roman" w:hAnsi="Times New Roman" w:cs="Times New Roman"/>
+          <w:sz w:val="22"/>
+          <w:szCs w:val="22"/>
+        </w:rPr>
+        <w:t>Dec 2025</w:t>
       </w:r>
     </w:p>
     <w:p>
@@ -2909,39 +2663,23 @@
           <w:sz w:val="22"/>
           <w:szCs w:val="22"/>
         </w:rPr>
-        <w:t>Le</w:t>
-      </w:r>
-      <w:r>
-        <w:rPr>
-          <w:rFonts w:ascii="Times New Roman" w:hAnsi="Times New Roman" w:cs="Times New Roman"/>
-          <w:sz w:val="22"/>
-          <w:szCs w:val="22"/>
-        </w:rPr>
-        <w:t>a</w:t>
-      </w:r>
-      <w:r>
-        <w:rPr>
-          <w:rFonts w:ascii="Times New Roman" w:hAnsi="Times New Roman" w:cs="Times New Roman"/>
-          <w:sz w:val="22"/>
-          <w:szCs w:val="22"/>
-        </w:rPr>
-        <w:t xml:space="preserve">d 4-person team through design, manufacturing, and presentation phases of a </w:t>
-      </w:r>
-      <w:r>
-        <w:rPr>
-          <w:rFonts w:ascii="Times New Roman" w:hAnsi="Times New Roman" w:cs="Times New Roman"/>
-          <w:sz w:val="22"/>
-          <w:szCs w:val="22"/>
-        </w:rPr>
-        <w:t xml:space="preserve">deployable </w:t>
-      </w:r>
-      <w:r>
-        <w:rPr>
-          <w:rFonts w:ascii="Times New Roman" w:hAnsi="Times New Roman" w:cs="Times New Roman"/>
-          <w:sz w:val="22"/>
-          <w:szCs w:val="22"/>
-        </w:rPr>
-        <w:t>bed ladder accessory.</w:t>
+        <w:t>Studied</w:t>
+      </w:r>
+      <w:r>
+        <w:rPr>
+          <w:rFonts w:ascii="Times New Roman" w:hAnsi="Times New Roman" w:cs="Times New Roman"/>
+          <w:sz w:val="22"/>
+          <w:szCs w:val="22"/>
+        </w:rPr>
+        <w:t xml:space="preserve"> swim mechanics and biomimicry to design 6” long squid soft robot</w:t>
+      </w:r>
+      <w:r>
+        <w:rPr>
+          <w:rFonts w:ascii="Times New Roman" w:hAnsi="Times New Roman" w:cs="Times New Roman"/>
+          <w:sz w:val="22"/>
+          <w:szCs w:val="22"/>
+        </w:rPr>
+        <w:t xml:space="preserve"> for racing, buoyancy control</w:t>
       </w:r>
     </w:p>
     <w:p>
@@ -2964,47 +2702,87 @@
           <w:sz w:val="22"/>
           <w:szCs w:val="22"/>
         </w:rPr>
-        <w:t>Appl</w:t>
-      </w:r>
-      <w:r>
-        <w:rPr>
-          <w:rFonts w:ascii="Times New Roman" w:hAnsi="Times New Roman" w:cs="Times New Roman"/>
-          <w:sz w:val="22"/>
-          <w:szCs w:val="22"/>
-        </w:rPr>
-        <w:t>y</w:t>
-      </w:r>
-      <w:r>
-        <w:rPr>
-          <w:rFonts w:ascii="Times New Roman" w:hAnsi="Times New Roman" w:cs="Times New Roman"/>
-          <w:sz w:val="22"/>
-          <w:szCs w:val="22"/>
-        </w:rPr>
-        <w:t xml:space="preserve"> Rapid Prototyping</w:t>
-      </w:r>
-      <w:r>
-        <w:rPr>
-          <w:rFonts w:ascii="Times New Roman" w:hAnsi="Times New Roman" w:cs="Times New Roman"/>
-          <w:sz w:val="22"/>
-          <w:szCs w:val="22"/>
-        </w:rPr>
-        <w:t xml:space="preserve"> </w:t>
-      </w:r>
-      <w:r>
-        <w:rPr>
-          <w:rFonts w:ascii="Times New Roman" w:hAnsi="Times New Roman" w:cs="Times New Roman"/>
-          <w:sz w:val="22"/>
-          <w:szCs w:val="22"/>
-        </w:rPr>
-        <w:t>and Failure Methods and Effects Analysis (FMEA)</w:t>
-      </w:r>
-      <w:r>
-        <w:rPr>
-          <w:rFonts w:ascii="Times New Roman" w:hAnsi="Times New Roman" w:cs="Times New Roman"/>
-          <w:sz w:val="22"/>
-          <w:szCs w:val="22"/>
-        </w:rPr>
-        <w:t xml:space="preserve"> for quick product development.</w:t>
+        <w:t>Utilize</w:t>
+      </w:r>
+      <w:r>
+        <w:rPr>
+          <w:rFonts w:ascii="Times New Roman" w:hAnsi="Times New Roman" w:cs="Times New Roman"/>
+          <w:sz w:val="22"/>
+          <w:szCs w:val="22"/>
+        </w:rPr>
+        <w:t>d</w:t>
+      </w:r>
+      <w:r>
+        <w:rPr>
+          <w:rFonts w:ascii="Times New Roman" w:hAnsi="Times New Roman" w:cs="Times New Roman"/>
+          <w:sz w:val="22"/>
+          <w:szCs w:val="22"/>
+        </w:rPr>
+        <w:t xml:space="preserve"> bistable geometry</w:t>
+      </w:r>
+      <w:r>
+        <w:rPr>
+          <w:rFonts w:ascii="Times New Roman" w:hAnsi="Times New Roman" w:cs="Times New Roman"/>
+          <w:sz w:val="22"/>
+          <w:szCs w:val="22"/>
+        </w:rPr>
+        <w:t xml:space="preserve"> for silicone air bladder</w:t>
+      </w:r>
+      <w:r>
+        <w:rPr>
+          <w:rFonts w:ascii="Times New Roman" w:hAnsi="Times New Roman" w:cs="Times New Roman"/>
+          <w:sz w:val="22"/>
+          <w:szCs w:val="22"/>
+        </w:rPr>
+        <w:t xml:space="preserve"> and </w:t>
+      </w:r>
+      <w:r>
+        <w:rPr>
+          <w:rFonts w:ascii="Times New Roman" w:hAnsi="Times New Roman" w:cs="Times New Roman"/>
+          <w:sz w:val="22"/>
+          <w:szCs w:val="22"/>
+        </w:rPr>
+        <w:t>control</w:t>
+      </w:r>
+      <w:r>
+        <w:rPr>
+          <w:rFonts w:ascii="Times New Roman" w:hAnsi="Times New Roman" w:cs="Times New Roman"/>
+          <w:sz w:val="22"/>
+          <w:szCs w:val="22"/>
+        </w:rPr>
+        <w:t>led</w:t>
+      </w:r>
+      <w:r>
+        <w:rPr>
+          <w:rFonts w:ascii="Times New Roman" w:hAnsi="Times New Roman" w:cs="Times New Roman"/>
+          <w:sz w:val="22"/>
+          <w:szCs w:val="22"/>
+        </w:rPr>
+        <w:t xml:space="preserve"> rapid inflation</w:t>
+      </w:r>
+      <w:r>
+        <w:rPr>
+          <w:rFonts w:ascii="Times New Roman" w:hAnsi="Times New Roman" w:cs="Times New Roman"/>
+          <w:sz w:val="22"/>
+          <w:szCs w:val="22"/>
+        </w:rPr>
+        <w:t>/</w:t>
+      </w:r>
+      <w:r>
+        <w:rPr>
+          <w:rFonts w:ascii="Times New Roman" w:hAnsi="Times New Roman" w:cs="Times New Roman"/>
+          <w:sz w:val="22"/>
+          <w:szCs w:val="22"/>
+        </w:rPr>
+        <w:t xml:space="preserve">deflation to achieve </w:t>
+      </w:r>
+      <w:r>
+        <w:rPr>
+          <w:rFonts w:ascii="Times New Roman" w:hAnsi="Times New Roman" w:cs="Times New Roman"/>
+          <w:sz w:val="22"/>
+          <w:szCs w:val="22"/>
+        </w:rPr>
+        <w:t>jet propulsion</w:t>
       </w:r>
     </w:p>
     <w:p>
@@ -3027,23 +2805,331 @@
           <w:sz w:val="22"/>
           <w:szCs w:val="22"/>
         </w:rPr>
-        <w:t>Integrate mechanical, electrical systems by programming stepper motor control in C++, survived 250</w:t>
-      </w:r>
-      <w:r>
-        <w:rPr>
-          <w:rFonts w:ascii="Times New Roman" w:hAnsi="Times New Roman" w:cs="Times New Roman"/>
-          <w:sz w:val="22"/>
-          <w:szCs w:val="22"/>
-        </w:rPr>
-        <w:t>+</w:t>
-      </w:r>
-      <w:r>
-        <w:rPr>
-          <w:rFonts w:ascii="Times New Roman" w:hAnsi="Times New Roman" w:cs="Times New Roman"/>
-          <w:sz w:val="22"/>
-          <w:szCs w:val="22"/>
-        </w:rPr>
-        <w:t xml:space="preserve"> lbs of force.</w:t>
+        <w:t>Competed against 6 teams in race across 45” water tank to win 1</w:t>
+      </w:r>
+      <w:r>
+        <w:rPr>
+          <w:rFonts w:ascii="Times New Roman" w:hAnsi="Times New Roman" w:cs="Times New Roman"/>
+          <w:sz w:val="22"/>
+          <w:szCs w:val="22"/>
+          <w:vertAlign w:val="superscript"/>
+        </w:rPr>
+        <w:t>st</w:t>
+      </w:r>
+      <w:r>
+        <w:rPr>
+          <w:rFonts w:ascii="Times New Roman" w:hAnsi="Times New Roman" w:cs="Times New Roman"/>
+          <w:sz w:val="22"/>
+          <w:szCs w:val="22"/>
+        </w:rPr>
+        <w:t xml:space="preserve"> place and set new class record of 12 seconds</w:t>
+      </w:r>
+    </w:p>
+    <w:p>
+      <w:pPr>
+        <w:spacing w:after="0" w:line="276" w:lineRule="auto"/>
+        <w:rPr>
+          <w:rFonts w:ascii="Times New Roman" w:hAnsi="Times New Roman" w:cs="Times New Roman"/>
+          <w:sz w:val="10"/>
+          <w:szCs w:val="10"/>
+        </w:rPr>
+      </w:pPr>
+    </w:p>
+    <w:p>
+      <w:pPr>
+        <w:spacing w:after="0"/>
+        <w:rPr>
+          <w:rFonts w:ascii="Times New Roman" w:hAnsi="Times New Roman" w:cs="Times New Roman"/>
+          <w:b/>
+          <w:bCs/>
+          <w:u w:val="single"/>
+        </w:rPr>
+      </w:pPr>
+      <w:r>
+        <w:rPr>
+          <w:rFonts w:ascii="Times New Roman" w:hAnsi="Times New Roman" w:cs="Times New Roman"/>
+          <w:b/>
+          <w:bCs/>
+          <w:sz w:val="22"/>
+          <w:szCs w:val="22"/>
+          <w:u w:val="single"/>
+        </w:rPr>
+        <w:t>Skills</w:t>
+      </w:r>
+      <w:r>
+        <w:rPr>
+          <w:rFonts w:ascii="Times New Roman" w:hAnsi="Times New Roman" w:cs="Times New Roman"/>
+          <w:b/>
+          <w:bCs/>
+          <w:u w:val="single"/>
+        </w:rPr>
+        <w:tab/>
+      </w:r>
+      <w:r>
+        <w:rPr>
+          <w:rFonts w:ascii="Times New Roman" w:hAnsi="Times New Roman" w:cs="Times New Roman"/>
+          <w:b/>
+          <w:bCs/>
+          <w:u w:val="single"/>
+        </w:rPr>
+        <w:tab/>
+      </w:r>
+      <w:r>
+        <w:rPr>
+          <w:rFonts w:ascii="Times New Roman" w:hAnsi="Times New Roman" w:cs="Times New Roman"/>
+          <w:b/>
+          <w:bCs/>
+          <w:u w:val="single"/>
+        </w:rPr>
+        <w:tab/>
+      </w:r>
+      <w:r>
+        <w:rPr>
+          <w:rFonts w:ascii="Times New Roman" w:hAnsi="Times New Roman" w:cs="Times New Roman"/>
+          <w:b/>
+          <w:bCs/>
+          <w:u w:val="single"/>
+        </w:rPr>
+        <w:tab/>
+      </w:r>
+      <w:r>
+        <w:rPr>
+          <w:rFonts w:ascii="Times New Roman" w:hAnsi="Times New Roman" w:cs="Times New Roman"/>
+          <w:b/>
+          <w:bCs/>
+          <w:u w:val="single"/>
+        </w:rPr>
+        <w:tab/>
+      </w:r>
+      <w:r>
+        <w:rPr>
+          <w:rFonts w:ascii="Times New Roman" w:hAnsi="Times New Roman" w:cs="Times New Roman"/>
+          <w:b/>
+          <w:bCs/>
+          <w:u w:val="single"/>
+        </w:rPr>
+        <w:tab/>
+      </w:r>
+      <w:r>
+        <w:rPr>
+          <w:rFonts w:ascii="Times New Roman" w:hAnsi="Times New Roman" w:cs="Times New Roman"/>
+          <w:b/>
+          <w:bCs/>
+          <w:u w:val="single"/>
+        </w:rPr>
+        <w:tab/>
+      </w:r>
+      <w:r>
+        <w:rPr>
+          <w:rFonts w:ascii="Times New Roman" w:hAnsi="Times New Roman" w:cs="Times New Roman"/>
+          <w:b/>
+          <w:bCs/>
+          <w:u w:val="single"/>
+        </w:rPr>
+        <w:tab/>
+      </w:r>
+      <w:r>
+        <w:rPr>
+          <w:rFonts w:ascii="Times New Roman" w:hAnsi="Times New Roman" w:cs="Times New Roman"/>
+          <w:b/>
+          <w:bCs/>
+          <w:u w:val="single"/>
+        </w:rPr>
+        <w:tab/>
+      </w:r>
+      <w:r>
+        <w:rPr>
+          <w:rFonts w:ascii="Times New Roman" w:hAnsi="Times New Roman" w:cs="Times New Roman"/>
+          <w:b/>
+          <w:bCs/>
+          <w:u w:val="single"/>
+        </w:rPr>
+        <w:tab/>
+      </w:r>
+      <w:r>
+        <w:rPr>
+          <w:rFonts w:ascii="Times New Roman" w:hAnsi="Times New Roman" w:cs="Times New Roman"/>
+          <w:b/>
+          <w:bCs/>
+          <w:u w:val="single"/>
+        </w:rPr>
+        <w:tab/>
+      </w:r>
+      <w:r>
+        <w:rPr>
+          <w:rFonts w:ascii="Times New Roman" w:hAnsi="Times New Roman" w:cs="Times New Roman"/>
+          <w:b/>
+          <w:bCs/>
+          <w:u w:val="single"/>
+        </w:rPr>
+        <w:tab/>
+      </w:r>
+      <w:r>
+        <w:rPr>
+          <w:rFonts w:ascii="Times New Roman" w:hAnsi="Times New Roman" w:cs="Times New Roman"/>
+          <w:b/>
+          <w:bCs/>
+          <w:u w:val="single"/>
+        </w:rPr>
+        <w:tab/>
+      </w:r>
+      <w:r>
+        <w:rPr>
+          <w:rFonts w:ascii="Times New Roman" w:hAnsi="Times New Roman" w:cs="Times New Roman"/>
+          <w:b/>
+          <w:bCs/>
+          <w:u w:val="single"/>
+        </w:rPr>
+        <w:tab/>
+      </w:r>
+      <w:r>
+        <w:rPr>
+          <w:rFonts w:ascii="Times New Roman" w:hAnsi="Times New Roman" w:cs="Times New Roman"/>
+          <w:b/>
+          <w:bCs/>
+          <w:u w:val="single"/>
+        </w:rPr>
+        <w:tab/>
+      </w:r>
+    </w:p>
+    <w:p>
+      <w:pPr>
+        <w:spacing w:after="0" w:line="276" w:lineRule="auto"/>
+        <w:rPr>
+          <w:rFonts w:ascii="Times New Roman" w:hAnsi="Times New Roman" w:cs="Times New Roman"/>
+          <w:sz w:val="22"/>
+          <w:szCs w:val="22"/>
+        </w:rPr>
+      </w:pPr>
+      <w:r>
+        <w:rPr>
+          <w:rFonts w:ascii="Times New Roman" w:hAnsi="Times New Roman" w:cs="Times New Roman"/>
+          <w:b/>
+          <w:bCs/>
+          <w:sz w:val="22"/>
+          <w:szCs w:val="22"/>
+        </w:rPr>
+        <w:t>Technical</w:t>
+      </w:r>
+      <w:r>
+        <w:rPr>
+          <w:rFonts w:ascii="Times New Roman" w:hAnsi="Times New Roman" w:cs="Times New Roman"/>
+          <w:sz w:val="22"/>
+          <w:szCs w:val="22"/>
+        </w:rPr>
+        <w:t>: SolidWorks, C++, MATLAB,</w:t>
+      </w:r>
+      <w:r>
+        <w:rPr>
+          <w:rFonts w:ascii="Times New Roman" w:hAnsi="Times New Roman" w:cs="Times New Roman"/>
+          <w:sz w:val="22"/>
+          <w:szCs w:val="22"/>
+        </w:rPr>
+        <w:t xml:space="preserve"> </w:t>
+      </w:r>
+      <w:r>
+        <w:rPr>
+          <w:rFonts w:ascii="Times New Roman" w:hAnsi="Times New Roman" w:cs="Times New Roman"/>
+          <w:sz w:val="22"/>
+          <w:szCs w:val="22"/>
+        </w:rPr>
+        <w:t>Arduino</w:t>
+      </w:r>
+      <w:r>
+        <w:rPr>
+          <w:rFonts w:ascii="Times New Roman" w:hAnsi="Times New Roman" w:cs="Times New Roman"/>
+          <w:sz w:val="22"/>
+          <w:szCs w:val="22"/>
+        </w:rPr>
+        <w:t>/ESP32/STM32</w:t>
+      </w:r>
+      <w:r>
+        <w:rPr>
+          <w:rFonts w:ascii="Times New Roman" w:hAnsi="Times New Roman" w:cs="Times New Roman"/>
+          <w:sz w:val="22"/>
+          <w:szCs w:val="22"/>
+        </w:rPr>
+        <w:t xml:space="preserve">, </w:t>
+      </w:r>
+      <w:r>
+        <w:rPr>
+          <w:rFonts w:ascii="Times New Roman" w:hAnsi="Times New Roman" w:cs="Times New Roman"/>
+          <w:sz w:val="22"/>
+          <w:szCs w:val="22"/>
+        </w:rPr>
+        <w:t>Ansys</w:t>
+      </w:r>
+      <w:r>
+        <w:rPr>
+          <w:rFonts w:ascii="Times New Roman" w:hAnsi="Times New Roman" w:cs="Times New Roman"/>
+          <w:sz w:val="22"/>
+          <w:szCs w:val="22"/>
+        </w:rPr>
+        <w:t xml:space="preserve"> FEA</w:t>
+      </w:r>
+      <w:r>
+        <w:rPr>
+          <w:rFonts w:ascii="Times New Roman" w:hAnsi="Times New Roman" w:cs="Times New Roman"/>
+          <w:sz w:val="22"/>
+          <w:szCs w:val="22"/>
+        </w:rPr>
+        <w:t>,</w:t>
+      </w:r>
+      <w:r>
+        <w:rPr>
+          <w:rFonts w:ascii="Times New Roman" w:hAnsi="Times New Roman" w:cs="Times New Roman"/>
+          <w:sz w:val="22"/>
+          <w:szCs w:val="22"/>
+        </w:rPr>
+        <w:t xml:space="preserve"> Creo</w:t>
+      </w:r>
+      <w:r>
+        <w:rPr>
+          <w:rFonts w:ascii="Times New Roman" w:hAnsi="Times New Roman" w:cs="Times New Roman"/>
+          <w:sz w:val="22"/>
+          <w:szCs w:val="22"/>
+        </w:rPr>
+        <w:t>,</w:t>
+      </w:r>
+      <w:r>
+        <w:rPr>
+          <w:rFonts w:ascii="Times New Roman" w:hAnsi="Times New Roman" w:cs="Times New Roman"/>
+          <w:sz w:val="22"/>
+          <w:szCs w:val="22"/>
+        </w:rPr>
+        <w:t xml:space="preserve"> </w:t>
+      </w:r>
+      <w:r>
+        <w:rPr>
+          <w:rFonts w:ascii="Times New Roman" w:hAnsi="Times New Roman" w:cs="Times New Roman"/>
+          <w:sz w:val="22"/>
+          <w:szCs w:val="22"/>
+        </w:rPr>
+        <w:t>3D Printing, GD&amp;T</w:t>
+      </w:r>
+      <w:r>
+        <w:rPr>
+          <w:rFonts w:ascii="Times New Roman" w:hAnsi="Times New Roman" w:cs="Times New Roman"/>
+          <w:sz w:val="22"/>
+          <w:szCs w:val="22"/>
+        </w:rPr>
+        <w:t xml:space="preserve">, </w:t>
+      </w:r>
+      <w:r>
+        <w:rPr>
+          <w:rFonts w:ascii="Times New Roman" w:hAnsi="Times New Roman" w:cs="Times New Roman"/>
+          <w:sz w:val="22"/>
+          <w:szCs w:val="22"/>
+        </w:rPr>
+        <w:t>Machining</w:t>
+      </w:r>
+      <w:r>
+        <w:rPr>
+          <w:rFonts w:ascii="Times New Roman" w:hAnsi="Times New Roman" w:cs="Times New Roman"/>
+          <w:sz w:val="22"/>
+          <w:szCs w:val="22"/>
+        </w:rPr>
+        <w:t xml:space="preserve"> </w:t>
       </w:r>
     </w:p>
     <w:p>
@@ -3191,6 +3277,326 @@
           <w:u w:val="single"/>
         </w:rPr>
         <w:tab/>
+      </w:r>
+    </w:p>
+    <w:p>
+      <w:pPr>
+        <w:spacing w:after="0" w:line="276" w:lineRule="auto"/>
+        <w:rPr>
+          <w:rFonts w:ascii="Times New Roman" w:hAnsi="Times New Roman" w:cs="Times New Roman"/>
+          <w:b/>
+          <w:bCs/>
+          <w:sz w:val="22"/>
+          <w:szCs w:val="22"/>
+        </w:rPr>
+        <w:sectPr>
+          <w:pgSz w:w="12240" w:h="15840"/>
+          <w:pgMar w:top="270" w:right="720" w:bottom="180" w:left="720" w:header="720" w:footer="720" w:gutter="0"/>
+          <w:cols w:space="720"/>
+          <w:docGrid w:linePitch="360"/>
+        </w:sectPr>
+      </w:pPr>
+    </w:p>
+    <w:p>
+      <w:pPr>
+        <w:spacing w:after="0" w:line="276" w:lineRule="auto"/>
+        <w:rPr>
+          <w:rFonts w:ascii="Times New Roman" w:hAnsi="Times New Roman" w:cs="Times New Roman"/>
+          <w:sz w:val="22"/>
+          <w:szCs w:val="22"/>
+        </w:rPr>
+      </w:pPr>
+      <w:r>
+        <w:rPr>
+          <w:rFonts w:ascii="Times New Roman" w:hAnsi="Times New Roman" w:cs="Times New Roman"/>
+          <w:b/>
+          <w:bCs/>
+          <w:sz w:val="22"/>
+          <w:szCs w:val="22"/>
+        </w:rPr>
+        <w:t>Certifications</w:t>
+      </w:r>
+      <w:r>
+        <w:rPr>
+          <w:rFonts w:ascii="Times New Roman" w:hAnsi="Times New Roman" w:cs="Times New Roman"/>
+          <w:sz w:val="22"/>
+          <w:szCs w:val="22"/>
+        </w:rPr>
+        <w:t xml:space="preserve">: </w:t>
+      </w:r>
+    </w:p>
+    <w:p>
+      <w:pPr>
+        <w:pStyle w:val="ListParagraph"/>
+        <w:numPr>
+          <w:ilvl w:val="0"/>
+          <w:numId w:val="7"/>
+        </w:numPr>
+        <w:spacing w:after="0" w:line="276" w:lineRule="auto"/>
+        <w:ind w:left="360"/>
+        <w:rPr>
+          <w:rFonts w:ascii="Times New Roman" w:hAnsi="Times New Roman" w:cs="Times New Roman"/>
+          <w:b/>
+          <w:bCs/>
+          <w:sz w:val="22"/>
+          <w:szCs w:val="22"/>
+        </w:rPr>
+      </w:pPr>
+      <w:r>
+        <w:rPr>
+          <w:rFonts w:ascii="Times New Roman" w:hAnsi="Times New Roman" w:cs="Times New Roman"/>
+          <w:sz w:val="22"/>
+          <w:szCs w:val="22"/>
+        </w:rPr>
+        <w:t>SolidWorks Essential Training</w:t>
+      </w:r>
+    </w:p>
+    <w:p>
+      <w:pPr>
+        <w:pStyle w:val="ListParagraph"/>
+        <w:numPr>
+          <w:ilvl w:val="0"/>
+          <w:numId w:val="7"/>
+        </w:numPr>
+        <w:spacing w:after="0" w:line="276" w:lineRule="auto"/>
+        <w:ind w:left="360"/>
+        <w:rPr>
+          <w:rFonts w:ascii="Times New Roman" w:hAnsi="Times New Roman" w:cs="Times New Roman"/>
+          <w:b/>
+          <w:bCs/>
+          <w:sz w:val="22"/>
+          <w:szCs w:val="22"/>
+        </w:rPr>
+      </w:pPr>
+      <w:r>
+        <w:rPr>
+          <w:rFonts w:ascii="Times New Roman" w:hAnsi="Times New Roman" w:cs="Times New Roman"/>
+          <w:sz w:val="22"/>
+          <w:szCs w:val="22"/>
+        </w:rPr>
+        <w:t>Intro to GD&amp;T</w:t>
+      </w:r>
+    </w:p>
+    <w:p>
+      <w:pPr>
+        <w:pStyle w:val="ListParagraph"/>
+        <w:numPr>
+          <w:ilvl w:val="0"/>
+          <w:numId w:val="7"/>
+        </w:numPr>
+        <w:spacing w:after="0" w:line="276" w:lineRule="auto"/>
+        <w:ind w:left="360"/>
+        <w:rPr>
+          <w:rFonts w:ascii="Times New Roman" w:hAnsi="Times New Roman" w:cs="Times New Roman"/>
+          <w:b/>
+          <w:bCs/>
+          <w:sz w:val="22"/>
+          <w:szCs w:val="22"/>
+        </w:rPr>
+      </w:pPr>
+      <w:r>
+        <w:rPr>
+          <w:rFonts w:ascii="Times New Roman" w:hAnsi="Times New Roman" w:cs="Times New Roman"/>
+          <w:sz w:val="22"/>
+          <w:szCs w:val="22"/>
+        </w:rPr>
+        <w:t>Advanced SolidWorks Drawing</w:t>
+      </w:r>
+    </w:p>
+    <w:p>
+      <w:pPr>
+        <w:pStyle w:val="ListParagraph"/>
+        <w:numPr>
+          <w:ilvl w:val="0"/>
+          <w:numId w:val="7"/>
+        </w:numPr>
+        <w:spacing w:after="0" w:line="276" w:lineRule="auto"/>
+        <w:ind w:left="360"/>
+        <w:rPr>
+          <w:rFonts w:ascii="Times New Roman" w:hAnsi="Times New Roman" w:cs="Times New Roman"/>
+          <w:b/>
+          <w:bCs/>
+          <w:sz w:val="22"/>
+          <w:szCs w:val="22"/>
+        </w:rPr>
+      </w:pPr>
+      <w:r>
+        <w:rPr>
+          <w:rFonts w:ascii="Times New Roman" w:hAnsi="Times New Roman" w:cs="Times New Roman"/>
+          <w:sz w:val="22"/>
+          <w:szCs w:val="22"/>
+        </w:rPr>
+        <w:t>Open Water Diver (SSI)</w:t>
+      </w:r>
+    </w:p>
+    <w:p>
+      <w:pPr>
+        <w:spacing w:after="0" w:line="276" w:lineRule="auto"/>
+        <w:ind w:left="-270"/>
+        <w:rPr>
+          <w:rFonts w:ascii="Times New Roman" w:hAnsi="Times New Roman" w:cs="Times New Roman"/>
+          <w:sz w:val="22"/>
+          <w:szCs w:val="22"/>
+        </w:rPr>
+      </w:pPr>
+      <w:r>
+        <w:rPr>
+          <w:rFonts w:ascii="Times New Roman" w:hAnsi="Times New Roman" w:cs="Times New Roman"/>
+          <w:b/>
+          <w:bCs/>
+          <w:sz w:val="22"/>
+          <w:szCs w:val="22"/>
+        </w:rPr>
+        <w:t>Language</w:t>
+      </w:r>
+      <w:r>
+        <w:rPr>
+          <w:rFonts w:ascii="Times New Roman" w:hAnsi="Times New Roman" w:cs="Times New Roman"/>
+          <w:sz w:val="22"/>
+          <w:szCs w:val="22"/>
+        </w:rPr>
+        <w:t xml:space="preserve">: </w:t>
+      </w:r>
+    </w:p>
+    <w:p>
+      <w:pPr>
+        <w:pStyle w:val="ListParagraph"/>
+        <w:numPr>
+          <w:ilvl w:val="0"/>
+          <w:numId w:val="8"/>
+        </w:numPr>
+        <w:spacing w:after="0" w:line="276" w:lineRule="auto"/>
+        <w:ind w:left="0" w:hanging="270"/>
+        <w:rPr>
+          <w:rFonts w:ascii="Times New Roman" w:hAnsi="Times New Roman" w:cs="Times New Roman"/>
+          <w:sz w:val="22"/>
+          <w:szCs w:val="22"/>
+        </w:rPr>
+      </w:pPr>
+      <w:r>
+        <w:rPr>
+          <w:rFonts w:ascii="Times New Roman" w:hAnsi="Times New Roman" w:cs="Times New Roman"/>
+          <w:sz w:val="22"/>
+          <w:szCs w:val="22"/>
+        </w:rPr>
+        <w:t>English (native)</w:t>
+      </w:r>
+    </w:p>
+    <w:p>
+      <w:pPr>
+        <w:pStyle w:val="ListParagraph"/>
+        <w:numPr>
+          <w:ilvl w:val="0"/>
+          <w:numId w:val="8"/>
+        </w:numPr>
+        <w:spacing w:after="0" w:line="276" w:lineRule="auto"/>
+        <w:ind w:left="0" w:right="-390" w:hanging="270"/>
+        <w:rPr>
+          <w:rFonts w:ascii="Times New Roman" w:hAnsi="Times New Roman" w:cs="Times New Roman"/>
+          <w:sz w:val="22"/>
+          <w:szCs w:val="22"/>
+        </w:rPr>
+      </w:pPr>
+      <w:r>
+        <w:rPr>
+          <w:rFonts w:ascii="Times New Roman" w:hAnsi="Times New Roman" w:cs="Times New Roman"/>
+          <w:sz w:val="22"/>
+          <w:szCs w:val="22"/>
+        </w:rPr>
+        <w:t>Mandarin Chinese (basic)</w:t>
+      </w:r>
+    </w:p>
+    <w:p>
+      <w:pPr>
+        <w:pStyle w:val="ListParagraph"/>
+        <w:numPr>
+          <w:ilvl w:val="0"/>
+          <w:numId w:val="8"/>
+        </w:numPr>
+        <w:spacing w:after="0" w:line="276" w:lineRule="auto"/>
+        <w:ind w:left="0" w:hanging="270"/>
+        <w:rPr>
+          <w:rFonts w:ascii="Times New Roman" w:hAnsi="Times New Roman" w:cs="Times New Roman"/>
+          <w:sz w:val="22"/>
+          <w:szCs w:val="22"/>
+        </w:rPr>
+      </w:pPr>
+      <w:r>
+        <w:rPr>
+          <w:rFonts w:ascii="Times New Roman" w:hAnsi="Times New Roman" w:cs="Times New Roman"/>
+          <w:sz w:val="22"/>
+          <w:szCs w:val="22"/>
+        </w:rPr>
+        <w:t>Latin (</w:t>
+      </w:r>
+      <w:r>
+        <w:rPr>
+          <w:rFonts w:ascii="Times New Roman" w:hAnsi="Times New Roman" w:cs="Times New Roman"/>
+          <w:sz w:val="22"/>
+          <w:szCs w:val="22"/>
+        </w:rPr>
+        <w:t>MA State</w:t>
+      </w:r>
+      <w:r>
+        <w:rPr>
+          <w:rFonts w:ascii="Times New Roman" w:hAnsi="Times New Roman" w:cs="Times New Roman"/>
+          <w:sz w:val="22"/>
+          <w:szCs w:val="22"/>
+        </w:rPr>
+        <w:t xml:space="preserve"> </w:t>
+      </w:r>
+      <w:r>
+        <w:rPr>
+          <w:rFonts w:ascii="Times New Roman" w:hAnsi="Times New Roman" w:cs="Times New Roman"/>
+          <w:sz w:val="22"/>
+          <w:szCs w:val="22"/>
+        </w:rPr>
+        <w:t>Seal of Biliteracy)</w:t>
+      </w:r>
+    </w:p>
+    <w:p>
+      <w:pPr>
+        <w:spacing w:after="0" w:line="276" w:lineRule="auto"/>
+        <w:rPr>
+          <w:rFonts w:ascii="Times New Roman" w:hAnsi="Times New Roman" w:cs="Times New Roman"/>
+          <w:b/>
+          <w:bCs/>
+          <w:sz w:val="22"/>
+          <w:szCs w:val="22"/>
+        </w:rPr>
+      </w:pPr>
+    </w:p>
+    <w:p>
+      <w:pPr>
+        <w:spacing w:after="0" w:line="276" w:lineRule="auto"/>
+        <w:ind w:left="-90" w:hanging="90"/>
+        <w:rPr>
+          <w:rFonts w:ascii="Times New Roman" w:hAnsi="Times New Roman" w:cs="Times New Roman"/>
+          <w:b/>
+          <w:bCs/>
+          <w:sz w:val="22"/>
+          <w:szCs w:val="22"/>
+        </w:rPr>
+      </w:pPr>
+      <w:r>
+        <w:rPr>
+          <w:rFonts w:ascii="Times New Roman" w:hAnsi="Times New Roman" w:cs="Times New Roman"/>
+          <w:b/>
+          <w:bCs/>
+          <w:sz w:val="22"/>
+          <w:szCs w:val="22"/>
+        </w:rPr>
+        <w:t>Other</w:t>
+      </w:r>
+      <w:r>
+        <w:rPr>
+          <w:rFonts w:ascii="Times New Roman" w:hAnsi="Times New Roman" w:cs="Times New Roman"/>
+          <w:b/>
+          <w:bCs/>
+          <w:sz w:val="22"/>
+          <w:szCs w:val="22"/>
+        </w:rPr>
+        <w:t>:</w:t>
       </w:r>
     </w:p>
     <w:p>
@@ -3201,35 +3607,30 @@
           <w:numId w:val="6"/>
         </w:numPr>
         <w:spacing w:after="0"/>
-        <w:rPr>
-          <w:rFonts w:ascii="Times New Roman" w:hAnsi="Times New Roman" w:cs="Times New Roman"/>
-          <w:sz w:val="22"/>
-          <w:szCs w:val="22"/>
-        </w:rPr>
-      </w:pPr>
-      <w:r>
-        <w:rPr>
-          <w:rFonts w:ascii="Times New Roman" w:hAnsi="Times New Roman" w:cs="Times New Roman"/>
-          <w:sz w:val="22"/>
-          <w:szCs w:val="22"/>
-        </w:rPr>
-        <w:t xml:space="preserve">Galipatia Engineering Living Learning Community </w:t>
-      </w:r>
-      <w:r>
-        <w:rPr>
-          <w:rFonts w:ascii="Times New Roman" w:hAnsi="Times New Roman" w:cs="Times New Roman"/>
-          <w:sz w:val="22"/>
-          <w:szCs w:val="22"/>
-        </w:rPr>
-        <w:t>–</w:t>
-      </w:r>
-      <w:r>
-        <w:rPr>
-          <w:rFonts w:ascii="Times New Roman" w:hAnsi="Times New Roman" w:cs="Times New Roman"/>
-          <w:sz w:val="22"/>
-          <w:szCs w:val="22"/>
-        </w:rPr>
-        <w:t xml:space="preserve"> Upperclassman Leader (2023 – 2025)</w:t>
+        <w:ind w:left="90" w:hanging="270"/>
+        <w:rPr>
+          <w:rFonts w:ascii="Times New Roman" w:hAnsi="Times New Roman" w:cs="Times New Roman"/>
+          <w:sz w:val="22"/>
+          <w:szCs w:val="22"/>
+        </w:rPr>
+      </w:pPr>
+      <w:proofErr w:type="spellStart"/>
+      <w:r>
+        <w:rPr>
+          <w:rFonts w:ascii="Times New Roman" w:hAnsi="Times New Roman" w:cs="Times New Roman"/>
+          <w:sz w:val="22"/>
+          <w:szCs w:val="22"/>
+        </w:rPr>
+        <w:t>Galipatia</w:t>
+      </w:r>
+      <w:proofErr w:type="spellEnd"/>
+      <w:r>
+        <w:rPr>
+          <w:rFonts w:ascii="Times New Roman" w:hAnsi="Times New Roman" w:cs="Times New Roman"/>
+          <w:sz w:val="22"/>
+          <w:szCs w:val="22"/>
+        </w:rPr>
+        <w:t xml:space="preserve"> Upperclassman Leader </w:t>
       </w:r>
     </w:p>
     <w:p>
@@ -3240,19 +3641,28 @@
           <w:numId w:val="6"/>
         </w:numPr>
         <w:spacing w:after="0"/>
-        <w:rPr>
-          <w:rFonts w:ascii="Times New Roman" w:hAnsi="Times New Roman" w:cs="Times New Roman"/>
-          <w:sz w:val="22"/>
-          <w:szCs w:val="22"/>
-        </w:rPr>
-      </w:pPr>
-      <w:r>
-        <w:rPr>
-          <w:rFonts w:ascii="Times New Roman" w:hAnsi="Times New Roman" w:cs="Times New Roman"/>
-          <w:sz w:val="22"/>
-          <w:szCs w:val="22"/>
-        </w:rPr>
-        <w:t>Triangle STEM Fraternity – Alumni Relations, Philanthropy</w:t>
+        <w:ind w:left="90" w:hanging="270"/>
+        <w:rPr>
+          <w:rFonts w:ascii="Times New Roman" w:hAnsi="Times New Roman" w:cs="Times New Roman"/>
+          <w:sz w:val="22"/>
+          <w:szCs w:val="22"/>
+        </w:rPr>
+      </w:pPr>
+      <w:r>
+        <w:rPr>
+          <w:rFonts w:ascii="Times New Roman" w:hAnsi="Times New Roman" w:cs="Times New Roman"/>
+          <w:sz w:val="22"/>
+          <w:szCs w:val="22"/>
+        </w:rPr>
+        <w:t>Raymond E. and Shirley B. Lynn Scholarship</w:t>
+      </w:r>
+      <w:r>
+        <w:rPr>
+          <w:rFonts w:ascii="Times New Roman" w:hAnsi="Times New Roman" w:cs="Times New Roman"/>
+          <w:sz w:val="22"/>
+          <w:szCs w:val="22"/>
+        </w:rPr>
+        <w:t xml:space="preserve"> recipient</w:t>
       </w:r>
     </w:p>
     <w:p>
@@ -3263,33 +3673,27 @@
           <w:numId w:val="6"/>
         </w:numPr>
         <w:spacing w:after="0"/>
-        <w:rPr>
-          <w:rFonts w:ascii="Times New Roman" w:hAnsi="Times New Roman" w:cs="Times New Roman"/>
-          <w:sz w:val="22"/>
-          <w:szCs w:val="22"/>
-        </w:rPr>
-      </w:pPr>
-      <w:r>
-        <w:rPr>
-          <w:rFonts w:ascii="Times New Roman" w:hAnsi="Times New Roman" w:cs="Times New Roman"/>
-          <w:sz w:val="22"/>
-          <w:szCs w:val="22"/>
-        </w:rPr>
-        <w:t xml:space="preserve">Other </w:t>
-      </w:r>
-      <w:r>
-        <w:rPr>
-          <w:rFonts w:ascii="Times New Roman" w:hAnsi="Times New Roman" w:cs="Times New Roman"/>
-          <w:sz w:val="22"/>
-          <w:szCs w:val="22"/>
-        </w:rPr>
-        <w:t>Certifications: Open Water Diver (SSI), CPR (American Red Cross), AED (American Red Cross)</w:t>
+        <w:ind w:left="90" w:hanging="270"/>
+        <w:rPr>
+          <w:rFonts w:ascii="Times New Roman" w:hAnsi="Times New Roman" w:cs="Times New Roman"/>
+          <w:sz w:val="22"/>
+          <w:szCs w:val="22"/>
+        </w:rPr>
+      </w:pPr>
+      <w:r>
+        <w:rPr>
+          <w:rFonts w:ascii="Times New Roman" w:hAnsi="Times New Roman" w:cs="Times New Roman"/>
+          <w:sz w:val="22"/>
+          <w:szCs w:val="22"/>
+        </w:rPr>
+        <w:t>VT Scholars Scholarship recipient</w:t>
       </w:r>
     </w:p>
     <w:sectPr>
+      <w:type w:val="continuous"/>
       <w:pgSz w:w="12240" w:h="15840"/>
-      <w:pgMar w:top="360" w:right="720" w:bottom="180" w:left="720" w:header="720" w:footer="720" w:gutter="0"/>
-      <w:cols w:space="720"/>
+      <w:pgMar w:top="450" w:right="720" w:bottom="180" w:left="720" w:header="720" w:footer="720" w:gutter="0"/>
+      <w:cols w:num="3" w:space="540"/>
       <w:docGrid w:linePitch="360"/>
     </w:sectPr>
   </w:body>
@@ -3308,7 +3712,7 @@
       <w:lvlText w:val=""/>
       <w:lvlJc w:val="left"/>
       <w:pPr>
-        <w:ind w:left="720" w:hanging="360"/>
+        <w:ind w:left="450" w:hanging="360"/>
       </w:pPr>
       <w:rPr>
         <w:rFonts w:ascii="Symbol" w:hAnsi="Symbol" w:hint="default"/>
@@ -3320,7 +3724,7 @@
       <w:lvlText w:val="o"/>
       <w:lvlJc w:val="left"/>
       <w:pPr>
-        <w:ind w:left="1440" w:hanging="360"/>
+        <w:ind w:left="1170" w:hanging="360"/>
       </w:pPr>
       <w:rPr>
         <w:rFonts w:ascii="Courier New" w:hAnsi="Courier New" w:cs="Courier New" w:hint="default"/>
@@ -3332,7 +3736,7 @@
       <w:lvlText w:val=""/>
       <w:lvlJc w:val="left"/>
       <w:pPr>
-        <w:ind w:left="2160" w:hanging="360"/>
+        <w:ind w:left="1890" w:hanging="360"/>
       </w:pPr>
       <w:rPr>
         <w:rFonts w:ascii="Wingdings" w:hAnsi="Wingdings" w:hint="default"/>
@@ -3344,7 +3748,7 @@
       <w:lvlText w:val=""/>
       <w:lvlJc w:val="left"/>
       <w:pPr>
-        <w:ind w:left="2880" w:hanging="360"/>
+        <w:ind w:left="2610" w:hanging="360"/>
       </w:pPr>
       <w:rPr>
         <w:rFonts w:ascii="Symbol" w:hAnsi="Symbol" w:hint="default"/>
@@ -3356,7 +3760,7 @@
       <w:lvlText w:val="o"/>
       <w:lvlJc w:val="left"/>
       <w:pPr>
-        <w:ind w:left="3600" w:hanging="360"/>
+        <w:ind w:left="3330" w:hanging="360"/>
       </w:pPr>
       <w:rPr>
         <w:rFonts w:ascii="Courier New" w:hAnsi="Courier New" w:cs="Courier New" w:hint="default"/>
@@ -3368,7 +3772,7 @@
       <w:lvlText w:val=""/>
       <w:lvlJc w:val="left"/>
       <w:pPr>
-        <w:ind w:left="4320" w:hanging="360"/>
+        <w:ind w:left="4050" w:hanging="360"/>
       </w:pPr>
       <w:rPr>
         <w:rFonts w:ascii="Wingdings" w:hAnsi="Wingdings" w:hint="default"/>
@@ -3380,7 +3784,7 @@
       <w:lvlText w:val=""/>
       <w:lvlJc w:val="left"/>
       <w:pPr>
-        <w:ind w:left="5040" w:hanging="360"/>
+        <w:ind w:left="4770" w:hanging="360"/>
       </w:pPr>
       <w:rPr>
         <w:rFonts w:ascii="Symbol" w:hAnsi="Symbol" w:hint="default"/>
@@ -3392,7 +3796,7 @@
       <w:lvlText w:val="o"/>
       <w:lvlJc w:val="left"/>
       <w:pPr>
-        <w:ind w:left="5760" w:hanging="360"/>
+        <w:ind w:left="5490" w:hanging="360"/>
       </w:pPr>
       <w:rPr>
         <w:rFonts w:ascii="Courier New" w:hAnsi="Courier New" w:cs="Courier New" w:hint="default"/>
@@ -3404,7 +3808,7 @@
       <w:lvlText w:val=""/>
       <w:lvlJc w:val="left"/>
       <w:pPr>
-        <w:ind w:left="6480" w:hanging="360"/>
+        <w:ind w:left="6210" w:hanging="360"/>
       </w:pPr>
       <w:rPr>
         <w:rFonts w:ascii="Wingdings" w:hAnsi="Wingdings" w:hint="default"/>
@@ -3412,6 +3816,119 @@
     </w:lvl>
   </w:abstractNum>
   <w:abstractNum w:abstractNumId="1" w15:restartNumberingAfterBreak="0">
+    <w:nsid w:val="05D02733"/>
+    <w:multiLevelType w:val="hybridMultilevel"/>
+    <w:tmpl w:val="017E7D3C"/>
+    <w:lvl w:ilvl="0" w:tplc="04090001">
+      <w:start w:val="1"/>
+      <w:numFmt w:val="bullet"/>
+      <w:lvlText w:val=""/>
+      <w:lvlJc w:val="left"/>
+      <w:pPr>
+        <w:ind w:left="720" w:hanging="360"/>
+      </w:pPr>
+      <w:rPr>
+        <w:rFonts w:ascii="Symbol" w:hAnsi="Symbol" w:hint="default"/>
+      </w:rPr>
+    </w:lvl>
+    <w:lvl w:ilvl="1" w:tplc="04090003" w:tentative="1">
+      <w:start w:val="1"/>
+      <w:numFmt w:val="bullet"/>
+      <w:lvlText w:val="o"/>
+      <w:lvlJc w:val="left"/>
+      <w:pPr>
+        <w:ind w:left="1440" w:hanging="360"/>
+      </w:pPr>
+      <w:rPr>
+        <w:rFonts w:ascii="Courier New" w:hAnsi="Courier New" w:cs="Courier New" w:hint="default"/>
+      </w:rPr>
+    </w:lvl>
+    <w:lvl w:ilvl="2" w:tplc="04090005" w:tentative="1">
+      <w:start w:val="1"/>
+      <w:numFmt w:val="bullet"/>
+      <w:lvlText w:val=""/>
+      <w:lvlJc w:val="left"/>
+      <w:pPr>
+        <w:ind w:left="2160" w:hanging="360"/>
+      </w:pPr>
+      <w:rPr>
+        <w:rFonts w:ascii="Wingdings" w:hAnsi="Wingdings" w:hint="default"/>
+      </w:rPr>
+    </w:lvl>
+    <w:lvl w:ilvl="3" w:tplc="04090001" w:tentative="1">
+      <w:start w:val="1"/>
+      <w:numFmt w:val="bullet"/>
+      <w:lvlText w:val=""/>
+      <w:lvlJc w:val="left"/>
+      <w:pPr>
+        <w:ind w:left="2880" w:hanging="360"/>
+      </w:pPr>
+      <w:rPr>
+        <w:rFonts w:ascii="Symbol" w:hAnsi="Symbol" w:hint="default"/>
+      </w:rPr>
+    </w:lvl>
+    <w:lvl w:ilvl="4" w:tplc="04090003" w:tentative="1">
+      <w:start w:val="1"/>
+      <w:numFmt w:val="bullet"/>
+      <w:lvlText w:val="o"/>
+      <w:lvlJc w:val="left"/>
+      <w:pPr>
+        <w:ind w:left="3600" w:hanging="360"/>
+      </w:pPr>
+      <w:rPr>
+        <w:rFonts w:ascii="Courier New" w:hAnsi="Courier New" w:cs="Courier New" w:hint="default"/>
+      </w:rPr>
+    </w:lvl>
+    <w:lvl w:ilvl="5" w:tplc="04090005" w:tentative="1">
+      <w:start w:val="1"/>
+      <w:numFmt w:val="bullet"/>
+      <w:lvlText w:val=""/>
+      <w:lvlJc w:val="left"/>
+      <w:pPr>
+        <w:ind w:left="4320" w:hanging="360"/>
+      </w:pPr>
+      <w:rPr>
+        <w:rFonts w:ascii="Wingdings" w:hAnsi="Wingdings" w:hint="default"/>
+      </w:rPr>
+    </w:lvl>
+    <w:lvl w:ilvl="6" w:tplc="04090001" w:tentative="1">
+      <w:start w:val="1"/>
+      <w:numFmt w:val="bullet"/>
+      <w:lvlText w:val=""/>
+      <w:lvlJc w:val="left"/>
+      <w:pPr>
+        <w:ind w:left="5040" w:hanging="360"/>
+      </w:pPr>
+      <w:rPr>
+        <w:rFonts w:ascii="Symbol" w:hAnsi="Symbol" w:hint="default"/>
+      </w:rPr>
+    </w:lvl>
+    <w:lvl w:ilvl="7" w:tplc="04090003" w:tentative="1">
+      <w:start w:val="1"/>
+      <w:numFmt w:val="bullet"/>
+      <w:lvlText w:val="o"/>
+      <w:lvlJc w:val="left"/>
+      <w:pPr>
+        <w:ind w:left="5760" w:hanging="360"/>
+      </w:pPr>
+      <w:rPr>
+        <w:rFonts w:ascii="Courier New" w:hAnsi="Courier New" w:cs="Courier New" w:hint="default"/>
+      </w:rPr>
+    </w:lvl>
+    <w:lvl w:ilvl="8" w:tplc="04090005" w:tentative="1">
+      <w:start w:val="1"/>
+      <w:numFmt w:val="bullet"/>
+      <w:lvlText w:val=""/>
+      <w:lvlJc w:val="left"/>
+      <w:pPr>
+        <w:ind w:left="6480" w:hanging="360"/>
+      </w:pPr>
+      <w:rPr>
+        <w:rFonts w:ascii="Wingdings" w:hAnsi="Wingdings" w:hint="default"/>
+      </w:rPr>
+    </w:lvl>
+  </w:abstractNum>
+  <w:abstractNum w:abstractNumId="2" w15:restartNumberingAfterBreak="0">
     <w:nsid w:val="070F0423"/>
     <w:multiLevelType w:val="hybridMultilevel"/>
     <w:tmpl w:val="0F9082FA"/>
@@ -3427,7 +3944,7 @@
         <w:rFonts w:ascii="Symbol" w:hAnsi="Symbol" w:hint="default"/>
       </w:rPr>
     </w:lvl>
-    <w:lvl w:ilvl="1" w:tplc="04090003" w:tentative="1">
+    <w:lvl w:ilvl="1" w:tplc="04090003">
       <w:start w:val="1"/>
       <w:numFmt w:val="bullet"/>
       <w:lvlText w:val="o"/>
@@ -3524,7 +4041,7 @@
       </w:rPr>
     </w:lvl>
   </w:abstractNum>
-  <w:abstractNum w:abstractNumId="2" w15:restartNumberingAfterBreak="0">
+  <w:abstractNum w:abstractNumId="3" w15:restartNumberingAfterBreak="0">
     <w:nsid w:val="12C82675"/>
     <w:multiLevelType w:val="hybridMultilevel"/>
     <w:tmpl w:val="27262DF8"/>
@@ -3637,7 +4154,120 @@
       </w:rPr>
     </w:lvl>
   </w:abstractNum>
-  <w:abstractNum w:abstractNumId="3" w15:restartNumberingAfterBreak="0">
+  <w:abstractNum w:abstractNumId="4" w15:restartNumberingAfterBreak="0">
+    <w:nsid w:val="2E301263"/>
+    <w:multiLevelType w:val="hybridMultilevel"/>
+    <w:tmpl w:val="2C88E6CE"/>
+    <w:lvl w:ilvl="0" w:tplc="04090001">
+      <w:start w:val="1"/>
+      <w:numFmt w:val="bullet"/>
+      <w:lvlText w:val=""/>
+      <w:lvlJc w:val="left"/>
+      <w:pPr>
+        <w:ind w:left="720" w:hanging="360"/>
+      </w:pPr>
+      <w:rPr>
+        <w:rFonts w:ascii="Symbol" w:hAnsi="Symbol" w:hint="default"/>
+      </w:rPr>
+    </w:lvl>
+    <w:lvl w:ilvl="1" w:tplc="04090003" w:tentative="1">
+      <w:start w:val="1"/>
+      <w:numFmt w:val="bullet"/>
+      <w:lvlText w:val="o"/>
+      <w:lvlJc w:val="left"/>
+      <w:pPr>
+        <w:ind w:left="1440" w:hanging="360"/>
+      </w:pPr>
+      <w:rPr>
+        <w:rFonts w:ascii="Courier New" w:hAnsi="Courier New" w:cs="Courier New" w:hint="default"/>
+      </w:rPr>
+    </w:lvl>
+    <w:lvl w:ilvl="2" w:tplc="04090005" w:tentative="1">
+      <w:start w:val="1"/>
+      <w:numFmt w:val="bullet"/>
+      <w:lvlText w:val=""/>
+      <w:lvlJc w:val="left"/>
+      <w:pPr>
+        <w:ind w:left="2160" w:hanging="360"/>
+      </w:pPr>
+      <w:rPr>
+        <w:rFonts w:ascii="Wingdings" w:hAnsi="Wingdings" w:hint="default"/>
+      </w:rPr>
+    </w:lvl>
+    <w:lvl w:ilvl="3" w:tplc="04090001" w:tentative="1">
+      <w:start w:val="1"/>
+      <w:numFmt w:val="bullet"/>
+      <w:lvlText w:val=""/>
+      <w:lvlJc w:val="left"/>
+      <w:pPr>
+        <w:ind w:left="2880" w:hanging="360"/>
+      </w:pPr>
+      <w:rPr>
+        <w:rFonts w:ascii="Symbol" w:hAnsi="Symbol" w:hint="default"/>
+      </w:rPr>
+    </w:lvl>
+    <w:lvl w:ilvl="4" w:tplc="04090003" w:tentative="1">
+      <w:start w:val="1"/>
+      <w:numFmt w:val="bullet"/>
+      <w:lvlText w:val="o"/>
+      <w:lvlJc w:val="left"/>
+      <w:pPr>
+        <w:ind w:left="3600" w:hanging="360"/>
+      </w:pPr>
+      <w:rPr>
+        <w:rFonts w:ascii="Courier New" w:hAnsi="Courier New" w:cs="Courier New" w:hint="default"/>
+      </w:rPr>
+    </w:lvl>
+    <w:lvl w:ilvl="5" w:tplc="04090005" w:tentative="1">
+      <w:start w:val="1"/>
+      <w:numFmt w:val="bullet"/>
+      <w:lvlText w:val=""/>
+      <w:lvlJc w:val="left"/>
+      <w:pPr>
+        <w:ind w:left="4320" w:hanging="360"/>
+      </w:pPr>
+      <w:rPr>
+        <w:rFonts w:ascii="Wingdings" w:hAnsi="Wingdings" w:hint="default"/>
+      </w:rPr>
+    </w:lvl>
+    <w:lvl w:ilvl="6" w:tplc="04090001" w:tentative="1">
+      <w:start w:val="1"/>
+      <w:numFmt w:val="bullet"/>
+      <w:lvlText w:val=""/>
+      <w:lvlJc w:val="left"/>
+      <w:pPr>
+        <w:ind w:left="5040" w:hanging="360"/>
+      </w:pPr>
+      <w:rPr>
+        <w:rFonts w:ascii="Symbol" w:hAnsi="Symbol" w:hint="default"/>
+      </w:rPr>
+    </w:lvl>
+    <w:lvl w:ilvl="7" w:tplc="04090003" w:tentative="1">
+      <w:start w:val="1"/>
+      <w:numFmt w:val="bullet"/>
+      <w:lvlText w:val="o"/>
+      <w:lvlJc w:val="left"/>
+      <w:pPr>
+        <w:ind w:left="5760" w:hanging="360"/>
+      </w:pPr>
+      <w:rPr>
+        <w:rFonts w:ascii="Courier New" w:hAnsi="Courier New" w:cs="Courier New" w:hint="default"/>
+      </w:rPr>
+    </w:lvl>
+    <w:lvl w:ilvl="8" w:tplc="04090005" w:tentative="1">
+      <w:start w:val="1"/>
+      <w:numFmt w:val="bullet"/>
+      <w:lvlText w:val=""/>
+      <w:lvlJc w:val="left"/>
+      <w:pPr>
+        <w:ind w:left="6480" w:hanging="360"/>
+      </w:pPr>
+      <w:rPr>
+        <w:rFonts w:ascii="Wingdings" w:hAnsi="Wingdings" w:hint="default"/>
+      </w:rPr>
+    </w:lvl>
+  </w:abstractNum>
+  <w:abstractNum w:abstractNumId="5" w15:restartNumberingAfterBreak="0">
     <w:nsid w:val="3BE4575C"/>
     <w:multiLevelType w:val="hybridMultilevel"/>
     <w:tmpl w:val="D65E6FB4"/>
@@ -3750,7 +4380,7 @@
       </w:rPr>
     </w:lvl>
   </w:abstractNum>
-  <w:abstractNum w:abstractNumId="4" w15:restartNumberingAfterBreak="0">
+  <w:abstractNum w:abstractNumId="6" w15:restartNumberingAfterBreak="0">
     <w:nsid w:val="3FE61D9C"/>
     <w:multiLevelType w:val="hybridMultilevel"/>
     <w:tmpl w:val="4A38C7BE"/>
@@ -3863,7 +4493,7 @@
       </w:rPr>
     </w:lvl>
   </w:abstractNum>
-  <w:abstractNum w:abstractNumId="5" w15:restartNumberingAfterBreak="0">
+  <w:abstractNum w:abstractNumId="7" w15:restartNumberingAfterBreak="0">
     <w:nsid w:val="50B32C37"/>
     <w:multiLevelType w:val="hybridMultilevel"/>
     <w:tmpl w:val="DF4AA992"/>
@@ -3977,22 +4607,28 @@
     </w:lvl>
   </w:abstractNum>
   <w:num w:numId="1" w16cid:durableId="644628864">
-    <w:abstractNumId w:val="1"/>
+    <w:abstractNumId w:val="2"/>
   </w:num>
   <w:num w:numId="2" w16cid:durableId="293565649">
+    <w:abstractNumId w:val="5"/>
+  </w:num>
+  <w:num w:numId="3" w16cid:durableId="939490979">
     <w:abstractNumId w:val="3"/>
   </w:num>
-  <w:num w:numId="3" w16cid:durableId="939490979">
-    <w:abstractNumId w:val="2"/>
-  </w:num>
   <w:num w:numId="4" w16cid:durableId="747846050">
-    <w:abstractNumId w:val="4"/>
+    <w:abstractNumId w:val="6"/>
   </w:num>
   <w:num w:numId="5" w16cid:durableId="191503006">
-    <w:abstractNumId w:val="5"/>
+    <w:abstractNumId w:val="7"/>
   </w:num>
   <w:num w:numId="6" w16cid:durableId="986514888">
     <w:abstractNumId w:val="0"/>
+  </w:num>
+  <w:num w:numId="7" w16cid:durableId="1373074921">
+    <w:abstractNumId w:val="4"/>
+  </w:num>
+  <w:num w:numId="8" w16cid:durableId="1860043548">
+    <w:abstractNumId w:val="1"/>
   </w:num>
 </w:numbering>
 </file>
@@ -5015,6 +5651,16 @@
       <w:u w:val="single"/>
     </w:rPr>
   </w:style>
+  <w:style w:type="paragraph" w:styleId="Revision">
+    <w:name w:val="Revision"/>
+    <w:hidden/>
+    <w:uiPriority w:val="99"/>
+    <w:semiHidden/>
+    <w:rsid w:val="005E624C"/>
+    <w:pPr>
+      <w:spacing w:after="0" w:line="240" w:lineRule="auto"/>
+    </w:pPr>
+  </w:style>
 </w:styles>
 </file>
 
